--- a/.Document/Tai lieu HDSD/I. BAN HANG/2. HDSD_BanHang_SA.docx
+++ b/.Document/Tai lieu HDSD/I. BAN HANG/2. HDSD_BanHang_SA.docx
@@ -5,8 +5,7 @@
     <w:sdt>
       <w:sdtPr>
         <w:rPr>
-          <w:rFonts w:ascii="Times New Roman" w:eastAsiaTheme="minorHAnsi" w:hAnsi="Times New Roman" w:cs="Times New Roman"/>
-          <w:b/>
+          <w:rFonts w:eastAsiaTheme="minorHAnsi"/>
           <w:noProof/>
           <w:kern w:val="2"/>
           <w:sz w:val="24"/>
@@ -22,6 +21,7 @@
       </w:sdtPr>
       <w:sdtEndPr>
         <w:rPr>
+          <w:rFonts w:ascii="Times New Roman" w:hAnsi="Times New Roman" w:cs="Times New Roman"/>
           <w:bCs/>
         </w:rPr>
       </w:sdtEndPr>
@@ -29,24 +29,11 @@
         <w:p>
           <w:pPr>
             <w:pStyle w:val="TOCHeading"/>
-            <w:jc w:val="center"/>
-            <w:rPr>
-              <w:rFonts w:ascii="Times New Roman" w:hAnsi="Times New Roman" w:cs="Times New Roman"/>
-              <w:b/>
-            </w:rPr>
           </w:pPr>
           <w:r>
-            <w:rPr>
-              <w:rFonts w:ascii="Times New Roman" w:hAnsi="Times New Roman" w:cs="Times New Roman"/>
-              <w:b/>
-            </w:rPr>
             <w:t xml:space="preserve">SALE ADMIN – </w:t>
           </w:r>
           <w:r>
-            <w:rPr>
-              <w:rFonts w:ascii="Times New Roman" w:hAnsi="Times New Roman" w:cs="Times New Roman"/>
-              <w:b/>
-            </w:rPr>
             <w:t>HƯỚNG DẪN SỬ DỤNG</w:t>
           </w:r>
         </w:p>
@@ -54,11 +41,16 @@
           <w:pPr>
             <w:pStyle w:val="TOC1"/>
             <w:tabs>
-              <w:tab w:val="left" w:pos="480"/>
+              <w:tab w:val="left" w:pos="440"/>
               <w:tab w:val="right" w:leader="dot" w:pos="9016"/>
             </w:tabs>
             <w:rPr>
-              <w:rFonts w:ascii="Times New Roman" w:hAnsi="Times New Roman" w:cs="Times New Roman"/>
+              <w:rFonts w:eastAsiaTheme="minorEastAsia"/>
+              <w:kern w:val="0"/>
+              <w:sz w:val="22"/>
+              <w:szCs w:val="22"/>
+              <w:lang w:val="en-GB" w:eastAsia="zh-CN"/>
+              <w14:ligatures w14:val="none"/>
             </w:rPr>
           </w:pPr>
           <w:r>
@@ -79,71 +71,74 @@
             </w:rPr>
             <w:fldChar w:fldCharType="separate"/>
           </w:r>
-          <w:hyperlink w:anchor="_Toc236669272" w:history="1">
+          <w:hyperlink w:anchor="_Toc241302289" w:history="1">
             <w:r>
               <w:rPr>
                 <w:rStyle w:val="Hyperlink"/>
-                <w:rFonts w:ascii="Times New Roman" w:hAnsi="Times New Roman" w:cs="Times New Roman"/>
               </w:rPr>
               <w:t>1.</w:t>
             </w:r>
             <w:r>
               <w:rPr>
-                <w:rFonts w:ascii="Times New Roman" w:hAnsi="Times New Roman" w:cs="Times New Roman"/>
+                <w:rFonts w:eastAsiaTheme="minorEastAsia"/>
+                <w:kern w:val="0"/>
+                <w:sz w:val="22"/>
+                <w:szCs w:val="22"/>
+                <w:lang w:val="en-GB" w:eastAsia="zh-CN"/>
+                <w14:ligatures w14:val="none"/>
               </w:rPr>
               <w:tab/>
             </w:r>
             <w:r>
               <w:rPr>
                 <w:rStyle w:val="Hyperlink"/>
-                <w:rFonts w:ascii="Times New Roman" w:hAnsi="Times New Roman" w:cs="Times New Roman"/>
               </w:rPr>
               <w:t>Chính sách bán hàng</w:t>
             </w:r>
             <w:r>
               <w:rPr>
-                <w:rFonts w:ascii="Times New Roman" w:hAnsi="Times New Roman" w:cs="Times New Roman"/>
+                <w:rStyle w:val="Hyperlink"/>
+                <w:lang w:val="en-US"/>
+              </w:rPr>
+              <w:t xml:space="preserve"> hãng</w:t>
+            </w:r>
+            <w:r>
+              <w:rPr>
                 <w:webHidden/>
               </w:rPr>
               <w:tab/>
             </w:r>
             <w:r>
               <w:rPr>
-                <w:rFonts w:ascii="Times New Roman" w:hAnsi="Times New Roman" w:cs="Times New Roman"/>
                 <w:webHidden/>
               </w:rPr>
               <w:fldChar w:fldCharType="begin"/>
             </w:r>
             <w:r>
               <w:rPr>
-                <w:rFonts w:ascii="Times New Roman" w:hAnsi="Times New Roman" w:cs="Times New Roman"/>
-                <w:webHidden/>
-              </w:rPr>
-              <w:instrText xml:space="preserve"> PAGEREF _Toc236669272 \h </w:instrText>
-            </w:r>
-            <w:r>
-              <w:rPr>
-                <w:rFonts w:ascii="Times New Roman" w:hAnsi="Times New Roman" w:cs="Times New Roman"/>
-                <w:webHidden/>
-              </w:rPr>
-            </w:r>
-            <w:r>
-              <w:rPr>
-                <w:rFonts w:ascii="Times New Roman" w:hAnsi="Times New Roman" w:cs="Times New Roman"/>
+                <w:webHidden/>
+              </w:rPr>
+              <w:instrText xml:space="preserve"> PAGEREF _Toc241302289 \h </w:instrText>
+            </w:r>
+            <w:r>
+              <w:rPr>
+                <w:webHidden/>
+              </w:rPr>
+            </w:r>
+            <w:r>
+              <w:rPr>
                 <w:webHidden/>
               </w:rPr>
               <w:fldChar w:fldCharType="separate"/>
             </w:r>
             <w:r>
               <w:rPr>
-                <w:rFonts w:ascii="Times New Roman" w:hAnsi="Times New Roman" w:cs="Times New Roman"/>
                 <w:webHidden/>
               </w:rPr>
               <w:t>2</w:t>
             </w:r>
             <w:r>
               <w:rPr>
-                <w:rFonts w:ascii="Times New Roman" w:hAnsi="Times New Roman" w:cs="Times New Roman"/>
                 <w:webHidden/>
               </w:rPr>
               <w:fldChar w:fldCharType="end"/>
@@ -154,80 +149,79 @@
           <w:pPr>
             <w:pStyle w:val="TOC2"/>
             <w:tabs>
-              <w:tab w:val="left" w:pos="720"/>
+              <w:tab w:val="left" w:pos="660"/>
               <w:tab w:val="right" w:leader="dot" w:pos="9016"/>
             </w:tabs>
             <w:rPr>
-              <w:rFonts w:ascii="Times New Roman" w:hAnsi="Times New Roman" w:cs="Times New Roman"/>
+              <w:rFonts w:eastAsiaTheme="minorEastAsia"/>
+              <w:kern w:val="0"/>
+              <w:sz w:val="22"/>
+              <w:szCs w:val="22"/>
+              <w:lang w:val="en-GB" w:eastAsia="zh-CN"/>
+              <w14:ligatures w14:val="none"/>
             </w:rPr>
           </w:pPr>
-          <w:hyperlink w:anchor="_Toc236669273" w:history="1">
+          <w:hyperlink w:anchor="_Toc241302290" w:history="1">
             <w:r>
               <w:rPr>
                 <w:rStyle w:val="Hyperlink"/>
-                <w:rFonts w:ascii="Times New Roman" w:hAnsi="Times New Roman" w:cs="Times New Roman"/>
-                <w:lang w:val="en-US"/>
               </w:rPr>
               <w:t>a.</w:t>
             </w:r>
             <w:r>
               <w:rPr>
-                <w:rFonts w:ascii="Times New Roman" w:hAnsi="Times New Roman" w:cs="Times New Roman"/>
+                <w:rFonts w:eastAsiaTheme="minorEastAsia"/>
+                <w:kern w:val="0"/>
+                <w:sz w:val="22"/>
+                <w:szCs w:val="22"/>
+                <w:lang w:val="en-GB" w:eastAsia="zh-CN"/>
+                <w14:ligatures w14:val="none"/>
               </w:rPr>
               <w:tab/>
             </w:r>
             <w:r>
               <w:rPr>
                 <w:rStyle w:val="Hyperlink"/>
-                <w:rFonts w:ascii="Times New Roman" w:hAnsi="Times New Roman" w:cs="Times New Roman"/>
-                <w:lang w:val="en-US"/>
               </w:rPr>
               <w:t>Mục đích</w:t>
             </w:r>
             <w:r>
               <w:rPr>
-                <w:rFonts w:ascii="Times New Roman" w:hAnsi="Times New Roman" w:cs="Times New Roman"/>
                 <w:webHidden/>
               </w:rPr>
               <w:tab/>
             </w:r>
             <w:r>
               <w:rPr>
-                <w:rFonts w:ascii="Times New Roman" w:hAnsi="Times New Roman" w:cs="Times New Roman"/>
                 <w:webHidden/>
               </w:rPr>
               <w:fldChar w:fldCharType="begin"/>
             </w:r>
             <w:r>
               <w:rPr>
-                <w:rFonts w:ascii="Times New Roman" w:hAnsi="Times New Roman" w:cs="Times New Roman"/>
-                <w:webHidden/>
-              </w:rPr>
-              <w:instrText xml:space="preserve"> PAGEREF _Toc236669273 \h </w:instrText>
-            </w:r>
-            <w:r>
-              <w:rPr>
-                <w:rFonts w:ascii="Times New Roman" w:hAnsi="Times New Roman" w:cs="Times New Roman"/>
-                <w:webHidden/>
-              </w:rPr>
-            </w:r>
-            <w:r>
-              <w:rPr>
-                <w:rFonts w:ascii="Times New Roman" w:hAnsi="Times New Roman" w:cs="Times New Roman"/>
+                <w:webHidden/>
+              </w:rPr>
+              <w:instrText xml:space="preserve"> PAGEREF _Toc241302290 \h </w:instrText>
+            </w:r>
+            <w:r>
+              <w:rPr>
+                <w:webHidden/>
+              </w:rPr>
+            </w:r>
+            <w:r>
+              <w:rPr>
                 <w:webHidden/>
               </w:rPr>
               <w:fldChar w:fldCharType="separate"/>
             </w:r>
             <w:r>
               <w:rPr>
-                <w:rFonts w:ascii="Times New Roman" w:hAnsi="Times New Roman" w:cs="Times New Roman"/>
                 <w:webHidden/>
               </w:rPr>
               <w:t>2</w:t>
             </w:r>
             <w:r>
               <w:rPr>
-                <w:rFonts w:ascii="Times New Roman" w:hAnsi="Times New Roman" w:cs="Times New Roman"/>
                 <w:webHidden/>
               </w:rPr>
               <w:fldChar w:fldCharType="end"/>
@@ -238,80 +232,79 @@
           <w:pPr>
             <w:pStyle w:val="TOC2"/>
             <w:tabs>
-              <w:tab w:val="left" w:pos="720"/>
+              <w:tab w:val="left" w:pos="660"/>
               <w:tab w:val="right" w:leader="dot" w:pos="9016"/>
             </w:tabs>
             <w:rPr>
-              <w:rFonts w:ascii="Times New Roman" w:hAnsi="Times New Roman" w:cs="Times New Roman"/>
+              <w:rFonts w:eastAsiaTheme="minorEastAsia"/>
+              <w:kern w:val="0"/>
+              <w:sz w:val="22"/>
+              <w:szCs w:val="22"/>
+              <w:lang w:val="en-GB" w:eastAsia="zh-CN"/>
+              <w14:ligatures w14:val="none"/>
             </w:rPr>
           </w:pPr>
-          <w:hyperlink w:anchor="_Toc236669274" w:history="1">
+          <w:hyperlink w:anchor="_Toc241302291" w:history="1">
             <w:r>
               <w:rPr>
                 <w:rStyle w:val="Hyperlink"/>
-                <w:rFonts w:ascii="Times New Roman" w:hAnsi="Times New Roman" w:cs="Times New Roman"/>
-                <w:lang w:val="en-US"/>
               </w:rPr>
               <w:t>b.</w:t>
             </w:r>
             <w:r>
               <w:rPr>
-                <w:rFonts w:ascii="Times New Roman" w:hAnsi="Times New Roman" w:cs="Times New Roman"/>
+                <w:rFonts w:eastAsiaTheme="minorEastAsia"/>
+                <w:kern w:val="0"/>
+                <w:sz w:val="22"/>
+                <w:szCs w:val="22"/>
+                <w:lang w:val="en-GB" w:eastAsia="zh-CN"/>
+                <w14:ligatures w14:val="none"/>
               </w:rPr>
               <w:tab/>
             </w:r>
             <w:r>
               <w:rPr>
                 <w:rStyle w:val="Hyperlink"/>
-                <w:rFonts w:ascii="Times New Roman" w:hAnsi="Times New Roman" w:cs="Times New Roman"/>
-                <w:lang w:val="en-US"/>
-              </w:rPr>
-              <w:t>Đường dẫn: Bán xe\Chính sách bán hàng – Khai báo chính sách bán hàng</w:t>
-            </w:r>
-            <w:r>
-              <w:rPr>
-                <w:rFonts w:ascii="Times New Roman" w:hAnsi="Times New Roman" w:cs="Times New Roman"/>
+              </w:rPr>
+              <w:t>Đường dẫn: Bán xe \ Chính sách bán hàng \ Khai báo chính sách bán hàng</w:t>
+            </w:r>
+            <w:r>
+              <w:rPr>
                 <w:webHidden/>
               </w:rPr>
               <w:tab/>
             </w:r>
             <w:r>
               <w:rPr>
-                <w:rFonts w:ascii="Times New Roman" w:hAnsi="Times New Roman" w:cs="Times New Roman"/>
                 <w:webHidden/>
               </w:rPr>
               <w:fldChar w:fldCharType="begin"/>
             </w:r>
             <w:r>
               <w:rPr>
-                <w:rFonts w:ascii="Times New Roman" w:hAnsi="Times New Roman" w:cs="Times New Roman"/>
-                <w:webHidden/>
-              </w:rPr>
-              <w:instrText xml:space="preserve"> PAGEREF _Toc236669274 \h </w:instrText>
-            </w:r>
-            <w:r>
-              <w:rPr>
-                <w:rFonts w:ascii="Times New Roman" w:hAnsi="Times New Roman" w:cs="Times New Roman"/>
-                <w:webHidden/>
-              </w:rPr>
-            </w:r>
-            <w:r>
-              <w:rPr>
-                <w:rFonts w:ascii="Times New Roman" w:hAnsi="Times New Roman" w:cs="Times New Roman"/>
+                <w:webHidden/>
+              </w:rPr>
+              <w:instrText xml:space="preserve"> PAGEREF _Toc241302291 \h </w:instrText>
+            </w:r>
+            <w:r>
+              <w:rPr>
+                <w:webHidden/>
+              </w:rPr>
+            </w:r>
+            <w:r>
+              <w:rPr>
                 <w:webHidden/>
               </w:rPr>
               <w:fldChar w:fldCharType="separate"/>
             </w:r>
             <w:r>
               <w:rPr>
-                <w:rFonts w:ascii="Times New Roman" w:hAnsi="Times New Roman" w:cs="Times New Roman"/>
                 <w:webHidden/>
               </w:rPr>
               <w:t>2</w:t>
             </w:r>
             <w:r>
               <w:rPr>
-                <w:rFonts w:ascii="Times New Roman" w:hAnsi="Times New Roman" w:cs="Times New Roman"/>
                 <w:webHidden/>
               </w:rPr>
               <w:fldChar w:fldCharType="end"/>
@@ -322,80 +315,79 @@
           <w:pPr>
             <w:pStyle w:val="TOC2"/>
             <w:tabs>
-              <w:tab w:val="left" w:pos="720"/>
+              <w:tab w:val="left" w:pos="660"/>
               <w:tab w:val="right" w:leader="dot" w:pos="9016"/>
             </w:tabs>
             <w:rPr>
-              <w:rFonts w:ascii="Times New Roman" w:hAnsi="Times New Roman" w:cs="Times New Roman"/>
+              <w:rFonts w:eastAsiaTheme="minorEastAsia"/>
+              <w:kern w:val="0"/>
+              <w:sz w:val="22"/>
+              <w:szCs w:val="22"/>
+              <w:lang w:val="en-GB" w:eastAsia="zh-CN"/>
+              <w14:ligatures w14:val="none"/>
             </w:rPr>
           </w:pPr>
-          <w:hyperlink w:anchor="_Toc236669275" w:history="1">
+          <w:hyperlink w:anchor="_Toc241302292" w:history="1">
             <w:r>
               <w:rPr>
                 <w:rStyle w:val="Hyperlink"/>
-                <w:rFonts w:ascii="Times New Roman" w:hAnsi="Times New Roman" w:cs="Times New Roman"/>
-                <w:lang w:val="en-US"/>
               </w:rPr>
               <w:t>c.</w:t>
             </w:r>
             <w:r>
               <w:rPr>
-                <w:rFonts w:ascii="Times New Roman" w:hAnsi="Times New Roman" w:cs="Times New Roman"/>
+                <w:rFonts w:eastAsiaTheme="minorEastAsia"/>
+                <w:kern w:val="0"/>
+                <w:sz w:val="22"/>
+                <w:szCs w:val="22"/>
+                <w:lang w:val="en-GB" w:eastAsia="zh-CN"/>
+                <w14:ligatures w14:val="none"/>
               </w:rPr>
               <w:tab/>
             </w:r>
             <w:r>
               <w:rPr>
                 <w:rStyle w:val="Hyperlink"/>
-                <w:rFonts w:ascii="Times New Roman" w:hAnsi="Times New Roman" w:cs="Times New Roman"/>
-                <w:lang w:val="en-US"/>
               </w:rPr>
               <w:t>Thao tác thực hiện</w:t>
             </w:r>
             <w:r>
               <w:rPr>
-                <w:rFonts w:ascii="Times New Roman" w:hAnsi="Times New Roman" w:cs="Times New Roman"/>
                 <w:webHidden/>
               </w:rPr>
               <w:tab/>
             </w:r>
             <w:r>
               <w:rPr>
-                <w:rFonts w:ascii="Times New Roman" w:hAnsi="Times New Roman" w:cs="Times New Roman"/>
                 <w:webHidden/>
               </w:rPr>
               <w:fldChar w:fldCharType="begin"/>
             </w:r>
             <w:r>
               <w:rPr>
-                <w:rFonts w:ascii="Times New Roman" w:hAnsi="Times New Roman" w:cs="Times New Roman"/>
-                <w:webHidden/>
-              </w:rPr>
-              <w:instrText xml:space="preserve"> PAGEREF _Toc236669275 \h </w:instrText>
-            </w:r>
-            <w:r>
-              <w:rPr>
-                <w:rFonts w:ascii="Times New Roman" w:hAnsi="Times New Roman" w:cs="Times New Roman"/>
-                <w:webHidden/>
-              </w:rPr>
-            </w:r>
-            <w:r>
-              <w:rPr>
-                <w:rFonts w:ascii="Times New Roman" w:hAnsi="Times New Roman" w:cs="Times New Roman"/>
+                <w:webHidden/>
+              </w:rPr>
+              <w:instrText xml:space="preserve"> PAGEREF _Toc241302292 \h </w:instrText>
+            </w:r>
+            <w:r>
+              <w:rPr>
+                <w:webHidden/>
+              </w:rPr>
+            </w:r>
+            <w:r>
+              <w:rPr>
                 <w:webHidden/>
               </w:rPr>
               <w:fldChar w:fldCharType="separate"/>
             </w:r>
             <w:r>
               <w:rPr>
-                <w:rFonts w:ascii="Times New Roman" w:hAnsi="Times New Roman" w:cs="Times New Roman"/>
                 <w:webHidden/>
               </w:rPr>
               <w:t>2</w:t>
             </w:r>
             <w:r>
               <w:rPr>
-                <w:rFonts w:ascii="Times New Roman" w:hAnsi="Times New Roman" w:cs="Times New Roman"/>
                 <w:webHidden/>
               </w:rPr>
               <w:fldChar w:fldCharType="end"/>
@@ -406,94 +398,81 @@
           <w:pPr>
             <w:pStyle w:val="TOC1"/>
             <w:tabs>
-              <w:tab w:val="left" w:pos="480"/>
+              <w:tab w:val="left" w:pos="440"/>
               <w:tab w:val="right" w:leader="dot" w:pos="9016"/>
             </w:tabs>
             <w:rPr>
-              <w:rFonts w:ascii="Times New Roman" w:hAnsi="Times New Roman" w:cs="Times New Roman"/>
+              <w:rFonts w:eastAsiaTheme="minorEastAsia"/>
+              <w:kern w:val="0"/>
+              <w:sz w:val="22"/>
+              <w:szCs w:val="22"/>
+              <w:lang w:val="en-GB" w:eastAsia="zh-CN"/>
+              <w14:ligatures w14:val="none"/>
             </w:rPr>
           </w:pPr>
-          <w:hyperlink w:anchor="_Toc236669276" w:history="1">
+          <w:hyperlink w:anchor="_Toc241302293" w:history="1">
             <w:r>
               <w:rPr>
                 <w:rStyle w:val="Hyperlink"/>
-                <w:rFonts w:ascii="Times New Roman" w:hAnsi="Times New Roman" w:cs="Times New Roman"/>
                 <w:lang w:val="en-US"/>
               </w:rPr>
               <w:t>2.</w:t>
             </w:r>
             <w:r>
               <w:rPr>
-                <w:rFonts w:ascii="Times New Roman" w:hAnsi="Times New Roman" w:cs="Times New Roman"/>
+                <w:rFonts w:eastAsiaTheme="minorEastAsia"/>
+                <w:kern w:val="0"/>
+                <w:sz w:val="22"/>
+                <w:szCs w:val="22"/>
+                <w:lang w:val="en-GB" w:eastAsia="zh-CN"/>
+                <w14:ligatures w14:val="none"/>
               </w:rPr>
               <w:tab/>
             </w:r>
             <w:r>
               <w:rPr>
                 <w:rStyle w:val="Hyperlink"/>
-                <w:rFonts w:ascii="Times New Roman" w:hAnsi="Times New Roman" w:cs="Times New Roman"/>
-              </w:rPr>
-              <w:t>Cấp số</w:t>
-            </w:r>
-            <w:r>
-              <w:rPr>
-                <w:rStyle w:val="Hyperlink"/>
-                <w:rFonts w:ascii="Times New Roman" w:hAnsi="Times New Roman" w:cs="Times New Roman"/>
                 <w:lang w:val="en-US"/>
               </w:rPr>
-              <w:t xml:space="preserve"> cho</w:t>
-            </w:r>
-            <w:r>
-              <w:rPr>
-                <w:rStyle w:val="Hyperlink"/>
-                <w:rFonts w:ascii="Times New Roman" w:hAnsi="Times New Roman" w:cs="Times New Roman"/>
-              </w:rPr>
-              <w:t xml:space="preserve"> hợp đồng</w:t>
-            </w:r>
-            <w:r>
-              <w:rPr>
-                <w:rFonts w:ascii="Times New Roman" w:hAnsi="Times New Roman" w:cs="Times New Roman"/>
+              <w:t>Chính sách bán hàng nội bộ</w:t>
+            </w:r>
+            <w:r>
+              <w:rPr>
                 <w:webHidden/>
               </w:rPr>
               <w:tab/>
             </w:r>
             <w:r>
               <w:rPr>
-                <w:rFonts w:ascii="Times New Roman" w:hAnsi="Times New Roman" w:cs="Times New Roman"/>
                 <w:webHidden/>
               </w:rPr>
               <w:fldChar w:fldCharType="begin"/>
             </w:r>
             <w:r>
               <w:rPr>
-                <w:rFonts w:ascii="Times New Roman" w:hAnsi="Times New Roman" w:cs="Times New Roman"/>
-                <w:webHidden/>
-              </w:rPr>
-              <w:instrText xml:space="preserve"> PAGEREF _Toc236669276 \h </w:instrText>
-            </w:r>
-            <w:r>
-              <w:rPr>
-                <w:rFonts w:ascii="Times New Roman" w:hAnsi="Times New Roman" w:cs="Times New Roman"/>
-                <w:webHidden/>
-              </w:rPr>
-            </w:r>
-            <w:r>
-              <w:rPr>
-                <w:rFonts w:ascii="Times New Roman" w:hAnsi="Times New Roman" w:cs="Times New Roman"/>
+                <w:webHidden/>
+              </w:rPr>
+              <w:instrText xml:space="preserve"> PAGEREF _Toc241302293 \h </w:instrText>
+            </w:r>
+            <w:r>
+              <w:rPr>
+                <w:webHidden/>
+              </w:rPr>
+            </w:r>
+            <w:r>
+              <w:rPr>
                 <w:webHidden/>
               </w:rPr>
               <w:fldChar w:fldCharType="separate"/>
             </w:r>
             <w:r>
               <w:rPr>
-                <w:rFonts w:ascii="Times New Roman" w:hAnsi="Times New Roman" w:cs="Times New Roman"/>
                 <w:webHidden/>
               </w:rPr>
               <w:t>4</w:t>
             </w:r>
             <w:r>
               <w:rPr>
-                <w:rFonts w:ascii="Times New Roman" w:hAnsi="Times New Roman" w:cs="Times New Roman"/>
                 <w:webHidden/>
               </w:rPr>
               <w:fldChar w:fldCharType="end"/>
@@ -504,80 +483,79 @@
           <w:pPr>
             <w:pStyle w:val="TOC2"/>
             <w:tabs>
-              <w:tab w:val="left" w:pos="720"/>
+              <w:tab w:val="left" w:pos="660"/>
               <w:tab w:val="right" w:leader="dot" w:pos="9016"/>
             </w:tabs>
             <w:rPr>
-              <w:rFonts w:ascii="Times New Roman" w:hAnsi="Times New Roman" w:cs="Times New Roman"/>
+              <w:rFonts w:eastAsiaTheme="minorEastAsia"/>
+              <w:kern w:val="0"/>
+              <w:sz w:val="22"/>
+              <w:szCs w:val="22"/>
+              <w:lang w:val="en-GB" w:eastAsia="zh-CN"/>
+              <w14:ligatures w14:val="none"/>
             </w:rPr>
           </w:pPr>
-          <w:hyperlink w:anchor="_Toc236669277" w:history="1">
+          <w:hyperlink w:anchor="_Toc241302294" w:history="1">
             <w:r>
               <w:rPr>
                 <w:rStyle w:val="Hyperlink"/>
-                <w:rFonts w:ascii="Times New Roman" w:hAnsi="Times New Roman" w:cs="Times New Roman"/>
-                <w:lang w:val="en-US"/>
               </w:rPr>
               <w:t>a.</w:t>
             </w:r>
             <w:r>
               <w:rPr>
-                <w:rFonts w:ascii="Times New Roman" w:hAnsi="Times New Roman" w:cs="Times New Roman"/>
+                <w:rFonts w:eastAsiaTheme="minorEastAsia"/>
+                <w:kern w:val="0"/>
+                <w:sz w:val="22"/>
+                <w:szCs w:val="22"/>
+                <w:lang w:val="en-GB" w:eastAsia="zh-CN"/>
+                <w14:ligatures w14:val="none"/>
               </w:rPr>
               <w:tab/>
             </w:r>
             <w:r>
               <w:rPr>
                 <w:rStyle w:val="Hyperlink"/>
-                <w:rFonts w:ascii="Times New Roman" w:hAnsi="Times New Roman" w:cs="Times New Roman"/>
-                <w:lang w:val="en-US"/>
               </w:rPr>
               <w:t>Mục đích</w:t>
             </w:r>
             <w:r>
               <w:rPr>
-                <w:rFonts w:ascii="Times New Roman" w:hAnsi="Times New Roman" w:cs="Times New Roman"/>
                 <w:webHidden/>
               </w:rPr>
               <w:tab/>
             </w:r>
             <w:r>
               <w:rPr>
-                <w:rFonts w:ascii="Times New Roman" w:hAnsi="Times New Roman" w:cs="Times New Roman"/>
                 <w:webHidden/>
               </w:rPr>
               <w:fldChar w:fldCharType="begin"/>
             </w:r>
             <w:r>
               <w:rPr>
-                <w:rFonts w:ascii="Times New Roman" w:hAnsi="Times New Roman" w:cs="Times New Roman"/>
-                <w:webHidden/>
-              </w:rPr>
-              <w:instrText xml:space="preserve"> PAGEREF _Toc236669277 \h </w:instrText>
-            </w:r>
-            <w:r>
-              <w:rPr>
-                <w:rFonts w:ascii="Times New Roman" w:hAnsi="Times New Roman" w:cs="Times New Roman"/>
-                <w:webHidden/>
-              </w:rPr>
-            </w:r>
-            <w:r>
-              <w:rPr>
-                <w:rFonts w:ascii="Times New Roman" w:hAnsi="Times New Roman" w:cs="Times New Roman"/>
+                <w:webHidden/>
+              </w:rPr>
+              <w:instrText xml:space="preserve"> PAGEREF _Toc241302294 \h </w:instrText>
+            </w:r>
+            <w:r>
+              <w:rPr>
+                <w:webHidden/>
+              </w:rPr>
+            </w:r>
+            <w:r>
+              <w:rPr>
                 <w:webHidden/>
               </w:rPr>
               <w:fldChar w:fldCharType="separate"/>
             </w:r>
             <w:r>
               <w:rPr>
-                <w:rFonts w:ascii="Times New Roman" w:hAnsi="Times New Roman" w:cs="Times New Roman"/>
                 <w:webHidden/>
               </w:rPr>
               <w:t>4</w:t>
             </w:r>
             <w:r>
               <w:rPr>
-                <w:rFonts w:ascii="Times New Roman" w:hAnsi="Times New Roman" w:cs="Times New Roman"/>
                 <w:webHidden/>
               </w:rPr>
               <w:fldChar w:fldCharType="end"/>
@@ -588,90 +566,79 @@
           <w:pPr>
             <w:pStyle w:val="TOC2"/>
             <w:tabs>
-              <w:tab w:val="left" w:pos="720"/>
+              <w:tab w:val="left" w:pos="660"/>
               <w:tab w:val="right" w:leader="dot" w:pos="9016"/>
             </w:tabs>
             <w:rPr>
-              <w:rFonts w:ascii="Times New Roman" w:hAnsi="Times New Roman" w:cs="Times New Roman"/>
+              <w:rFonts w:eastAsiaTheme="minorEastAsia"/>
+              <w:kern w:val="0"/>
+              <w:sz w:val="22"/>
+              <w:szCs w:val="22"/>
+              <w:lang w:val="en-GB" w:eastAsia="zh-CN"/>
+              <w14:ligatures w14:val="none"/>
             </w:rPr>
           </w:pPr>
-          <w:hyperlink w:anchor="_Toc236669278" w:history="1">
+          <w:hyperlink w:anchor="_Toc241302295" w:history="1">
             <w:r>
               <w:rPr>
                 <w:rStyle w:val="Hyperlink"/>
-                <w:rFonts w:ascii="Times New Roman" w:hAnsi="Times New Roman" w:cs="Times New Roman"/>
-                <w:lang w:val="en-US"/>
               </w:rPr>
               <w:t>b.</w:t>
             </w:r>
             <w:r>
               <w:rPr>
-                <w:rFonts w:ascii="Times New Roman" w:hAnsi="Times New Roman" w:cs="Times New Roman"/>
+                <w:rFonts w:eastAsiaTheme="minorEastAsia"/>
+                <w:kern w:val="0"/>
+                <w:sz w:val="22"/>
+                <w:szCs w:val="22"/>
+                <w:lang w:val="en-GB" w:eastAsia="zh-CN"/>
+                <w14:ligatures w14:val="none"/>
               </w:rPr>
               <w:tab/>
             </w:r>
             <w:r>
               <w:rPr>
                 <w:rStyle w:val="Hyperlink"/>
-                <w:rFonts w:ascii="Times New Roman" w:hAnsi="Times New Roman" w:cs="Times New Roman"/>
-                <w:lang w:val="en-US"/>
-              </w:rPr>
-              <w:t>Đường dẫn: Bán Xe\Hợp đồng – Khá</w:t>
-            </w:r>
-            <w:bookmarkStart w:id="0" w:name="_GoBack"/>
-            <w:bookmarkEnd w:id="0"/>
-            <w:r>
-              <w:rPr>
-                <w:rStyle w:val="Hyperlink"/>
-                <w:rFonts w:ascii="Times New Roman" w:hAnsi="Times New Roman" w:cs="Times New Roman"/>
-                <w:lang w:val="en-US"/>
-              </w:rPr>
-              <w:t>ch hàng\Lập điều kiện hợp đồng</w:t>
-            </w:r>
-            <w:r>
-              <w:rPr>
-                <w:rFonts w:ascii="Times New Roman" w:hAnsi="Times New Roman" w:cs="Times New Roman"/>
+              </w:rPr>
+              <w:t>Đường dẫn</w:t>
+            </w:r>
+            <w:r>
+              <w:rPr>
                 <w:webHidden/>
               </w:rPr>
               <w:tab/>
             </w:r>
             <w:r>
               <w:rPr>
-                <w:rFonts w:ascii="Times New Roman" w:hAnsi="Times New Roman" w:cs="Times New Roman"/>
                 <w:webHidden/>
               </w:rPr>
               <w:fldChar w:fldCharType="begin"/>
             </w:r>
             <w:r>
               <w:rPr>
-                <w:rFonts w:ascii="Times New Roman" w:hAnsi="Times New Roman" w:cs="Times New Roman"/>
-                <w:webHidden/>
-              </w:rPr>
-              <w:instrText xml:space="preserve"> PAGEREF _Toc236669278 \h </w:instrText>
-            </w:r>
-            <w:r>
-              <w:rPr>
-                <w:rFonts w:ascii="Times New Roman" w:hAnsi="Times New Roman" w:cs="Times New Roman"/>
-                <w:webHidden/>
-              </w:rPr>
-            </w:r>
-            <w:r>
-              <w:rPr>
-                <w:rFonts w:ascii="Times New Roman" w:hAnsi="Times New Roman" w:cs="Times New Roman"/>
+                <w:webHidden/>
+              </w:rPr>
+              <w:instrText xml:space="preserve"> PAGEREF _Toc241302295 \h </w:instrText>
+            </w:r>
+            <w:r>
+              <w:rPr>
+                <w:webHidden/>
+              </w:rPr>
+            </w:r>
+            <w:r>
+              <w:rPr>
                 <w:webHidden/>
               </w:rPr>
               <w:fldChar w:fldCharType="separate"/>
             </w:r>
             <w:r>
               <w:rPr>
-                <w:rFonts w:ascii="Times New Roman" w:hAnsi="Times New Roman" w:cs="Times New Roman"/>
                 <w:webHidden/>
               </w:rPr>
               <w:t>4</w:t>
             </w:r>
             <w:r>
               <w:rPr>
-                <w:rFonts w:ascii="Times New Roman" w:hAnsi="Times New Roman" w:cs="Times New Roman"/>
                 <w:webHidden/>
               </w:rPr>
               <w:fldChar w:fldCharType="end"/>
@@ -682,80 +649,79 @@
           <w:pPr>
             <w:pStyle w:val="TOC2"/>
             <w:tabs>
-              <w:tab w:val="left" w:pos="720"/>
+              <w:tab w:val="left" w:pos="660"/>
               <w:tab w:val="right" w:leader="dot" w:pos="9016"/>
             </w:tabs>
             <w:rPr>
-              <w:rFonts w:ascii="Times New Roman" w:hAnsi="Times New Roman" w:cs="Times New Roman"/>
+              <w:rFonts w:eastAsiaTheme="minorEastAsia"/>
+              <w:kern w:val="0"/>
+              <w:sz w:val="22"/>
+              <w:szCs w:val="22"/>
+              <w:lang w:val="en-GB" w:eastAsia="zh-CN"/>
+              <w14:ligatures w14:val="none"/>
             </w:rPr>
           </w:pPr>
-          <w:hyperlink w:anchor="_Toc236669279" w:history="1">
+          <w:hyperlink w:anchor="_Toc241302296" w:history="1">
             <w:r>
               <w:rPr>
                 <w:rStyle w:val="Hyperlink"/>
-                <w:rFonts w:ascii="Times New Roman" w:hAnsi="Times New Roman" w:cs="Times New Roman"/>
-                <w:lang w:val="en-US"/>
               </w:rPr>
               <w:t>c.</w:t>
             </w:r>
             <w:r>
               <w:rPr>
-                <w:rFonts w:ascii="Times New Roman" w:hAnsi="Times New Roman" w:cs="Times New Roman"/>
+                <w:rFonts w:eastAsiaTheme="minorEastAsia"/>
+                <w:kern w:val="0"/>
+                <w:sz w:val="22"/>
+                <w:szCs w:val="22"/>
+                <w:lang w:val="en-GB" w:eastAsia="zh-CN"/>
+                <w14:ligatures w14:val="none"/>
               </w:rPr>
               <w:tab/>
             </w:r>
             <w:r>
               <w:rPr>
                 <w:rStyle w:val="Hyperlink"/>
-                <w:rFonts w:ascii="Times New Roman" w:hAnsi="Times New Roman" w:cs="Times New Roman"/>
-                <w:lang w:val="en-US"/>
               </w:rPr>
               <w:t>Thao tác thực hiện</w:t>
             </w:r>
             <w:r>
               <w:rPr>
-                <w:rFonts w:ascii="Times New Roman" w:hAnsi="Times New Roman" w:cs="Times New Roman"/>
                 <w:webHidden/>
               </w:rPr>
               <w:tab/>
             </w:r>
             <w:r>
               <w:rPr>
-                <w:rFonts w:ascii="Times New Roman" w:hAnsi="Times New Roman" w:cs="Times New Roman"/>
                 <w:webHidden/>
               </w:rPr>
               <w:fldChar w:fldCharType="begin"/>
             </w:r>
             <w:r>
               <w:rPr>
-                <w:rFonts w:ascii="Times New Roman" w:hAnsi="Times New Roman" w:cs="Times New Roman"/>
-                <w:webHidden/>
-              </w:rPr>
-              <w:instrText xml:space="preserve"> PAGEREF _Toc236669279 \h </w:instrText>
-            </w:r>
-            <w:r>
-              <w:rPr>
-                <w:rFonts w:ascii="Times New Roman" w:hAnsi="Times New Roman" w:cs="Times New Roman"/>
-                <w:webHidden/>
-              </w:rPr>
-            </w:r>
-            <w:r>
-              <w:rPr>
-                <w:rFonts w:ascii="Times New Roman" w:hAnsi="Times New Roman" w:cs="Times New Roman"/>
+                <w:webHidden/>
+              </w:rPr>
+              <w:instrText xml:space="preserve"> PAGEREF _Toc241302296 \h </w:instrText>
+            </w:r>
+            <w:r>
+              <w:rPr>
+                <w:webHidden/>
+              </w:rPr>
+            </w:r>
+            <w:r>
+              <w:rPr>
                 <w:webHidden/>
               </w:rPr>
               <w:fldChar w:fldCharType="separate"/>
             </w:r>
             <w:r>
               <w:rPr>
-                <w:rFonts w:ascii="Times New Roman" w:hAnsi="Times New Roman" w:cs="Times New Roman"/>
                 <w:webHidden/>
               </w:rPr>
               <w:t>4</w:t>
             </w:r>
             <w:r>
               <w:rPr>
-                <w:rFonts w:ascii="Times New Roman" w:hAnsi="Times New Roman" w:cs="Times New Roman"/>
                 <w:webHidden/>
               </w:rPr>
               <w:fldChar w:fldCharType="end"/>
@@ -766,78 +732,93 @@
           <w:pPr>
             <w:pStyle w:val="TOC1"/>
             <w:tabs>
-              <w:tab w:val="left" w:pos="480"/>
+              <w:tab w:val="left" w:pos="440"/>
               <w:tab w:val="right" w:leader="dot" w:pos="9016"/>
             </w:tabs>
             <w:rPr>
-              <w:rFonts w:ascii="Times New Roman" w:hAnsi="Times New Roman" w:cs="Times New Roman"/>
+              <w:rFonts w:eastAsiaTheme="minorEastAsia"/>
+              <w:kern w:val="0"/>
+              <w:sz w:val="22"/>
+              <w:szCs w:val="22"/>
+              <w:lang w:val="en-GB" w:eastAsia="zh-CN"/>
+              <w14:ligatures w14:val="none"/>
             </w:rPr>
           </w:pPr>
-          <w:hyperlink w:anchor="_Toc236669280" w:history="1">
+          <w:hyperlink w:anchor="_Toc241302297" w:history="1">
             <w:r>
               <w:rPr>
                 <w:rStyle w:val="Hyperlink"/>
-                <w:rFonts w:ascii="Times New Roman" w:hAnsi="Times New Roman" w:cs="Times New Roman"/>
+                <w:lang w:val="en-US"/>
               </w:rPr>
               <w:t>3.</w:t>
             </w:r>
             <w:r>
               <w:rPr>
-                <w:rFonts w:ascii="Times New Roman" w:hAnsi="Times New Roman" w:cs="Times New Roman"/>
+                <w:rFonts w:eastAsiaTheme="minorEastAsia"/>
+                <w:kern w:val="0"/>
+                <w:sz w:val="22"/>
+                <w:szCs w:val="22"/>
+                <w:lang w:val="en-GB" w:eastAsia="zh-CN"/>
+                <w14:ligatures w14:val="none"/>
               </w:rPr>
               <w:tab/>
             </w:r>
             <w:r>
               <w:rPr>
                 <w:rStyle w:val="Hyperlink"/>
-                <w:rFonts w:ascii="Times New Roman" w:hAnsi="Times New Roman" w:cs="Times New Roman"/>
-              </w:rPr>
-              <w:t>Cập nhật thông tin khách hàng</w:t>
-            </w:r>
-            <w:r>
-              <w:rPr>
-                <w:rFonts w:ascii="Times New Roman" w:hAnsi="Times New Roman" w:cs="Times New Roman"/>
+              </w:rPr>
+              <w:t>Cấp số</w:t>
+            </w:r>
+            <w:r>
+              <w:rPr>
+                <w:rStyle w:val="Hyperlink"/>
+                <w:lang w:val="en-US"/>
+              </w:rPr>
+              <w:t xml:space="preserve"> cho</w:t>
+            </w:r>
+            <w:r>
+              <w:rPr>
+                <w:rStyle w:val="Hyperlink"/>
+              </w:rPr>
+              <w:t xml:space="preserve"> hợp đồng</w:t>
+            </w:r>
+            <w:r>
+              <w:rPr>
                 <w:webHidden/>
               </w:rPr>
               <w:tab/>
             </w:r>
             <w:r>
               <w:rPr>
-                <w:rFonts w:ascii="Times New Roman" w:hAnsi="Times New Roman" w:cs="Times New Roman"/>
                 <w:webHidden/>
               </w:rPr>
               <w:fldChar w:fldCharType="begin"/>
             </w:r>
             <w:r>
               <w:rPr>
-                <w:rFonts w:ascii="Times New Roman" w:hAnsi="Times New Roman" w:cs="Times New Roman"/>
-                <w:webHidden/>
-              </w:rPr>
-              <w:instrText xml:space="preserve"> PAGEREF _Toc236669280 \h </w:instrText>
-            </w:r>
-            <w:r>
-              <w:rPr>
-                <w:rFonts w:ascii="Times New Roman" w:hAnsi="Times New Roman" w:cs="Times New Roman"/>
-                <w:webHidden/>
-              </w:rPr>
-            </w:r>
-            <w:r>
-              <w:rPr>
-                <w:rFonts w:ascii="Times New Roman" w:hAnsi="Times New Roman" w:cs="Times New Roman"/>
+                <w:webHidden/>
+              </w:rPr>
+              <w:instrText xml:space="preserve"> PAGEREF _Toc241302297 \h </w:instrText>
+            </w:r>
+            <w:r>
+              <w:rPr>
+                <w:webHidden/>
+              </w:rPr>
+            </w:r>
+            <w:r>
+              <w:rPr>
                 <w:webHidden/>
               </w:rPr>
               <w:fldChar w:fldCharType="separate"/>
             </w:r>
             <w:r>
               <w:rPr>
-                <w:rFonts w:ascii="Times New Roman" w:hAnsi="Times New Roman" w:cs="Times New Roman"/>
-                <w:webHidden/>
-              </w:rPr>
-              <w:t>5</w:t>
-            </w:r>
-            <w:r>
-              <w:rPr>
-                <w:rFonts w:ascii="Times New Roman" w:hAnsi="Times New Roman" w:cs="Times New Roman"/>
+                <w:webHidden/>
+              </w:rPr>
+              <w:t>4</w:t>
+            </w:r>
+            <w:r>
+              <w:rPr>
                 <w:webHidden/>
               </w:rPr>
               <w:fldChar w:fldCharType="end"/>
@@ -848,80 +829,79 @@
           <w:pPr>
             <w:pStyle w:val="TOC2"/>
             <w:tabs>
-              <w:tab w:val="left" w:pos="720"/>
+              <w:tab w:val="left" w:pos="660"/>
               <w:tab w:val="right" w:leader="dot" w:pos="9016"/>
             </w:tabs>
             <w:rPr>
-              <w:rFonts w:ascii="Times New Roman" w:hAnsi="Times New Roman" w:cs="Times New Roman"/>
+              <w:rFonts w:eastAsiaTheme="minorEastAsia"/>
+              <w:kern w:val="0"/>
+              <w:sz w:val="22"/>
+              <w:szCs w:val="22"/>
+              <w:lang w:val="en-GB" w:eastAsia="zh-CN"/>
+              <w14:ligatures w14:val="none"/>
             </w:rPr>
           </w:pPr>
-          <w:hyperlink w:anchor="_Toc236669281" w:history="1">
+          <w:hyperlink w:anchor="_Toc241302298" w:history="1">
             <w:r>
               <w:rPr>
                 <w:rStyle w:val="Hyperlink"/>
-                <w:rFonts w:ascii="Times New Roman" w:hAnsi="Times New Roman" w:cs="Times New Roman"/>
-                <w:lang w:val="en-US"/>
-              </w:rPr>
-              <w:t>a.</w:t>
-            </w:r>
-            <w:r>
-              <w:rPr>
-                <w:rFonts w:ascii="Times New Roman" w:hAnsi="Times New Roman" w:cs="Times New Roman"/>
+              </w:rPr>
+              <w:t>d.</w:t>
+            </w:r>
+            <w:r>
+              <w:rPr>
+                <w:rFonts w:eastAsiaTheme="minorEastAsia"/>
+                <w:kern w:val="0"/>
+                <w:sz w:val="22"/>
+                <w:szCs w:val="22"/>
+                <w:lang w:val="en-GB" w:eastAsia="zh-CN"/>
+                <w14:ligatures w14:val="none"/>
               </w:rPr>
               <w:tab/>
             </w:r>
             <w:r>
               <w:rPr>
                 <w:rStyle w:val="Hyperlink"/>
-                <w:rFonts w:ascii="Times New Roman" w:hAnsi="Times New Roman" w:cs="Times New Roman"/>
-                <w:lang w:val="en-US"/>
               </w:rPr>
               <w:t>Mục đích</w:t>
             </w:r>
             <w:r>
               <w:rPr>
-                <w:rFonts w:ascii="Times New Roman" w:hAnsi="Times New Roman" w:cs="Times New Roman"/>
                 <w:webHidden/>
               </w:rPr>
               <w:tab/>
             </w:r>
             <w:r>
               <w:rPr>
-                <w:rFonts w:ascii="Times New Roman" w:hAnsi="Times New Roman" w:cs="Times New Roman"/>
                 <w:webHidden/>
               </w:rPr>
               <w:fldChar w:fldCharType="begin"/>
             </w:r>
             <w:r>
               <w:rPr>
-                <w:rFonts w:ascii="Times New Roman" w:hAnsi="Times New Roman" w:cs="Times New Roman"/>
-                <w:webHidden/>
-              </w:rPr>
-              <w:instrText xml:space="preserve"> PAGEREF _Toc236669281 \h </w:instrText>
-            </w:r>
-            <w:r>
-              <w:rPr>
-                <w:rFonts w:ascii="Times New Roman" w:hAnsi="Times New Roman" w:cs="Times New Roman"/>
-                <w:webHidden/>
-              </w:rPr>
-            </w:r>
-            <w:r>
-              <w:rPr>
-                <w:rFonts w:ascii="Times New Roman" w:hAnsi="Times New Roman" w:cs="Times New Roman"/>
+                <w:webHidden/>
+              </w:rPr>
+              <w:instrText xml:space="preserve"> PAGEREF _Toc241302298 \h </w:instrText>
+            </w:r>
+            <w:r>
+              <w:rPr>
+                <w:webHidden/>
+              </w:rPr>
+            </w:r>
+            <w:r>
+              <w:rPr>
                 <w:webHidden/>
               </w:rPr>
               <w:fldChar w:fldCharType="separate"/>
             </w:r>
             <w:r>
               <w:rPr>
-                <w:rFonts w:ascii="Times New Roman" w:hAnsi="Times New Roman" w:cs="Times New Roman"/>
-                <w:webHidden/>
-              </w:rPr>
-              <w:t>5</w:t>
-            </w:r>
-            <w:r>
-              <w:rPr>
-                <w:rFonts w:ascii="Times New Roman" w:hAnsi="Times New Roman" w:cs="Times New Roman"/>
+                <w:webHidden/>
+              </w:rPr>
+              <w:t>4</w:t>
+            </w:r>
+            <w:r>
+              <w:rPr>
                 <w:webHidden/>
               </w:rPr>
               <w:fldChar w:fldCharType="end"/>
@@ -932,80 +912,79 @@
           <w:pPr>
             <w:pStyle w:val="TOC2"/>
             <w:tabs>
-              <w:tab w:val="left" w:pos="720"/>
+              <w:tab w:val="left" w:pos="660"/>
               <w:tab w:val="right" w:leader="dot" w:pos="9016"/>
             </w:tabs>
             <w:rPr>
-              <w:rFonts w:ascii="Times New Roman" w:hAnsi="Times New Roman" w:cs="Times New Roman"/>
+              <w:rFonts w:eastAsiaTheme="minorEastAsia"/>
+              <w:kern w:val="0"/>
+              <w:sz w:val="22"/>
+              <w:szCs w:val="22"/>
+              <w:lang w:val="en-GB" w:eastAsia="zh-CN"/>
+              <w14:ligatures w14:val="none"/>
             </w:rPr>
           </w:pPr>
-          <w:hyperlink w:anchor="_Toc236669282" w:history="1">
+          <w:hyperlink w:anchor="_Toc241302299" w:history="1">
             <w:r>
               <w:rPr>
                 <w:rStyle w:val="Hyperlink"/>
-                <w:rFonts w:ascii="Times New Roman" w:hAnsi="Times New Roman" w:cs="Times New Roman"/>
-                <w:lang w:val="en-US"/>
-              </w:rPr>
-              <w:t>b.</w:t>
-            </w:r>
-            <w:r>
-              <w:rPr>
-                <w:rFonts w:ascii="Times New Roman" w:hAnsi="Times New Roman" w:cs="Times New Roman"/>
+              </w:rPr>
+              <w:t>e.</w:t>
+            </w:r>
+            <w:r>
+              <w:rPr>
+                <w:rFonts w:eastAsiaTheme="minorEastAsia"/>
+                <w:kern w:val="0"/>
+                <w:sz w:val="22"/>
+                <w:szCs w:val="22"/>
+                <w:lang w:val="en-GB" w:eastAsia="zh-CN"/>
+                <w14:ligatures w14:val="none"/>
               </w:rPr>
               <w:tab/>
             </w:r>
             <w:r>
               <w:rPr>
                 <w:rStyle w:val="Hyperlink"/>
-                <w:rFonts w:ascii="Times New Roman" w:hAnsi="Times New Roman" w:cs="Times New Roman"/>
-                <w:lang w:val="en-US"/>
               </w:rPr>
               <w:t>Đường dẫn: Bán Xe\Hợp đồng – Khách hàng\Lập điều kiện hợp đồng</w:t>
             </w:r>
             <w:r>
               <w:rPr>
-                <w:rFonts w:ascii="Times New Roman" w:hAnsi="Times New Roman" w:cs="Times New Roman"/>
                 <w:webHidden/>
               </w:rPr>
               <w:tab/>
             </w:r>
             <w:r>
               <w:rPr>
-                <w:rFonts w:ascii="Times New Roman" w:hAnsi="Times New Roman" w:cs="Times New Roman"/>
                 <w:webHidden/>
               </w:rPr>
               <w:fldChar w:fldCharType="begin"/>
             </w:r>
             <w:r>
               <w:rPr>
-                <w:rFonts w:ascii="Times New Roman" w:hAnsi="Times New Roman" w:cs="Times New Roman"/>
-                <w:webHidden/>
-              </w:rPr>
-              <w:instrText xml:space="preserve"> PAGEREF _Toc236669282 \h </w:instrText>
-            </w:r>
-            <w:r>
-              <w:rPr>
-                <w:rFonts w:ascii="Times New Roman" w:hAnsi="Times New Roman" w:cs="Times New Roman"/>
-                <w:webHidden/>
-              </w:rPr>
-            </w:r>
-            <w:r>
-              <w:rPr>
-                <w:rFonts w:ascii="Times New Roman" w:hAnsi="Times New Roman" w:cs="Times New Roman"/>
+                <w:webHidden/>
+              </w:rPr>
+              <w:instrText xml:space="preserve"> PAGEREF _Toc241302299 \h </w:instrText>
+            </w:r>
+            <w:r>
+              <w:rPr>
+                <w:webHidden/>
+              </w:rPr>
+            </w:r>
+            <w:r>
+              <w:rPr>
                 <w:webHidden/>
               </w:rPr>
               <w:fldChar w:fldCharType="separate"/>
             </w:r>
             <w:r>
               <w:rPr>
-                <w:rFonts w:ascii="Times New Roman" w:hAnsi="Times New Roman" w:cs="Times New Roman"/>
-                <w:webHidden/>
-              </w:rPr>
-              <w:t>5</w:t>
-            </w:r>
-            <w:r>
-              <w:rPr>
-                <w:rFonts w:ascii="Times New Roman" w:hAnsi="Times New Roman" w:cs="Times New Roman"/>
+                <w:webHidden/>
+              </w:rPr>
+              <w:t>4</w:t>
+            </w:r>
+            <w:r>
+              <w:rPr>
                 <w:webHidden/>
               </w:rPr>
               <w:fldChar w:fldCharType="end"/>
@@ -1016,80 +995,79 @@
           <w:pPr>
             <w:pStyle w:val="TOC2"/>
             <w:tabs>
-              <w:tab w:val="left" w:pos="720"/>
+              <w:tab w:val="left" w:pos="660"/>
               <w:tab w:val="right" w:leader="dot" w:pos="9016"/>
             </w:tabs>
             <w:rPr>
-              <w:rFonts w:ascii="Times New Roman" w:hAnsi="Times New Roman" w:cs="Times New Roman"/>
+              <w:rFonts w:eastAsiaTheme="minorEastAsia"/>
+              <w:kern w:val="0"/>
+              <w:sz w:val="22"/>
+              <w:szCs w:val="22"/>
+              <w:lang w:val="en-GB" w:eastAsia="zh-CN"/>
+              <w14:ligatures w14:val="none"/>
             </w:rPr>
           </w:pPr>
-          <w:hyperlink w:anchor="_Toc236669283" w:history="1">
+          <w:hyperlink w:anchor="_Toc241302300" w:history="1">
             <w:r>
               <w:rPr>
                 <w:rStyle w:val="Hyperlink"/>
-                <w:rFonts w:ascii="Times New Roman" w:hAnsi="Times New Roman" w:cs="Times New Roman"/>
-                <w:lang w:val="en-US"/>
-              </w:rPr>
-              <w:t>c.</w:t>
-            </w:r>
-            <w:r>
-              <w:rPr>
-                <w:rFonts w:ascii="Times New Roman" w:hAnsi="Times New Roman" w:cs="Times New Roman"/>
+              </w:rPr>
+              <w:t>f.</w:t>
+            </w:r>
+            <w:r>
+              <w:rPr>
+                <w:rFonts w:eastAsiaTheme="minorEastAsia"/>
+                <w:kern w:val="0"/>
+                <w:sz w:val="22"/>
+                <w:szCs w:val="22"/>
+                <w:lang w:val="en-GB" w:eastAsia="zh-CN"/>
+                <w14:ligatures w14:val="none"/>
               </w:rPr>
               <w:tab/>
             </w:r>
             <w:r>
               <w:rPr>
                 <w:rStyle w:val="Hyperlink"/>
-                <w:rFonts w:ascii="Times New Roman" w:hAnsi="Times New Roman" w:cs="Times New Roman"/>
-                <w:lang w:val="en-US"/>
               </w:rPr>
               <w:t>Thao tác thực hiện</w:t>
             </w:r>
             <w:r>
               <w:rPr>
-                <w:rFonts w:ascii="Times New Roman" w:hAnsi="Times New Roman" w:cs="Times New Roman"/>
                 <w:webHidden/>
               </w:rPr>
               <w:tab/>
             </w:r>
             <w:r>
               <w:rPr>
-                <w:rFonts w:ascii="Times New Roman" w:hAnsi="Times New Roman" w:cs="Times New Roman"/>
                 <w:webHidden/>
               </w:rPr>
               <w:fldChar w:fldCharType="begin"/>
             </w:r>
             <w:r>
               <w:rPr>
-                <w:rFonts w:ascii="Times New Roman" w:hAnsi="Times New Roman" w:cs="Times New Roman"/>
-                <w:webHidden/>
-              </w:rPr>
-              <w:instrText xml:space="preserve"> PAGEREF _Toc236669283 \h </w:instrText>
-            </w:r>
-            <w:r>
-              <w:rPr>
-                <w:rFonts w:ascii="Times New Roman" w:hAnsi="Times New Roman" w:cs="Times New Roman"/>
-                <w:webHidden/>
-              </w:rPr>
-            </w:r>
-            <w:r>
-              <w:rPr>
-                <w:rFonts w:ascii="Times New Roman" w:hAnsi="Times New Roman" w:cs="Times New Roman"/>
+                <w:webHidden/>
+              </w:rPr>
+              <w:instrText xml:space="preserve"> PAGEREF _Toc241302300 \h </w:instrText>
+            </w:r>
+            <w:r>
+              <w:rPr>
+                <w:webHidden/>
+              </w:rPr>
+            </w:r>
+            <w:r>
+              <w:rPr>
                 <w:webHidden/>
               </w:rPr>
               <w:fldChar w:fldCharType="separate"/>
             </w:r>
             <w:r>
               <w:rPr>
-                <w:rFonts w:ascii="Times New Roman" w:hAnsi="Times New Roman" w:cs="Times New Roman"/>
-                <w:webHidden/>
-              </w:rPr>
-              <w:t>5</w:t>
-            </w:r>
-            <w:r>
-              <w:rPr>
-                <w:rFonts w:ascii="Times New Roman" w:hAnsi="Times New Roman" w:cs="Times New Roman"/>
+                <w:webHidden/>
+              </w:rPr>
+              <w:t>4</w:t>
+            </w:r>
+            <w:r>
+              <w:rPr>
                 <w:webHidden/>
               </w:rPr>
               <w:fldChar w:fldCharType="end"/>
@@ -1100,79 +1078,79 @@
           <w:pPr>
             <w:pStyle w:val="TOC1"/>
             <w:tabs>
-              <w:tab w:val="left" w:pos="480"/>
+              <w:tab w:val="left" w:pos="440"/>
               <w:tab w:val="right" w:leader="dot" w:pos="9016"/>
             </w:tabs>
             <w:rPr>
-              <w:rFonts w:ascii="Times New Roman" w:hAnsi="Times New Roman" w:cs="Times New Roman"/>
+              <w:rFonts w:eastAsiaTheme="minorEastAsia"/>
+              <w:kern w:val="0"/>
+              <w:sz w:val="22"/>
+              <w:szCs w:val="22"/>
+              <w:lang w:val="en-GB" w:eastAsia="zh-CN"/>
+              <w14:ligatures w14:val="none"/>
             </w:rPr>
           </w:pPr>
-          <w:hyperlink w:anchor="_Toc236669284" w:history="1">
+          <w:hyperlink w:anchor="_Toc241302301" w:history="1">
             <w:r>
               <w:rPr>
                 <w:rStyle w:val="Hyperlink"/>
-                <w:rFonts w:ascii="Times New Roman" w:hAnsi="Times New Roman" w:cs="Times New Roman"/>
-                <w:lang w:val="en-US"/>
               </w:rPr>
               <w:t>4.</w:t>
             </w:r>
             <w:r>
               <w:rPr>
-                <w:rFonts w:ascii="Times New Roman" w:hAnsi="Times New Roman" w:cs="Times New Roman"/>
+                <w:rFonts w:eastAsiaTheme="minorEastAsia"/>
+                <w:kern w:val="0"/>
+                <w:sz w:val="22"/>
+                <w:szCs w:val="22"/>
+                <w:lang w:val="en-GB" w:eastAsia="zh-CN"/>
+                <w14:ligatures w14:val="none"/>
               </w:rPr>
               <w:tab/>
             </w:r>
             <w:r>
               <w:rPr>
                 <w:rStyle w:val="Hyperlink"/>
-                <w:rFonts w:ascii="Times New Roman" w:hAnsi="Times New Roman" w:cs="Times New Roman"/>
-              </w:rPr>
-              <w:t>Đơn đặt mua xe</w:t>
-            </w:r>
-            <w:r>
-              <w:rPr>
-                <w:rFonts w:ascii="Times New Roman" w:hAnsi="Times New Roman" w:cs="Times New Roman"/>
+              </w:rPr>
+              <w:t>Cập nhật thông tin khách hàng</w:t>
+            </w:r>
+            <w:r>
+              <w:rPr>
                 <w:webHidden/>
               </w:rPr>
               <w:tab/>
             </w:r>
             <w:r>
               <w:rPr>
-                <w:rFonts w:ascii="Times New Roman" w:hAnsi="Times New Roman" w:cs="Times New Roman"/>
                 <w:webHidden/>
               </w:rPr>
               <w:fldChar w:fldCharType="begin"/>
             </w:r>
             <w:r>
               <w:rPr>
-                <w:rFonts w:ascii="Times New Roman" w:hAnsi="Times New Roman" w:cs="Times New Roman"/>
-                <w:webHidden/>
-              </w:rPr>
-              <w:instrText xml:space="preserve"> PAGEREF _Toc236669284 \h </w:instrText>
-            </w:r>
-            <w:r>
-              <w:rPr>
-                <w:rFonts w:ascii="Times New Roman" w:hAnsi="Times New Roman" w:cs="Times New Roman"/>
-                <w:webHidden/>
-              </w:rPr>
-            </w:r>
-            <w:r>
-              <w:rPr>
-                <w:rFonts w:ascii="Times New Roman" w:hAnsi="Times New Roman" w:cs="Times New Roman"/>
+                <w:webHidden/>
+              </w:rPr>
+              <w:instrText xml:space="preserve"> PAGEREF _Toc241302301 \h </w:instrText>
+            </w:r>
+            <w:r>
+              <w:rPr>
+                <w:webHidden/>
+              </w:rPr>
+            </w:r>
+            <w:r>
+              <w:rPr>
                 <w:webHidden/>
               </w:rPr>
               <w:fldChar w:fldCharType="separate"/>
             </w:r>
             <w:r>
               <w:rPr>
-                <w:rFonts w:ascii="Times New Roman" w:hAnsi="Times New Roman" w:cs="Times New Roman"/>
-                <w:webHidden/>
-              </w:rPr>
-              <w:t>6</w:t>
-            </w:r>
-            <w:r>
-              <w:rPr>
-                <w:rFonts w:ascii="Times New Roman" w:hAnsi="Times New Roman" w:cs="Times New Roman"/>
+                <w:webHidden/>
+              </w:rPr>
+              <w:t>5</w:t>
+            </w:r>
+            <w:r>
+              <w:rPr>
                 <w:webHidden/>
               </w:rPr>
               <w:fldChar w:fldCharType="end"/>
@@ -1183,80 +1161,79 @@
           <w:pPr>
             <w:pStyle w:val="TOC2"/>
             <w:tabs>
-              <w:tab w:val="left" w:pos="720"/>
+              <w:tab w:val="left" w:pos="660"/>
               <w:tab w:val="right" w:leader="dot" w:pos="9016"/>
             </w:tabs>
             <w:rPr>
-              <w:rFonts w:ascii="Times New Roman" w:hAnsi="Times New Roman" w:cs="Times New Roman"/>
+              <w:rFonts w:eastAsiaTheme="minorEastAsia"/>
+              <w:kern w:val="0"/>
+              <w:sz w:val="22"/>
+              <w:szCs w:val="22"/>
+              <w:lang w:val="en-GB" w:eastAsia="zh-CN"/>
+              <w14:ligatures w14:val="none"/>
             </w:rPr>
           </w:pPr>
-          <w:hyperlink w:anchor="_Toc236669285" w:history="1">
+          <w:hyperlink w:anchor="_Toc241302302" w:history="1">
             <w:r>
               <w:rPr>
                 <w:rStyle w:val="Hyperlink"/>
-                <w:rFonts w:ascii="Times New Roman" w:hAnsi="Times New Roman" w:cs="Times New Roman"/>
-                <w:lang w:val="en-US"/>
               </w:rPr>
               <w:t>a.</w:t>
             </w:r>
             <w:r>
               <w:rPr>
-                <w:rFonts w:ascii="Times New Roman" w:hAnsi="Times New Roman" w:cs="Times New Roman"/>
+                <w:rFonts w:eastAsiaTheme="minorEastAsia"/>
+                <w:kern w:val="0"/>
+                <w:sz w:val="22"/>
+                <w:szCs w:val="22"/>
+                <w:lang w:val="en-GB" w:eastAsia="zh-CN"/>
+                <w14:ligatures w14:val="none"/>
               </w:rPr>
               <w:tab/>
             </w:r>
             <w:r>
               <w:rPr>
                 <w:rStyle w:val="Hyperlink"/>
-                <w:rFonts w:ascii="Times New Roman" w:hAnsi="Times New Roman" w:cs="Times New Roman"/>
-                <w:lang w:val="en-US"/>
               </w:rPr>
               <w:t>Mục đích</w:t>
             </w:r>
             <w:r>
               <w:rPr>
-                <w:rFonts w:ascii="Times New Roman" w:hAnsi="Times New Roman" w:cs="Times New Roman"/>
                 <w:webHidden/>
               </w:rPr>
               <w:tab/>
             </w:r>
             <w:r>
               <w:rPr>
-                <w:rFonts w:ascii="Times New Roman" w:hAnsi="Times New Roman" w:cs="Times New Roman"/>
                 <w:webHidden/>
               </w:rPr>
               <w:fldChar w:fldCharType="begin"/>
             </w:r>
             <w:r>
               <w:rPr>
-                <w:rFonts w:ascii="Times New Roman" w:hAnsi="Times New Roman" w:cs="Times New Roman"/>
-                <w:webHidden/>
-              </w:rPr>
-              <w:instrText xml:space="preserve"> PAGEREF _Toc236669285 \h </w:instrText>
-            </w:r>
-            <w:r>
-              <w:rPr>
-                <w:rFonts w:ascii="Times New Roman" w:hAnsi="Times New Roman" w:cs="Times New Roman"/>
-                <w:webHidden/>
-              </w:rPr>
-            </w:r>
-            <w:r>
-              <w:rPr>
-                <w:rFonts w:ascii="Times New Roman" w:hAnsi="Times New Roman" w:cs="Times New Roman"/>
+                <w:webHidden/>
+              </w:rPr>
+              <w:instrText xml:space="preserve"> PAGEREF _Toc241302302 \h </w:instrText>
+            </w:r>
+            <w:r>
+              <w:rPr>
+                <w:webHidden/>
+              </w:rPr>
+            </w:r>
+            <w:r>
+              <w:rPr>
                 <w:webHidden/>
               </w:rPr>
               <w:fldChar w:fldCharType="separate"/>
             </w:r>
             <w:r>
               <w:rPr>
-                <w:rFonts w:ascii="Times New Roman" w:hAnsi="Times New Roman" w:cs="Times New Roman"/>
-                <w:webHidden/>
-              </w:rPr>
-              <w:t>6</w:t>
-            </w:r>
-            <w:r>
-              <w:rPr>
-                <w:rFonts w:ascii="Times New Roman" w:hAnsi="Times New Roman" w:cs="Times New Roman"/>
+                <w:webHidden/>
+              </w:rPr>
+              <w:t>5</w:t>
+            </w:r>
+            <w:r>
+              <w:rPr>
                 <w:webHidden/>
               </w:rPr>
               <w:fldChar w:fldCharType="end"/>
@@ -1267,80 +1244,79 @@
           <w:pPr>
             <w:pStyle w:val="TOC2"/>
             <w:tabs>
-              <w:tab w:val="left" w:pos="720"/>
+              <w:tab w:val="left" w:pos="660"/>
               <w:tab w:val="right" w:leader="dot" w:pos="9016"/>
             </w:tabs>
             <w:rPr>
-              <w:rFonts w:ascii="Times New Roman" w:hAnsi="Times New Roman" w:cs="Times New Roman"/>
+              <w:rFonts w:eastAsiaTheme="minorEastAsia"/>
+              <w:kern w:val="0"/>
+              <w:sz w:val="22"/>
+              <w:szCs w:val="22"/>
+              <w:lang w:val="en-GB" w:eastAsia="zh-CN"/>
+              <w14:ligatures w14:val="none"/>
             </w:rPr>
           </w:pPr>
-          <w:hyperlink w:anchor="_Toc236669286" w:history="1">
+          <w:hyperlink w:anchor="_Toc241302303" w:history="1">
             <w:r>
               <w:rPr>
                 <w:rStyle w:val="Hyperlink"/>
-                <w:rFonts w:ascii="Times New Roman" w:hAnsi="Times New Roman" w:cs="Times New Roman"/>
-                <w:lang w:val="en-US"/>
               </w:rPr>
               <w:t>b.</w:t>
             </w:r>
             <w:r>
               <w:rPr>
-                <w:rFonts w:ascii="Times New Roman" w:hAnsi="Times New Roman" w:cs="Times New Roman"/>
+                <w:rFonts w:eastAsiaTheme="minorEastAsia"/>
+                <w:kern w:val="0"/>
+                <w:sz w:val="22"/>
+                <w:szCs w:val="22"/>
+                <w:lang w:val="en-GB" w:eastAsia="zh-CN"/>
+                <w14:ligatures w14:val="none"/>
               </w:rPr>
               <w:tab/>
             </w:r>
             <w:r>
               <w:rPr>
                 <w:rStyle w:val="Hyperlink"/>
-                <w:rFonts w:ascii="Times New Roman" w:hAnsi="Times New Roman" w:cs="Times New Roman"/>
-                <w:lang w:val="en-US"/>
-              </w:rPr>
-              <w:t>Đường dẫn: Bán Xe\Quản lý nhập xe\Đơn đặt mua xe</w:t>
-            </w:r>
-            <w:r>
-              <w:rPr>
-                <w:rFonts w:ascii="Times New Roman" w:hAnsi="Times New Roman" w:cs="Times New Roman"/>
+              </w:rPr>
+              <w:t>Đường dẫn: Bán Xe\Hợp đồng – Khách hàng\Lập điều kiện hợp đồng</w:t>
+            </w:r>
+            <w:r>
+              <w:rPr>
                 <w:webHidden/>
               </w:rPr>
               <w:tab/>
             </w:r>
             <w:r>
               <w:rPr>
-                <w:rFonts w:ascii="Times New Roman" w:hAnsi="Times New Roman" w:cs="Times New Roman"/>
                 <w:webHidden/>
               </w:rPr>
               <w:fldChar w:fldCharType="begin"/>
             </w:r>
             <w:r>
               <w:rPr>
-                <w:rFonts w:ascii="Times New Roman" w:hAnsi="Times New Roman" w:cs="Times New Roman"/>
-                <w:webHidden/>
-              </w:rPr>
-              <w:instrText xml:space="preserve"> PAGEREF _Toc236669286 \h </w:instrText>
-            </w:r>
-            <w:r>
-              <w:rPr>
-                <w:rFonts w:ascii="Times New Roman" w:hAnsi="Times New Roman" w:cs="Times New Roman"/>
-                <w:webHidden/>
-              </w:rPr>
-            </w:r>
-            <w:r>
-              <w:rPr>
-                <w:rFonts w:ascii="Times New Roman" w:hAnsi="Times New Roman" w:cs="Times New Roman"/>
+                <w:webHidden/>
+              </w:rPr>
+              <w:instrText xml:space="preserve"> PAGEREF _Toc241302303 \h </w:instrText>
+            </w:r>
+            <w:r>
+              <w:rPr>
+                <w:webHidden/>
+              </w:rPr>
+            </w:r>
+            <w:r>
+              <w:rPr>
                 <w:webHidden/>
               </w:rPr>
               <w:fldChar w:fldCharType="separate"/>
             </w:r>
             <w:r>
               <w:rPr>
-                <w:rFonts w:ascii="Times New Roman" w:hAnsi="Times New Roman" w:cs="Times New Roman"/>
-                <w:webHidden/>
-              </w:rPr>
-              <w:t>6</w:t>
-            </w:r>
-            <w:r>
-              <w:rPr>
-                <w:rFonts w:ascii="Times New Roman" w:hAnsi="Times New Roman" w:cs="Times New Roman"/>
+                <w:webHidden/>
+              </w:rPr>
+              <w:t>5</w:t>
+            </w:r>
+            <w:r>
+              <w:rPr>
                 <w:webHidden/>
               </w:rPr>
               <w:fldChar w:fldCharType="end"/>
@@ -1351,80 +1327,79 @@
           <w:pPr>
             <w:pStyle w:val="TOC2"/>
             <w:tabs>
-              <w:tab w:val="left" w:pos="720"/>
+              <w:tab w:val="left" w:pos="660"/>
               <w:tab w:val="right" w:leader="dot" w:pos="9016"/>
             </w:tabs>
             <w:rPr>
-              <w:rFonts w:ascii="Times New Roman" w:hAnsi="Times New Roman" w:cs="Times New Roman"/>
+              <w:rFonts w:eastAsiaTheme="minorEastAsia"/>
+              <w:kern w:val="0"/>
+              <w:sz w:val="22"/>
+              <w:szCs w:val="22"/>
+              <w:lang w:val="en-GB" w:eastAsia="zh-CN"/>
+              <w14:ligatures w14:val="none"/>
             </w:rPr>
           </w:pPr>
-          <w:hyperlink w:anchor="_Toc236669287" w:history="1">
+          <w:hyperlink w:anchor="_Toc241302304" w:history="1">
             <w:r>
               <w:rPr>
                 <w:rStyle w:val="Hyperlink"/>
-                <w:rFonts w:ascii="Times New Roman" w:hAnsi="Times New Roman" w:cs="Times New Roman"/>
-                <w:lang w:val="en-US"/>
               </w:rPr>
               <w:t>c.</w:t>
             </w:r>
             <w:r>
               <w:rPr>
-                <w:rFonts w:ascii="Times New Roman" w:hAnsi="Times New Roman" w:cs="Times New Roman"/>
+                <w:rFonts w:eastAsiaTheme="minorEastAsia"/>
+                <w:kern w:val="0"/>
+                <w:sz w:val="22"/>
+                <w:szCs w:val="22"/>
+                <w:lang w:val="en-GB" w:eastAsia="zh-CN"/>
+                <w14:ligatures w14:val="none"/>
               </w:rPr>
               <w:tab/>
             </w:r>
             <w:r>
               <w:rPr>
                 <w:rStyle w:val="Hyperlink"/>
-                <w:rFonts w:ascii="Times New Roman" w:hAnsi="Times New Roman" w:cs="Times New Roman"/>
-                <w:lang w:val="en-US"/>
               </w:rPr>
               <w:t>Thao tác thực hiện</w:t>
             </w:r>
             <w:r>
               <w:rPr>
-                <w:rFonts w:ascii="Times New Roman" w:hAnsi="Times New Roman" w:cs="Times New Roman"/>
                 <w:webHidden/>
               </w:rPr>
               <w:tab/>
             </w:r>
             <w:r>
               <w:rPr>
-                <w:rFonts w:ascii="Times New Roman" w:hAnsi="Times New Roman" w:cs="Times New Roman"/>
                 <w:webHidden/>
               </w:rPr>
               <w:fldChar w:fldCharType="begin"/>
             </w:r>
             <w:r>
               <w:rPr>
-                <w:rFonts w:ascii="Times New Roman" w:hAnsi="Times New Roman" w:cs="Times New Roman"/>
-                <w:webHidden/>
-              </w:rPr>
-              <w:instrText xml:space="preserve"> PAGEREF _Toc236669287 \h </w:instrText>
-            </w:r>
-            <w:r>
-              <w:rPr>
-                <w:rFonts w:ascii="Times New Roman" w:hAnsi="Times New Roman" w:cs="Times New Roman"/>
-                <w:webHidden/>
-              </w:rPr>
-            </w:r>
-            <w:r>
-              <w:rPr>
-                <w:rFonts w:ascii="Times New Roman" w:hAnsi="Times New Roman" w:cs="Times New Roman"/>
+                <w:webHidden/>
+              </w:rPr>
+              <w:instrText xml:space="preserve"> PAGEREF _Toc241302304 \h </w:instrText>
+            </w:r>
+            <w:r>
+              <w:rPr>
+                <w:webHidden/>
+              </w:rPr>
+            </w:r>
+            <w:r>
+              <w:rPr>
                 <w:webHidden/>
               </w:rPr>
               <w:fldChar w:fldCharType="separate"/>
             </w:r>
             <w:r>
               <w:rPr>
-                <w:rFonts w:ascii="Times New Roman" w:hAnsi="Times New Roman" w:cs="Times New Roman"/>
-                <w:webHidden/>
-              </w:rPr>
-              <w:t>6</w:t>
-            </w:r>
-            <w:r>
-              <w:rPr>
-                <w:rFonts w:ascii="Times New Roman" w:hAnsi="Times New Roman" w:cs="Times New Roman"/>
+                <w:webHidden/>
+              </w:rPr>
+              <w:t>5</w:t>
+            </w:r>
+            <w:r>
+              <w:rPr>
                 <w:webHidden/>
               </w:rPr>
               <w:fldChar w:fldCharType="end"/>
@@ -1435,79 +1410,80 @@
           <w:pPr>
             <w:pStyle w:val="TOC1"/>
             <w:tabs>
-              <w:tab w:val="left" w:pos="480"/>
+              <w:tab w:val="left" w:pos="440"/>
               <w:tab w:val="right" w:leader="dot" w:pos="9016"/>
             </w:tabs>
             <w:rPr>
-              <w:rFonts w:ascii="Times New Roman" w:hAnsi="Times New Roman" w:cs="Times New Roman"/>
+              <w:rFonts w:eastAsiaTheme="minorEastAsia"/>
+              <w:kern w:val="0"/>
+              <w:sz w:val="22"/>
+              <w:szCs w:val="22"/>
+              <w:lang w:val="en-GB" w:eastAsia="zh-CN"/>
+              <w14:ligatures w14:val="none"/>
             </w:rPr>
           </w:pPr>
-          <w:hyperlink w:anchor="_Toc236669288" w:history="1">
+          <w:hyperlink w:anchor="_Toc241302305" w:history="1">
             <w:r>
               <w:rPr>
                 <w:rStyle w:val="Hyperlink"/>
-                <w:rFonts w:ascii="Times New Roman" w:hAnsi="Times New Roman" w:cs="Times New Roman"/>
                 <w:lang w:val="en-US"/>
               </w:rPr>
               <w:t>5.</w:t>
             </w:r>
             <w:r>
               <w:rPr>
-                <w:rFonts w:ascii="Times New Roman" w:hAnsi="Times New Roman" w:cs="Times New Roman"/>
+                <w:rFonts w:eastAsiaTheme="minorEastAsia"/>
+                <w:kern w:val="0"/>
+                <w:sz w:val="22"/>
+                <w:szCs w:val="22"/>
+                <w:lang w:val="en-GB" w:eastAsia="zh-CN"/>
+                <w14:ligatures w14:val="none"/>
               </w:rPr>
               <w:tab/>
             </w:r>
             <w:r>
               <w:rPr>
                 <w:rStyle w:val="Hyperlink"/>
-                <w:rFonts w:ascii="Times New Roman" w:hAnsi="Times New Roman" w:cs="Times New Roman"/>
-              </w:rPr>
-              <w:t>Kế hoạch nhà máy giao</w:t>
-            </w:r>
-            <w:r>
-              <w:rPr>
-                <w:rFonts w:ascii="Times New Roman" w:hAnsi="Times New Roman" w:cs="Times New Roman"/>
+              </w:rPr>
+              <w:t>Đơn đặt mua xe</w:t>
+            </w:r>
+            <w:r>
+              <w:rPr>
                 <w:webHidden/>
               </w:rPr>
               <w:tab/>
             </w:r>
             <w:r>
               <w:rPr>
-                <w:rFonts w:ascii="Times New Roman" w:hAnsi="Times New Roman" w:cs="Times New Roman"/>
                 <w:webHidden/>
               </w:rPr>
               <w:fldChar w:fldCharType="begin"/>
             </w:r>
             <w:r>
               <w:rPr>
-                <w:rFonts w:ascii="Times New Roman" w:hAnsi="Times New Roman" w:cs="Times New Roman"/>
-                <w:webHidden/>
-              </w:rPr>
-              <w:instrText xml:space="preserve"> PAGEREF _Toc236669288 \h </w:instrText>
-            </w:r>
-            <w:r>
-              <w:rPr>
-                <w:rFonts w:ascii="Times New Roman" w:hAnsi="Times New Roman" w:cs="Times New Roman"/>
-                <w:webHidden/>
-              </w:rPr>
-            </w:r>
-            <w:r>
-              <w:rPr>
-                <w:rFonts w:ascii="Times New Roman" w:hAnsi="Times New Roman" w:cs="Times New Roman"/>
+                <w:webHidden/>
+              </w:rPr>
+              <w:instrText xml:space="preserve"> PAGEREF _Toc241302305 \h </w:instrText>
+            </w:r>
+            <w:r>
+              <w:rPr>
+                <w:webHidden/>
+              </w:rPr>
+            </w:r>
+            <w:r>
+              <w:rPr>
                 <w:webHidden/>
               </w:rPr>
               <w:fldChar w:fldCharType="separate"/>
             </w:r>
             <w:r>
               <w:rPr>
-                <w:rFonts w:ascii="Times New Roman" w:hAnsi="Times New Roman" w:cs="Times New Roman"/>
-                <w:webHidden/>
-              </w:rPr>
-              <w:t>7</w:t>
-            </w:r>
-            <w:r>
-              <w:rPr>
-                <w:rFonts w:ascii="Times New Roman" w:hAnsi="Times New Roman" w:cs="Times New Roman"/>
+                <w:webHidden/>
+              </w:rPr>
+              <w:t>6</w:t>
+            </w:r>
+            <w:r>
+              <w:rPr>
                 <w:webHidden/>
               </w:rPr>
               <w:fldChar w:fldCharType="end"/>
@@ -1518,80 +1494,79 @@
           <w:pPr>
             <w:pStyle w:val="TOC2"/>
             <w:tabs>
-              <w:tab w:val="left" w:pos="720"/>
+              <w:tab w:val="left" w:pos="660"/>
               <w:tab w:val="right" w:leader="dot" w:pos="9016"/>
             </w:tabs>
             <w:rPr>
-              <w:rFonts w:ascii="Times New Roman" w:hAnsi="Times New Roman" w:cs="Times New Roman"/>
+              <w:rFonts w:eastAsiaTheme="minorEastAsia"/>
+              <w:kern w:val="0"/>
+              <w:sz w:val="22"/>
+              <w:szCs w:val="22"/>
+              <w:lang w:val="en-GB" w:eastAsia="zh-CN"/>
+              <w14:ligatures w14:val="none"/>
             </w:rPr>
           </w:pPr>
-          <w:hyperlink w:anchor="_Toc236669289" w:history="1">
+          <w:hyperlink w:anchor="_Toc241302306" w:history="1">
             <w:r>
               <w:rPr>
                 <w:rStyle w:val="Hyperlink"/>
-                <w:rFonts w:ascii="Times New Roman" w:hAnsi="Times New Roman" w:cs="Times New Roman"/>
-                <w:lang w:val="en-US"/>
               </w:rPr>
               <w:t>a.</w:t>
             </w:r>
             <w:r>
               <w:rPr>
-                <w:rFonts w:ascii="Times New Roman" w:hAnsi="Times New Roman" w:cs="Times New Roman"/>
+                <w:rFonts w:eastAsiaTheme="minorEastAsia"/>
+                <w:kern w:val="0"/>
+                <w:sz w:val="22"/>
+                <w:szCs w:val="22"/>
+                <w:lang w:val="en-GB" w:eastAsia="zh-CN"/>
+                <w14:ligatures w14:val="none"/>
               </w:rPr>
               <w:tab/>
             </w:r>
             <w:r>
               <w:rPr>
                 <w:rStyle w:val="Hyperlink"/>
-                <w:rFonts w:ascii="Times New Roman" w:hAnsi="Times New Roman" w:cs="Times New Roman"/>
-                <w:lang w:val="en-US"/>
               </w:rPr>
               <w:t>Mục đích</w:t>
             </w:r>
             <w:r>
               <w:rPr>
-                <w:rFonts w:ascii="Times New Roman" w:hAnsi="Times New Roman" w:cs="Times New Roman"/>
                 <w:webHidden/>
               </w:rPr>
               <w:tab/>
             </w:r>
             <w:r>
               <w:rPr>
-                <w:rFonts w:ascii="Times New Roman" w:hAnsi="Times New Roman" w:cs="Times New Roman"/>
                 <w:webHidden/>
               </w:rPr>
               <w:fldChar w:fldCharType="begin"/>
             </w:r>
             <w:r>
               <w:rPr>
-                <w:rFonts w:ascii="Times New Roman" w:hAnsi="Times New Roman" w:cs="Times New Roman"/>
-                <w:webHidden/>
-              </w:rPr>
-              <w:instrText xml:space="preserve"> PAGEREF _Toc236669289 \h </w:instrText>
-            </w:r>
-            <w:r>
-              <w:rPr>
-                <w:rFonts w:ascii="Times New Roman" w:hAnsi="Times New Roman" w:cs="Times New Roman"/>
-                <w:webHidden/>
-              </w:rPr>
-            </w:r>
-            <w:r>
-              <w:rPr>
-                <w:rFonts w:ascii="Times New Roman" w:hAnsi="Times New Roman" w:cs="Times New Roman"/>
+                <w:webHidden/>
+              </w:rPr>
+              <w:instrText xml:space="preserve"> PAGEREF _Toc241302306 \h </w:instrText>
+            </w:r>
+            <w:r>
+              <w:rPr>
+                <w:webHidden/>
+              </w:rPr>
+            </w:r>
+            <w:r>
+              <w:rPr>
                 <w:webHidden/>
               </w:rPr>
               <w:fldChar w:fldCharType="separate"/>
             </w:r>
             <w:r>
               <w:rPr>
-                <w:rFonts w:ascii="Times New Roman" w:hAnsi="Times New Roman" w:cs="Times New Roman"/>
-                <w:webHidden/>
-              </w:rPr>
-              <w:t>7</w:t>
-            </w:r>
-            <w:r>
-              <w:rPr>
-                <w:rFonts w:ascii="Times New Roman" w:hAnsi="Times New Roman" w:cs="Times New Roman"/>
+                <w:webHidden/>
+              </w:rPr>
+              <w:t>6</w:t>
+            </w:r>
+            <w:r>
+              <w:rPr>
                 <w:webHidden/>
               </w:rPr>
               <w:fldChar w:fldCharType="end"/>
@@ -1602,80 +1577,79 @@
           <w:pPr>
             <w:pStyle w:val="TOC2"/>
             <w:tabs>
-              <w:tab w:val="left" w:pos="720"/>
+              <w:tab w:val="left" w:pos="660"/>
               <w:tab w:val="right" w:leader="dot" w:pos="9016"/>
             </w:tabs>
             <w:rPr>
-              <w:rFonts w:ascii="Times New Roman" w:hAnsi="Times New Roman" w:cs="Times New Roman"/>
+              <w:rFonts w:eastAsiaTheme="minorEastAsia"/>
+              <w:kern w:val="0"/>
+              <w:sz w:val="22"/>
+              <w:szCs w:val="22"/>
+              <w:lang w:val="en-GB" w:eastAsia="zh-CN"/>
+              <w14:ligatures w14:val="none"/>
             </w:rPr>
           </w:pPr>
-          <w:hyperlink w:anchor="_Toc236669290" w:history="1">
+          <w:hyperlink w:anchor="_Toc241302307" w:history="1">
             <w:r>
               <w:rPr>
                 <w:rStyle w:val="Hyperlink"/>
-                <w:rFonts w:ascii="Times New Roman" w:hAnsi="Times New Roman" w:cs="Times New Roman"/>
-                <w:lang w:val="en-US"/>
               </w:rPr>
               <w:t>b.</w:t>
             </w:r>
             <w:r>
               <w:rPr>
-                <w:rFonts w:ascii="Times New Roman" w:hAnsi="Times New Roman" w:cs="Times New Roman"/>
+                <w:rFonts w:eastAsiaTheme="minorEastAsia"/>
+                <w:kern w:val="0"/>
+                <w:sz w:val="22"/>
+                <w:szCs w:val="22"/>
+                <w:lang w:val="en-GB" w:eastAsia="zh-CN"/>
+                <w14:ligatures w14:val="none"/>
               </w:rPr>
               <w:tab/>
             </w:r>
             <w:r>
               <w:rPr>
                 <w:rStyle w:val="Hyperlink"/>
-                <w:rFonts w:ascii="Times New Roman" w:hAnsi="Times New Roman" w:cs="Times New Roman"/>
-                <w:lang w:val="en-US"/>
-              </w:rPr>
-              <w:t>Đường dẫn: Bán Xe\Quản lý nhập xe\Kế hoạch nhà máy giao</w:t>
-            </w:r>
-            <w:r>
-              <w:rPr>
-                <w:rFonts w:ascii="Times New Roman" w:hAnsi="Times New Roman" w:cs="Times New Roman"/>
+              </w:rPr>
+              <w:t>Đường dẫn: Bán Xe\Quản lý nhập xe\Đơn đặt mua xe</w:t>
+            </w:r>
+            <w:r>
+              <w:rPr>
                 <w:webHidden/>
               </w:rPr>
               <w:tab/>
             </w:r>
             <w:r>
               <w:rPr>
-                <w:rFonts w:ascii="Times New Roman" w:hAnsi="Times New Roman" w:cs="Times New Roman"/>
                 <w:webHidden/>
               </w:rPr>
               <w:fldChar w:fldCharType="begin"/>
             </w:r>
             <w:r>
               <w:rPr>
-                <w:rFonts w:ascii="Times New Roman" w:hAnsi="Times New Roman" w:cs="Times New Roman"/>
-                <w:webHidden/>
-              </w:rPr>
-              <w:instrText xml:space="preserve"> PAGEREF _Toc236669290 \h </w:instrText>
-            </w:r>
-            <w:r>
-              <w:rPr>
-                <w:rFonts w:ascii="Times New Roman" w:hAnsi="Times New Roman" w:cs="Times New Roman"/>
-                <w:webHidden/>
-              </w:rPr>
-            </w:r>
-            <w:r>
-              <w:rPr>
-                <w:rFonts w:ascii="Times New Roman" w:hAnsi="Times New Roman" w:cs="Times New Roman"/>
+                <w:webHidden/>
+              </w:rPr>
+              <w:instrText xml:space="preserve"> PAGEREF _Toc241302307 \h </w:instrText>
+            </w:r>
+            <w:r>
+              <w:rPr>
+                <w:webHidden/>
+              </w:rPr>
+            </w:r>
+            <w:r>
+              <w:rPr>
                 <w:webHidden/>
               </w:rPr>
               <w:fldChar w:fldCharType="separate"/>
             </w:r>
             <w:r>
               <w:rPr>
-                <w:rFonts w:ascii="Times New Roman" w:hAnsi="Times New Roman" w:cs="Times New Roman"/>
-                <w:webHidden/>
-              </w:rPr>
-              <w:t>7</w:t>
-            </w:r>
-            <w:r>
-              <w:rPr>
-                <w:rFonts w:ascii="Times New Roman" w:hAnsi="Times New Roman" w:cs="Times New Roman"/>
+                <w:webHidden/>
+              </w:rPr>
+              <w:t>6</w:t>
+            </w:r>
+            <w:r>
+              <w:rPr>
                 <w:webHidden/>
               </w:rPr>
               <w:fldChar w:fldCharType="end"/>
@@ -1686,80 +1660,412 @@
           <w:pPr>
             <w:pStyle w:val="TOC2"/>
             <w:tabs>
-              <w:tab w:val="left" w:pos="720"/>
+              <w:tab w:val="left" w:pos="660"/>
               <w:tab w:val="right" w:leader="dot" w:pos="9016"/>
             </w:tabs>
             <w:rPr>
-              <w:rFonts w:ascii="Times New Roman" w:hAnsi="Times New Roman" w:cs="Times New Roman"/>
+              <w:rFonts w:eastAsiaTheme="minorEastAsia"/>
+              <w:kern w:val="0"/>
+              <w:sz w:val="22"/>
+              <w:szCs w:val="22"/>
+              <w:lang w:val="en-GB" w:eastAsia="zh-CN"/>
+              <w14:ligatures w14:val="none"/>
             </w:rPr>
           </w:pPr>
-          <w:hyperlink w:anchor="_Toc236669291" w:history="1">
+          <w:hyperlink w:anchor="_Toc241302308" w:history="1">
             <w:r>
               <w:rPr>
                 <w:rStyle w:val="Hyperlink"/>
-                <w:rFonts w:ascii="Times New Roman" w:hAnsi="Times New Roman" w:cs="Times New Roman"/>
+              </w:rPr>
+              <w:t>c.</w:t>
+            </w:r>
+            <w:r>
+              <w:rPr>
+                <w:rFonts w:eastAsiaTheme="minorEastAsia"/>
+                <w:kern w:val="0"/>
+                <w:sz w:val="22"/>
+                <w:szCs w:val="22"/>
+                <w:lang w:val="en-GB" w:eastAsia="zh-CN"/>
+                <w14:ligatures w14:val="none"/>
+              </w:rPr>
+              <w:tab/>
+            </w:r>
+            <w:r>
+              <w:rPr>
+                <w:rStyle w:val="Hyperlink"/>
+              </w:rPr>
+              <w:t>Thao tác thực hiện</w:t>
+            </w:r>
+            <w:r>
+              <w:rPr>
+                <w:webHidden/>
+              </w:rPr>
+              <w:tab/>
+            </w:r>
+            <w:r>
+              <w:rPr>
+                <w:webHidden/>
+              </w:rPr>
+              <w:fldChar w:fldCharType="begin"/>
+            </w:r>
+            <w:r>
+              <w:rPr>
+                <w:webHidden/>
+              </w:rPr>
+              <w:instrText xml:space="preserve"> PAGEREF _Toc241302308 \h </w:instrText>
+            </w:r>
+            <w:r>
+              <w:rPr>
+                <w:webHidden/>
+              </w:rPr>
+            </w:r>
+            <w:r>
+              <w:rPr>
+                <w:webHidden/>
+              </w:rPr>
+              <w:fldChar w:fldCharType="separate"/>
+            </w:r>
+            <w:r>
+              <w:rPr>
+                <w:webHidden/>
+              </w:rPr>
+              <w:t>6</w:t>
+            </w:r>
+            <w:r>
+              <w:rPr>
+                <w:webHidden/>
+              </w:rPr>
+              <w:fldChar w:fldCharType="end"/>
+            </w:r>
+          </w:hyperlink>
+        </w:p>
+        <w:p>
+          <w:pPr>
+            <w:pStyle w:val="TOC1"/>
+            <w:tabs>
+              <w:tab w:val="left" w:pos="440"/>
+              <w:tab w:val="right" w:leader="dot" w:pos="9016"/>
+            </w:tabs>
+            <w:rPr>
+              <w:rFonts w:eastAsiaTheme="minorEastAsia"/>
+              <w:kern w:val="0"/>
+              <w:sz w:val="22"/>
+              <w:szCs w:val="22"/>
+              <w:lang w:val="en-GB" w:eastAsia="zh-CN"/>
+              <w14:ligatures w14:val="none"/>
+            </w:rPr>
+          </w:pPr>
+          <w:hyperlink w:anchor="_Toc241302309" w:history="1">
+            <w:r>
+              <w:rPr>
+                <w:rStyle w:val="Hyperlink"/>
                 <w:lang w:val="en-US"/>
               </w:rPr>
+              <w:t>6.</w:t>
+            </w:r>
+            <w:r>
+              <w:rPr>
+                <w:rFonts w:eastAsiaTheme="minorEastAsia"/>
+                <w:kern w:val="0"/>
+                <w:sz w:val="22"/>
+                <w:szCs w:val="22"/>
+                <w:lang w:val="en-GB" w:eastAsia="zh-CN"/>
+                <w14:ligatures w14:val="none"/>
+              </w:rPr>
+              <w:tab/>
+            </w:r>
+            <w:r>
+              <w:rPr>
+                <w:rStyle w:val="Hyperlink"/>
+              </w:rPr>
+              <w:t>Kế hoạch nhà máy giao</w:t>
+            </w:r>
+            <w:r>
+              <w:rPr>
+                <w:webHidden/>
+              </w:rPr>
+              <w:tab/>
+            </w:r>
+            <w:r>
+              <w:rPr>
+                <w:webHidden/>
+              </w:rPr>
+              <w:fldChar w:fldCharType="begin"/>
+            </w:r>
+            <w:r>
+              <w:rPr>
+                <w:webHidden/>
+              </w:rPr>
+              <w:instrText xml:space="preserve"> PAGEREF _Toc241302309 \h </w:instrText>
+            </w:r>
+            <w:r>
+              <w:rPr>
+                <w:webHidden/>
+              </w:rPr>
+            </w:r>
+            <w:r>
+              <w:rPr>
+                <w:webHidden/>
+              </w:rPr>
+              <w:fldChar w:fldCharType="separate"/>
+            </w:r>
+            <w:r>
+              <w:rPr>
+                <w:webHidden/>
+              </w:rPr>
+              <w:t>7</w:t>
+            </w:r>
+            <w:r>
+              <w:rPr>
+                <w:webHidden/>
+              </w:rPr>
+              <w:fldChar w:fldCharType="end"/>
+            </w:r>
+          </w:hyperlink>
+        </w:p>
+        <w:p>
+          <w:pPr>
+            <w:pStyle w:val="TOC2"/>
+            <w:tabs>
+              <w:tab w:val="left" w:pos="660"/>
+              <w:tab w:val="right" w:leader="dot" w:pos="9016"/>
+            </w:tabs>
+            <w:rPr>
+              <w:rFonts w:eastAsiaTheme="minorEastAsia"/>
+              <w:kern w:val="0"/>
+              <w:sz w:val="22"/>
+              <w:szCs w:val="22"/>
+              <w:lang w:val="en-GB" w:eastAsia="zh-CN"/>
+              <w14:ligatures w14:val="none"/>
+            </w:rPr>
+          </w:pPr>
+          <w:hyperlink w:anchor="_Toc241302310" w:history="1">
+            <w:r>
+              <w:rPr>
+                <w:rStyle w:val="Hyperlink"/>
+              </w:rPr>
+              <w:t>a.</w:t>
+            </w:r>
+            <w:r>
+              <w:rPr>
+                <w:rFonts w:eastAsiaTheme="minorEastAsia"/>
+                <w:kern w:val="0"/>
+                <w:sz w:val="22"/>
+                <w:szCs w:val="22"/>
+                <w:lang w:val="en-GB" w:eastAsia="zh-CN"/>
+                <w14:ligatures w14:val="none"/>
+              </w:rPr>
+              <w:tab/>
+            </w:r>
+            <w:r>
+              <w:rPr>
+                <w:rStyle w:val="Hyperlink"/>
+              </w:rPr>
+              <w:t>Mục đích</w:t>
+            </w:r>
+            <w:r>
+              <w:rPr>
+                <w:webHidden/>
+              </w:rPr>
+              <w:tab/>
+            </w:r>
+            <w:r>
+              <w:rPr>
+                <w:webHidden/>
+              </w:rPr>
+              <w:fldChar w:fldCharType="begin"/>
+            </w:r>
+            <w:r>
+              <w:rPr>
+                <w:webHidden/>
+              </w:rPr>
+              <w:instrText xml:space="preserve"> PAGEREF _Toc241302310 \h </w:instrText>
+            </w:r>
+            <w:r>
+              <w:rPr>
+                <w:webHidden/>
+              </w:rPr>
+            </w:r>
+            <w:r>
+              <w:rPr>
+                <w:webHidden/>
+              </w:rPr>
+              <w:fldChar w:fldCharType="separate"/>
+            </w:r>
+            <w:r>
+              <w:rPr>
+                <w:webHidden/>
+              </w:rPr>
+              <w:t>7</w:t>
+            </w:r>
+            <w:r>
+              <w:rPr>
+                <w:webHidden/>
+              </w:rPr>
+              <w:fldChar w:fldCharType="end"/>
+            </w:r>
+          </w:hyperlink>
+        </w:p>
+        <w:p>
+          <w:pPr>
+            <w:pStyle w:val="TOC2"/>
+            <w:tabs>
+              <w:tab w:val="left" w:pos="660"/>
+              <w:tab w:val="right" w:leader="dot" w:pos="9016"/>
+            </w:tabs>
+            <w:rPr>
+              <w:rFonts w:eastAsiaTheme="minorEastAsia"/>
+              <w:kern w:val="0"/>
+              <w:sz w:val="22"/>
+              <w:szCs w:val="22"/>
+              <w:lang w:val="en-GB" w:eastAsia="zh-CN"/>
+              <w14:ligatures w14:val="none"/>
+            </w:rPr>
+          </w:pPr>
+          <w:hyperlink w:anchor="_Toc241302311" w:history="1">
+            <w:r>
+              <w:rPr>
+                <w:rStyle w:val="Hyperlink"/>
+              </w:rPr>
+              <w:t>b.</w:t>
+            </w:r>
+            <w:r>
+              <w:rPr>
+                <w:rFonts w:eastAsiaTheme="minorEastAsia"/>
+                <w:kern w:val="0"/>
+                <w:sz w:val="22"/>
+                <w:szCs w:val="22"/>
+                <w:lang w:val="en-GB" w:eastAsia="zh-CN"/>
+                <w14:ligatures w14:val="none"/>
+              </w:rPr>
+              <w:tab/>
+            </w:r>
+            <w:r>
+              <w:rPr>
+                <w:rStyle w:val="Hyperlink"/>
+              </w:rPr>
+              <w:t>Đường dẫn: Bán Xe\Quản lý nhập xe\Kế hoạch nhà máy giao</w:t>
+            </w:r>
+            <w:r>
+              <w:rPr>
+                <w:webHidden/>
+              </w:rPr>
+              <w:tab/>
+            </w:r>
+            <w:r>
+              <w:rPr>
+                <w:webHidden/>
+              </w:rPr>
+              <w:fldChar w:fldCharType="begin"/>
+            </w:r>
+            <w:r>
+              <w:rPr>
+                <w:webHidden/>
+              </w:rPr>
+              <w:instrText xml:space="preserve"> PAGEREF _Toc241302311 \h </w:instrText>
+            </w:r>
+            <w:r>
+              <w:rPr>
+                <w:webHidden/>
+              </w:rPr>
+            </w:r>
+            <w:r>
+              <w:rPr>
+                <w:webHidden/>
+              </w:rPr>
+              <w:fldChar w:fldCharType="separate"/>
+            </w:r>
+            <w:r>
+              <w:rPr>
+                <w:webHidden/>
+              </w:rPr>
+              <w:t>7</w:t>
+            </w:r>
+            <w:r>
+              <w:rPr>
+                <w:webHidden/>
+              </w:rPr>
+              <w:fldChar w:fldCharType="end"/>
+            </w:r>
+          </w:hyperlink>
+        </w:p>
+        <w:p>
+          <w:pPr>
+            <w:pStyle w:val="TOC2"/>
+            <w:tabs>
+              <w:tab w:val="left" w:pos="660"/>
+              <w:tab w:val="right" w:leader="dot" w:pos="9016"/>
+            </w:tabs>
+            <w:rPr>
+              <w:rFonts w:eastAsiaTheme="minorEastAsia"/>
+              <w:kern w:val="0"/>
+              <w:sz w:val="22"/>
+              <w:szCs w:val="22"/>
+              <w:lang w:val="en-GB" w:eastAsia="zh-CN"/>
+              <w14:ligatures w14:val="none"/>
+            </w:rPr>
+          </w:pPr>
+          <w:hyperlink w:anchor="_Toc241302312" w:history="1">
+            <w:r>
+              <w:rPr>
+                <w:rStyle w:val="Hyperlink"/>
+              </w:rPr>
               <w:t>c.</w:t>
             </w:r>
             <w:r>
               <w:rPr>
-                <w:rFonts w:ascii="Times New Roman" w:hAnsi="Times New Roman" w:cs="Times New Roman"/>
+                <w:rFonts w:eastAsiaTheme="minorEastAsia"/>
+                <w:kern w:val="0"/>
+                <w:sz w:val="22"/>
+                <w:szCs w:val="22"/>
+                <w:lang w:val="en-GB" w:eastAsia="zh-CN"/>
+                <w14:ligatures w14:val="none"/>
               </w:rPr>
               <w:tab/>
             </w:r>
             <w:r>
               <w:rPr>
                 <w:rStyle w:val="Hyperlink"/>
-                <w:rFonts w:ascii="Times New Roman" w:hAnsi="Times New Roman" w:cs="Times New Roman"/>
-                <w:lang w:val="en-US"/>
               </w:rPr>
               <w:t>Thao tác thực hiện</w:t>
             </w:r>
             <w:r>
               <w:rPr>
-                <w:rFonts w:ascii="Times New Roman" w:hAnsi="Times New Roman" w:cs="Times New Roman"/>
                 <w:webHidden/>
               </w:rPr>
               <w:tab/>
             </w:r>
             <w:r>
               <w:rPr>
-                <w:rFonts w:ascii="Times New Roman" w:hAnsi="Times New Roman" w:cs="Times New Roman"/>
                 <w:webHidden/>
               </w:rPr>
               <w:fldChar w:fldCharType="begin"/>
             </w:r>
             <w:r>
               <w:rPr>
-                <w:rFonts w:ascii="Times New Roman" w:hAnsi="Times New Roman" w:cs="Times New Roman"/>
-                <w:webHidden/>
-              </w:rPr>
-              <w:instrText xml:space="preserve"> PAGEREF _Toc236669291 \h </w:instrText>
-            </w:r>
-            <w:r>
-              <w:rPr>
-                <w:rFonts w:ascii="Times New Roman" w:hAnsi="Times New Roman" w:cs="Times New Roman"/>
-                <w:webHidden/>
-              </w:rPr>
-            </w:r>
-            <w:r>
-              <w:rPr>
-                <w:rFonts w:ascii="Times New Roman" w:hAnsi="Times New Roman" w:cs="Times New Roman"/>
+                <w:webHidden/>
+              </w:rPr>
+              <w:instrText xml:space="preserve"> PAGEREF _Toc241302312 \h </w:instrText>
+            </w:r>
+            <w:r>
+              <w:rPr>
+                <w:webHidden/>
+              </w:rPr>
+            </w:r>
+            <w:r>
+              <w:rPr>
                 <w:webHidden/>
               </w:rPr>
               <w:fldChar w:fldCharType="separate"/>
             </w:r>
             <w:r>
               <w:rPr>
-                <w:rFonts w:ascii="Times New Roman" w:hAnsi="Times New Roman" w:cs="Times New Roman"/>
                 <w:webHidden/>
               </w:rPr>
               <w:t>7</w:t>
             </w:r>
             <w:r>
               <w:rPr>
-                <w:rFonts w:ascii="Times New Roman" w:hAnsi="Times New Roman" w:cs="Times New Roman"/>
                 <w:webHidden/>
               </w:rPr>
               <w:fldChar w:fldCharType="end"/>
@@ -1861,21 +2167,27 @@
       <w:pPr>
         <w:pStyle w:val="Heading1"/>
       </w:pPr>
-      <w:bookmarkStart w:id="1" w:name="_Toc236669272"/>
+      <w:bookmarkStart w:id="0" w:name="_Toc241302289"/>
       <w:r>
         <w:t>Chính sách bán hàng</w:t>
       </w:r>
+      <w:r>
+        <w:rPr>
+          <w:lang w:val="en-US"/>
+        </w:rPr>
+        <w:t xml:space="preserve"> hãng</w:t>
+      </w:r>
+      <w:bookmarkEnd w:id="0"/>
+    </w:p>
+    <w:p>
+      <w:pPr>
+        <w:pStyle w:val="Heading2"/>
+      </w:pPr>
+      <w:bookmarkStart w:id="1" w:name="_Toc241302290"/>
+      <w:r>
+        <w:t>Mục đích</w:t>
+      </w:r>
       <w:bookmarkEnd w:id="1"/>
-    </w:p>
-    <w:p>
-      <w:pPr>
-        <w:pStyle w:val="Heading2"/>
-      </w:pPr>
-      <w:bookmarkStart w:id="2" w:name="_Toc236669273"/>
-      <w:r>
-        <w:t>Mục đích</w:t>
-      </w:r>
-      <w:bookmarkEnd w:id="2"/>
     </w:p>
     <w:p>
       <w:pPr>
@@ -1936,7 +2248,7 @@
       <w:pPr>
         <w:pStyle w:val="Heading2"/>
       </w:pPr>
-      <w:bookmarkStart w:id="3" w:name="_Toc236669274"/>
+      <w:bookmarkStart w:id="2" w:name="_Toc241302291"/>
       <w:r>
         <w:t>Đường dẫn: Bán xe</w:t>
       </w:r>
@@ -1958,25 +2270,24 @@
       <w:r>
         <w:t xml:space="preserve"> Khai báo chính sách bán hàng</w:t>
       </w:r>
-      <w:bookmarkEnd w:id="3"/>
-    </w:p>
-    <w:p>
-      <w:pPr>
-        <w:rPr>
-          <w:rFonts w:ascii="Times New Roman" w:hAnsi="Times New Roman" w:cs="Times New Roman"/>
-          <w:lang w:val="en-US"/>
-        </w:rPr>
-      </w:pPr>
-      <w:r>
-        <w:rPr>
-          <w:rFonts w:ascii="Times New Roman" w:hAnsi="Times New Roman" w:cs="Times New Roman"/>
+      <w:bookmarkEnd w:id="2"/>
+    </w:p>
+    <w:p>
+      <w:pPr>
+        <w:rPr>
+          <w:rFonts w:ascii="Times New Roman" w:hAnsi="Times New Roman" w:cs="Times New Roman"/>
+          <w:lang w:val="en-US"/>
+        </w:rPr>
+      </w:pPr>
+      <w:r>
+        <w:rPr>
           <w:lang w:val="en-GB" w:eastAsia="zh-CN"/>
         </w:rPr>
         <w:drawing>
-          <wp:inline distT="0" distB="0" distL="0" distR="0" wp14:anchorId="4F47C986" wp14:editId="6A923B54">
-            <wp:extent cx="5731510" cy="3619500"/>
+          <wp:inline distT="0" distB="0" distL="0" distR="0" wp14:anchorId="6A638D84" wp14:editId="33554F22">
+            <wp:extent cx="5731510" cy="3602355"/>
             <wp:effectExtent l="0" t="0" r="2540" b="0"/>
-            <wp:docPr id="1808804885" name="Picture 1"/>
+            <wp:docPr id="2" name="Picture 2"/>
             <wp:cNvGraphicFramePr>
               <a:graphicFrameLocks xmlns:a="http://schemas.openxmlformats.org/drawingml/2006/main" noChangeAspect="1"/>
             </wp:cNvGraphicFramePr>
@@ -1984,7 +2295,7 @@
               <a:graphicData uri="http://schemas.openxmlformats.org/drawingml/2006/picture">
                 <pic:pic xmlns:pic="http://schemas.openxmlformats.org/drawingml/2006/picture">
                   <pic:nvPicPr>
-                    <pic:cNvPr id="1808804885" name=""/>
+                    <pic:cNvPr id="1" name=""/>
                     <pic:cNvPicPr/>
                   </pic:nvPicPr>
                   <pic:blipFill>
@@ -1996,7 +2307,7 @@
                   <pic:spPr>
                     <a:xfrm>
                       <a:off x="0" y="0"/>
-                      <a:ext cx="5731510" cy="3619500"/>
+                      <a:ext cx="5731510" cy="3602355"/>
                     </a:xfrm>
                     <a:prstGeom prst="rect">
                       <a:avLst/>
@@ -2013,11 +2324,11 @@
       <w:pPr>
         <w:pStyle w:val="Heading2"/>
       </w:pPr>
-      <w:bookmarkStart w:id="4" w:name="_Toc236669275"/>
+      <w:bookmarkStart w:id="3" w:name="_Toc241302292"/>
       <w:r>
         <w:t>Thao tác thực hiện</w:t>
       </w:r>
-      <w:bookmarkEnd w:id="4"/>
+      <w:bookmarkEnd w:id="3"/>
     </w:p>
     <w:p>
       <w:pPr>
@@ -2113,6 +2424,13 @@
         </w:rPr>
         <w:t xml:space="preserve"> </w:t>
       </w:r>
+      <w:r>
+        <w:rPr>
+          <w:rFonts w:ascii="Times New Roman" w:hAnsi="Times New Roman" w:cs="Times New Roman"/>
+          <w:lang w:val="en-US"/>
+        </w:rPr>
+        <w:t>.</w:t>
+      </w:r>
     </w:p>
     <w:p>
       <w:pPr>
@@ -2154,7 +2472,7 @@
           <w:rFonts w:ascii="Times New Roman" w:hAnsi="Times New Roman" w:cs="Times New Roman"/>
           <w:lang w:val="en-US"/>
         </w:rPr>
-        <w:t>+ Cách 1 : Click chuột phải vào phần chi tiết để thấy các chức năng liên quan hoặc ấn nút F4 trên bàn phím</w:t>
+        <w:t>+ Cách 1: Click chuột phải vào phần chi tiết để thấy các chức năng liên quan hoặc ấn nút F4 trên bàn phím</w:t>
       </w:r>
       <w:r>
         <w:rPr>
@@ -2219,7 +2537,14 @@
           <w:lang w:val="en-US"/>
         </w:rPr>
         <w:lastRenderedPageBreak/>
-        <w:t xml:space="preserve">+ Cách 2 : Sử dụng chức </w:t>
+        <w:t>+ Cách 2</w:t>
+      </w:r>
+      <w:r>
+        <w:rPr>
+          <w:rFonts w:ascii="Times New Roman" w:hAnsi="Times New Roman" w:cs="Times New Roman"/>
+          <w:lang w:val="en-US"/>
+        </w:rPr>
+        <w:t xml:space="preserve">: Sử dụng chức </w:t>
       </w:r>
       <w:r>
         <w:rPr>
@@ -2542,24 +2867,15 @@
           <w:lang w:val="en-US"/>
         </w:rPr>
       </w:pPr>
-      <w:bookmarkStart w:id="5" w:name="_Toc236669276"/>
-      <w:r>
+      <w:bookmarkStart w:id="4" w:name="_Toc241302293"/>
+      <w:r>
+        <w:rPr>
+          <w:lang w:val="en-US"/>
+        </w:rPr>
         <w:lastRenderedPageBreak/>
-        <w:t>Cấp số</w:t>
-      </w:r>
-      <w:r>
-        <w:rPr>
-          <w:lang w:val="en-US"/>
-        </w:rPr>
-        <w:t xml:space="preserve"> cho</w:t>
-      </w:r>
-      <w:r>
-        <w:t xml:space="preserve"> hợp đồng</w:t>
-      </w:r>
-      <w:bookmarkEnd w:id="5"/>
-      <w:r>
-        <w:t xml:space="preserve"> </w:t>
-      </w:r>
+        <w:t>Chính sách bán hàng nội bộ</w:t>
+      </w:r>
+      <w:bookmarkEnd w:id="4"/>
     </w:p>
     <w:p>
       <w:pPr>
@@ -2569,11 +2885,11 @@
           <w:numId w:val="6"/>
         </w:numPr>
       </w:pPr>
-      <w:bookmarkStart w:id="6" w:name="_Toc236669277"/>
+      <w:bookmarkStart w:id="5" w:name="_Toc241302294"/>
       <w:r>
         <w:t>Mục đích</w:t>
       </w:r>
-      <w:bookmarkEnd w:id="6"/>
+      <w:bookmarkEnd w:id="5"/>
     </w:p>
     <w:p>
       <w:pPr>
@@ -2583,31 +2899,138 @@
           <w:numId w:val="7"/>
         </w:numPr>
         <w:rPr>
-          <w:rFonts w:ascii="Times New Roman" w:hAnsi="Times New Roman" w:cs="Times New Roman"/>
-          <w:lang w:val="en-US"/>
-        </w:rPr>
-      </w:pPr>
-      <w:r>
-        <w:rPr>
-          <w:rFonts w:ascii="Times New Roman" w:hAnsi="Times New Roman" w:cs="Times New Roman"/>
-          <w:lang w:val="en-US"/>
-        </w:rPr>
-        <w:t>Cấp số hợp đồng</w:t>
-      </w:r>
-      <w:r>
-        <w:rPr>
-          <w:rFonts w:ascii="Times New Roman" w:hAnsi="Times New Roman" w:cs="Times New Roman"/>
-          <w:lang w:val="en-US"/>
-        </w:rPr>
-        <w:t xml:space="preserve"> để ký với khách hàng</w:t>
-      </w:r>
-      <w:r>
-        <w:rPr>
-          <w:rFonts w:ascii="Times New Roman" w:hAnsi="Times New Roman" w:cs="Times New Roman"/>
-          <w:lang w:val="en-US"/>
-        </w:rPr>
-        <w:t>.</w:t>
-      </w:r>
+          <w:lang w:val="en-US"/>
+        </w:rPr>
+      </w:pPr>
+      <w:r>
+        <w:rPr>
+          <w:lang w:val="en-US"/>
+        </w:rPr>
+        <w:t>Khai báo các chính sách giảm giá nội bộ gồm: Khung giảm giá hãng yêu cầu, giảm giá nội bộ yêu cầu TVBH bắt buộc giảm</w:t>
+      </w:r>
+    </w:p>
+    <w:p>
+      <w:pPr>
+        <w:pStyle w:val="Heading2"/>
+        <w:numPr>
+          <w:ilvl w:val="0"/>
+          <w:numId w:val="6"/>
+        </w:numPr>
+      </w:pPr>
+      <w:bookmarkStart w:id="6" w:name="_Toc241302295"/>
+      <w:r>
+        <w:t>Đường dẫn</w:t>
+      </w:r>
+      <w:bookmarkEnd w:id="6"/>
+      <w:r>
+        <w:t>: Bán xe \ Chính sách bán hàng \ Chính sách bán hàng nội bộ</w:t>
+      </w:r>
+    </w:p>
+    <w:p>
+      <w:pPr>
+        <w:rPr>
+          <w:lang w:val="en-US"/>
+        </w:rPr>
+      </w:pPr>
+      <w:r>
+        <w:rPr>
+          <w:lang w:val="en-GB" w:eastAsia="zh-CN"/>
+        </w:rPr>
+        <w:drawing>
+          <wp:inline distT="0" distB="0" distL="0" distR="0" wp14:anchorId="539235A7" wp14:editId="51770C3A">
+            <wp:extent cx="5731510" cy="3611245"/>
+            <wp:effectExtent l="0" t="0" r="2540" b="8255"/>
+            <wp:docPr id="3" name="Picture 3"/>
+            <wp:cNvGraphicFramePr>
+              <a:graphicFrameLocks xmlns:a="http://schemas.openxmlformats.org/drawingml/2006/main" noChangeAspect="1"/>
+            </wp:cNvGraphicFramePr>
+            <a:graphic xmlns:a="http://schemas.openxmlformats.org/drawingml/2006/main">
+              <a:graphicData uri="http://schemas.openxmlformats.org/drawingml/2006/picture">
+                <pic:pic xmlns:pic="http://schemas.openxmlformats.org/drawingml/2006/picture">
+                  <pic:nvPicPr>
+                    <pic:cNvPr id="1" name=""/>
+                    <pic:cNvPicPr/>
+                  </pic:nvPicPr>
+                  <pic:blipFill>
+                    <a:blip r:embed="rId13"/>
+                    <a:stretch>
+                      <a:fillRect/>
+                    </a:stretch>
+                  </pic:blipFill>
+                  <pic:spPr>
+                    <a:xfrm>
+                      <a:off x="0" y="0"/>
+                      <a:ext cx="5731510" cy="3611245"/>
+                    </a:xfrm>
+                    <a:prstGeom prst="rect">
+                      <a:avLst/>
+                    </a:prstGeom>
+                  </pic:spPr>
+                </pic:pic>
+              </a:graphicData>
+            </a:graphic>
+          </wp:inline>
+        </w:drawing>
+      </w:r>
+    </w:p>
+    <w:p>
+      <w:pPr>
+        <w:pStyle w:val="Heading2"/>
+        <w:numPr>
+          <w:ilvl w:val="0"/>
+          <w:numId w:val="6"/>
+        </w:numPr>
+      </w:pPr>
+      <w:bookmarkStart w:id="7" w:name="_Toc241302296"/>
+      <w:r>
+        <w:t>Thao tác thực hiện</w:t>
+      </w:r>
+      <w:bookmarkEnd w:id="7"/>
+    </w:p>
+    <w:p>
+      <w:pPr>
+        <w:rPr>
+          <w:lang w:val="en-US"/>
+        </w:rPr>
+      </w:pPr>
+      <w:bookmarkStart w:id="8" w:name="_GoBack"/>
+      <w:bookmarkEnd w:id="8"/>
+    </w:p>
+    <w:p>
+      <w:pPr>
+        <w:pStyle w:val="Heading1"/>
+        <w:rPr>
+          <w:lang w:val="en-US"/>
+        </w:rPr>
+      </w:pPr>
+      <w:bookmarkStart w:id="9" w:name="_Toc241302297"/>
+      <w:r>
+        <w:t>Cấp số</w:t>
+      </w:r>
+      <w:r>
+        <w:rPr>
+          <w:lang w:val="en-US"/>
+        </w:rPr>
+        <w:t xml:space="preserve"> cho</w:t>
+      </w:r>
+      <w:r>
+        <w:t xml:space="preserve"> hợp đồng</w:t>
+      </w:r>
+      <w:bookmarkEnd w:id="9"/>
+    </w:p>
+    <w:p>
+      <w:pPr>
+        <w:pStyle w:val="Heading2"/>
+        <w:numPr>
+          <w:ilvl w:val="0"/>
+          <w:numId w:val="10"/>
+        </w:numPr>
+      </w:pPr>
+      <w:bookmarkStart w:id="10" w:name="_Toc241302298"/>
+      <w:r>
+        <w:t>Mục đích</w:t>
+      </w:r>
+      <w:bookmarkEnd w:id="10"/>
     </w:p>
     <w:p>
       <w:pPr>
@@ -2626,6 +3049,40 @@
           <w:rFonts w:ascii="Times New Roman" w:hAnsi="Times New Roman" w:cs="Times New Roman"/>
           <w:lang w:val="en-US"/>
         </w:rPr>
+        <w:t>Cấp số hợp đồng</w:t>
+      </w:r>
+      <w:r>
+        <w:rPr>
+          <w:rFonts w:ascii="Times New Roman" w:hAnsi="Times New Roman" w:cs="Times New Roman"/>
+          <w:lang w:val="en-US"/>
+        </w:rPr>
+        <w:t xml:space="preserve"> để ký với khách hàng</w:t>
+      </w:r>
+      <w:r>
+        <w:rPr>
+          <w:rFonts w:ascii="Times New Roman" w:hAnsi="Times New Roman" w:cs="Times New Roman"/>
+          <w:lang w:val="en-US"/>
+        </w:rPr>
+        <w:t>.</w:t>
+      </w:r>
+    </w:p>
+    <w:p>
+      <w:pPr>
+        <w:pStyle w:val="ListParagraph"/>
+        <w:numPr>
+          <w:ilvl w:val="0"/>
+          <w:numId w:val="7"/>
+        </w:numPr>
+        <w:rPr>
+          <w:rFonts w:ascii="Times New Roman" w:hAnsi="Times New Roman" w:cs="Times New Roman"/>
+          <w:lang w:val="en-US"/>
+        </w:rPr>
+      </w:pPr>
+      <w:r>
+        <w:rPr>
+          <w:rFonts w:ascii="Times New Roman" w:hAnsi="Times New Roman" w:cs="Times New Roman"/>
+          <w:lang w:val="en-US"/>
+        </w:rPr>
         <w:t>Ghép Mã</w:t>
       </w:r>
       <w:r>
@@ -2662,17 +3119,18 @@
         <w:pStyle w:val="Heading2"/>
         <w:numPr>
           <w:ilvl w:val="0"/>
-          <w:numId w:val="6"/>
+          <w:numId w:val="10"/>
         </w:numPr>
       </w:pPr>
-      <w:bookmarkStart w:id="7" w:name="_Toc236669278"/>
-      <w:r>
+      <w:bookmarkStart w:id="11" w:name="_Toc241302299"/>
+      <w:r>
+        <w:lastRenderedPageBreak/>
         <w:t>Đường dẫn</w:t>
       </w:r>
       <w:r>
         <w:t>: Bán Xe\Hợp đồng – Khách hàng\Lập điều kiện hợp đồng</w:t>
       </w:r>
-      <w:bookmarkEnd w:id="7"/>
+      <w:bookmarkEnd w:id="11"/>
     </w:p>
     <w:p>
       <w:pPr>
@@ -2702,7 +3160,7 @@
                     <pic:cNvPicPr/>
                   </pic:nvPicPr>
                   <pic:blipFill>
-                    <a:blip r:embed="rId13"/>
+                    <a:blip r:embed="rId14"/>
                     <a:stretch>
                       <a:fillRect/>
                     </a:stretch>
@@ -2734,14 +3192,14 @@
         <w:pStyle w:val="Heading2"/>
         <w:numPr>
           <w:ilvl w:val="0"/>
-          <w:numId w:val="6"/>
+          <w:numId w:val="10"/>
         </w:numPr>
       </w:pPr>
-      <w:bookmarkStart w:id="8" w:name="_Toc236669279"/>
+      <w:bookmarkStart w:id="12" w:name="_Toc241302300"/>
       <w:r>
         <w:t>Thao tác thực hiện</w:t>
       </w:r>
-      <w:bookmarkEnd w:id="8"/>
+      <w:bookmarkEnd w:id="12"/>
     </w:p>
     <w:p>
       <w:pPr>
@@ -2810,7 +3268,7 @@
                     <pic:cNvPicPr/>
                   </pic:nvPicPr>
                   <pic:blipFill>
-                    <a:blip r:embed="rId14"/>
+                    <a:blip r:embed="rId15"/>
                     <a:stretch>
                       <a:fillRect/>
                     </a:stretch>
@@ -2865,12 +3323,12 @@
       <w:pPr>
         <w:pStyle w:val="Heading1"/>
       </w:pPr>
-      <w:bookmarkStart w:id="9" w:name="_Toc236669280"/>
+      <w:bookmarkStart w:id="13" w:name="_Toc241302301"/>
       <w:r>
         <w:lastRenderedPageBreak/>
         <w:t>Cập nhật thông tin khách hàng</w:t>
       </w:r>
-      <w:bookmarkEnd w:id="9"/>
+      <w:bookmarkEnd w:id="13"/>
     </w:p>
     <w:p>
       <w:pPr>
@@ -2880,11 +3338,11 @@
           <w:numId w:val="5"/>
         </w:numPr>
       </w:pPr>
-      <w:bookmarkStart w:id="10" w:name="_Toc236669281"/>
+      <w:bookmarkStart w:id="14" w:name="_Toc241302302"/>
       <w:r>
         <w:t>Mục đích</w:t>
       </w:r>
-      <w:bookmarkEnd w:id="10"/>
+      <w:bookmarkEnd w:id="14"/>
     </w:p>
     <w:p>
       <w:pPr>
@@ -2921,14 +3379,14 @@
           <w:numId w:val="5"/>
         </w:numPr>
       </w:pPr>
-      <w:bookmarkStart w:id="11" w:name="_Toc236669282"/>
+      <w:bookmarkStart w:id="15" w:name="_Toc241302303"/>
       <w:r>
         <w:t>Đường dẫn</w:t>
       </w:r>
       <w:r>
         <w:t>: Bán Xe\Hợp đồng – Khách hàng\Lập điều kiện hợp đồng</w:t>
       </w:r>
-      <w:bookmarkEnd w:id="11"/>
+      <w:bookmarkEnd w:id="15"/>
     </w:p>
     <w:p>
       <w:pPr>
@@ -2958,7 +3416,7 @@
                     <pic:cNvPicPr/>
                   </pic:nvPicPr>
                   <pic:blipFill>
-                    <a:blip r:embed="rId13"/>
+                    <a:blip r:embed="rId14"/>
                     <a:stretch>
                       <a:fillRect/>
                     </a:stretch>
@@ -2987,11 +3445,11 @@
           <w:numId w:val="5"/>
         </w:numPr>
       </w:pPr>
-      <w:bookmarkStart w:id="12" w:name="_Toc236669283"/>
+      <w:bookmarkStart w:id="16" w:name="_Toc241302304"/>
       <w:r>
         <w:t>Thao tác thực hiện</w:t>
       </w:r>
-      <w:bookmarkEnd w:id="12"/>
+      <w:bookmarkEnd w:id="16"/>
     </w:p>
     <w:p>
       <w:pPr>
@@ -3053,7 +3511,7 @@
                     <pic:cNvPicPr/>
                   </pic:nvPicPr>
                   <pic:blipFill>
-                    <a:blip r:embed="rId15"/>
+                    <a:blip r:embed="rId16"/>
                     <a:stretch>
                       <a:fillRect/>
                     </a:stretch>
@@ -3129,7 +3587,7 @@
                     <pic:cNvPicPr/>
                   </pic:nvPicPr>
                   <pic:blipFill>
-                    <a:blip r:embed="rId16"/>
+                    <a:blip r:embed="rId17"/>
                     <a:stretch>
                       <a:fillRect/>
                     </a:stretch>
@@ -3190,7 +3648,7 @@
                     <pic:cNvPicPr/>
                   </pic:nvPicPr>
                   <pic:blipFill>
-                    <a:blip r:embed="rId17"/>
+                    <a:blip r:embed="rId18"/>
                     <a:stretch>
                       <a:fillRect/>
                     </a:stretch>
@@ -3234,7 +3692,6 @@
           <w:szCs w:val="28"/>
         </w:rPr>
       </w:pPr>
-      <w:bookmarkStart w:id="13" w:name="_Toc236669284"/>
       <w:r>
         <w:rPr>
           <w:rFonts w:ascii="Times New Roman" w:hAnsi="Times New Roman" w:cs="Times New Roman"/>
@@ -3249,11 +3706,12 @@
           <w:lang w:val="en-US"/>
         </w:rPr>
       </w:pPr>
+      <w:bookmarkStart w:id="17" w:name="_Toc241302305"/>
       <w:r>
         <w:lastRenderedPageBreak/>
         <w:t>Đơn đặt mua xe</w:t>
       </w:r>
-      <w:bookmarkEnd w:id="13"/>
+      <w:bookmarkEnd w:id="17"/>
       <w:r>
         <w:t xml:space="preserve"> </w:t>
       </w:r>
@@ -3266,11 +3724,11 @@
           <w:numId w:val="3"/>
         </w:numPr>
       </w:pPr>
-      <w:bookmarkStart w:id="14" w:name="_Toc236669285"/>
+      <w:bookmarkStart w:id="18" w:name="_Toc241302306"/>
       <w:r>
         <w:t>Mục đích</w:t>
       </w:r>
-      <w:bookmarkEnd w:id="14"/>
+      <w:bookmarkEnd w:id="18"/>
       <w:r>
         <w:t xml:space="preserve"> </w:t>
       </w:r>
@@ -3303,14 +3761,14 @@
           <w:numId w:val="3"/>
         </w:numPr>
       </w:pPr>
-      <w:bookmarkStart w:id="15" w:name="_Toc236669286"/>
+      <w:bookmarkStart w:id="19" w:name="_Toc241302307"/>
       <w:r>
         <w:t>Đường dẫn</w:t>
       </w:r>
       <w:r>
         <w:t>: Bán Xe\Quản lý nhập xe\Đơn đặt mua xe</w:t>
       </w:r>
-      <w:bookmarkEnd w:id="15"/>
+      <w:bookmarkEnd w:id="19"/>
     </w:p>
     <w:p>
       <w:pPr>
@@ -3340,7 +3798,7 @@
                     <pic:cNvPicPr/>
                   </pic:nvPicPr>
                   <pic:blipFill>
-                    <a:blip r:embed="rId18"/>
+                    <a:blip r:embed="rId19"/>
                     <a:stretch>
                       <a:fillRect/>
                     </a:stretch>
@@ -3369,11 +3827,11 @@
           <w:numId w:val="3"/>
         </w:numPr>
       </w:pPr>
-      <w:bookmarkStart w:id="16" w:name="_Toc236669287"/>
+      <w:bookmarkStart w:id="20" w:name="_Toc241302308"/>
       <w:r>
         <w:t>Thao tác thực hiện</w:t>
       </w:r>
-      <w:bookmarkEnd w:id="16"/>
+      <w:bookmarkEnd w:id="20"/>
     </w:p>
     <w:p>
       <w:pPr>
@@ -3435,7 +3893,7 @@
                     <pic:cNvPicPr/>
                   </pic:nvPicPr>
                   <pic:blipFill>
-                    <a:blip r:embed="rId19"/>
+                    <a:blip r:embed="rId20"/>
                     <a:stretch>
                       <a:fillRect/>
                     </a:stretch>
@@ -3496,7 +3954,7 @@
                     <pic:cNvPicPr/>
                   </pic:nvPicPr>
                   <pic:blipFill>
-                    <a:blip r:embed="rId20"/>
+                    <a:blip r:embed="rId21"/>
                     <a:stretch>
                       <a:fillRect/>
                     </a:stretch>
@@ -3596,12 +4054,12 @@
           <w:lang w:val="en-US"/>
         </w:rPr>
       </w:pPr>
-      <w:bookmarkStart w:id="17" w:name="_Toc236669288"/>
+      <w:bookmarkStart w:id="21" w:name="_Toc241302309"/>
       <w:r>
         <w:lastRenderedPageBreak/>
         <w:t>Kế hoạch nhà máy giao</w:t>
       </w:r>
-      <w:bookmarkEnd w:id="17"/>
+      <w:bookmarkEnd w:id="21"/>
     </w:p>
     <w:p>
       <w:pPr>
@@ -3611,11 +4069,11 @@
           <w:numId w:val="4"/>
         </w:numPr>
       </w:pPr>
-      <w:bookmarkStart w:id="18" w:name="_Toc236669289"/>
+      <w:bookmarkStart w:id="22" w:name="_Toc241302310"/>
       <w:r>
         <w:t>Mục đích</w:t>
       </w:r>
-      <w:bookmarkEnd w:id="18"/>
+      <w:bookmarkEnd w:id="22"/>
       <w:r>
         <w:t xml:space="preserve"> </w:t>
       </w:r>
@@ -3655,14 +4113,14 @@
           <w:numId w:val="4"/>
         </w:numPr>
       </w:pPr>
-      <w:bookmarkStart w:id="19" w:name="_Toc236669290"/>
+      <w:bookmarkStart w:id="23" w:name="_Toc241302311"/>
       <w:r>
         <w:t>Đường dẫn</w:t>
       </w:r>
       <w:r>
         <w:t>: Bán Xe\Quản lý nhập xe\Kế hoạch nhà máy giao</w:t>
       </w:r>
-      <w:bookmarkEnd w:id="19"/>
+      <w:bookmarkEnd w:id="23"/>
     </w:p>
     <w:p>
       <w:pPr>
@@ -3692,7 +4150,7 @@
                     <pic:cNvPicPr/>
                   </pic:nvPicPr>
                   <pic:blipFill>
-                    <a:blip r:embed="rId21"/>
+                    <a:blip r:embed="rId22"/>
                     <a:stretch>
                       <a:fillRect/>
                     </a:stretch>
@@ -3721,11 +4179,11 @@
           <w:numId w:val="4"/>
         </w:numPr>
       </w:pPr>
-      <w:bookmarkStart w:id="20" w:name="_Toc236669291"/>
+      <w:bookmarkStart w:id="24" w:name="_Toc241302312"/>
       <w:r>
         <w:t>Thao tác thực hiện</w:t>
       </w:r>
-      <w:bookmarkEnd w:id="20"/>
+      <w:bookmarkEnd w:id="24"/>
     </w:p>
     <w:p>
       <w:pPr>
@@ -3801,7 +4259,7 @@
                     <pic:cNvPicPr/>
                   </pic:nvPicPr>
                   <pic:blipFill>
-                    <a:blip r:embed="rId22"/>
+                    <a:blip r:embed="rId23"/>
                     <a:stretch>
                       <a:fillRect/>
                     </a:stretch>
@@ -3910,7 +4368,7 @@
                     <pic:cNvPicPr/>
                   </pic:nvPicPr>
                   <pic:blipFill>
-                    <a:blip r:embed="rId23"/>
+                    <a:blip r:embed="rId24"/>
                     <a:stretch>
                       <a:fillRect/>
                     </a:stretch>
@@ -4131,6 +4589,92 @@
     </w:lvl>
   </w:abstractNum>
   <w:abstractNum w:abstractNumId="2">
+    <w:nsid w:val="08FC6C63"/>
+    <w:multiLevelType w:val="hybridMultilevel"/>
+    <w:tmpl w:val="A9D4BC06"/>
+    <w:lvl w:ilvl="0" w:tplc="08090019">
+      <w:start w:val="1"/>
+      <w:numFmt w:val="lowerLetter"/>
+      <w:lvlText w:val="%1."/>
+      <w:lvlJc w:val="left"/>
+      <w:pPr>
+        <w:ind w:left="720" w:hanging="360"/>
+      </w:pPr>
+    </w:lvl>
+    <w:lvl w:ilvl="1" w:tplc="FFFFFFFF" w:tentative="1">
+      <w:start w:val="1"/>
+      <w:numFmt w:val="lowerLetter"/>
+      <w:lvlText w:val="%2."/>
+      <w:lvlJc w:val="left"/>
+      <w:pPr>
+        <w:ind w:left="1440" w:hanging="360"/>
+      </w:pPr>
+    </w:lvl>
+    <w:lvl w:ilvl="2" w:tplc="FFFFFFFF" w:tentative="1">
+      <w:start w:val="1"/>
+      <w:numFmt w:val="lowerRoman"/>
+      <w:lvlText w:val="%3."/>
+      <w:lvlJc w:val="right"/>
+      <w:pPr>
+        <w:ind w:left="2160" w:hanging="180"/>
+      </w:pPr>
+    </w:lvl>
+    <w:lvl w:ilvl="3" w:tplc="FFFFFFFF" w:tentative="1">
+      <w:start w:val="1"/>
+      <w:numFmt w:val="decimal"/>
+      <w:lvlText w:val="%4."/>
+      <w:lvlJc w:val="left"/>
+      <w:pPr>
+        <w:ind w:left="2880" w:hanging="360"/>
+      </w:pPr>
+    </w:lvl>
+    <w:lvl w:ilvl="4" w:tplc="FFFFFFFF" w:tentative="1">
+      <w:start w:val="1"/>
+      <w:numFmt w:val="lowerLetter"/>
+      <w:lvlText w:val="%5."/>
+      <w:lvlJc w:val="left"/>
+      <w:pPr>
+        <w:ind w:left="3600" w:hanging="360"/>
+      </w:pPr>
+    </w:lvl>
+    <w:lvl w:ilvl="5" w:tplc="FFFFFFFF" w:tentative="1">
+      <w:start w:val="1"/>
+      <w:numFmt w:val="lowerRoman"/>
+      <w:lvlText w:val="%6."/>
+      <w:lvlJc w:val="right"/>
+      <w:pPr>
+        <w:ind w:left="4320" w:hanging="180"/>
+      </w:pPr>
+    </w:lvl>
+    <w:lvl w:ilvl="6" w:tplc="FFFFFFFF" w:tentative="1">
+      <w:start w:val="1"/>
+      <w:numFmt w:val="decimal"/>
+      <w:lvlText w:val="%7."/>
+      <w:lvlJc w:val="left"/>
+      <w:pPr>
+        <w:ind w:left="5040" w:hanging="360"/>
+      </w:pPr>
+    </w:lvl>
+    <w:lvl w:ilvl="7" w:tplc="FFFFFFFF" w:tentative="1">
+      <w:start w:val="1"/>
+      <w:numFmt w:val="lowerLetter"/>
+      <w:lvlText w:val="%8."/>
+      <w:lvlJc w:val="left"/>
+      <w:pPr>
+        <w:ind w:left="5760" w:hanging="360"/>
+      </w:pPr>
+    </w:lvl>
+    <w:lvl w:ilvl="8" w:tplc="FFFFFFFF" w:tentative="1">
+      <w:start w:val="1"/>
+      <w:numFmt w:val="lowerRoman"/>
+      <w:lvlText w:val="%9."/>
+      <w:lvlJc w:val="right"/>
+      <w:pPr>
+        <w:ind w:left="6480" w:hanging="180"/>
+      </w:pPr>
+    </w:lvl>
+  </w:abstractNum>
+  <w:abstractNum w:abstractNumId="3">
     <w:nsid w:val="21171ED9"/>
     <w:multiLevelType w:val="hybridMultilevel"/>
     <w:tmpl w:val="BC70C8DE"/>
@@ -4242,7 +4786,7 @@
       </w:rPr>
     </w:lvl>
   </w:abstractNum>
-  <w:abstractNum w:abstractNumId="3">
+  <w:abstractNum w:abstractNumId="4">
     <w:nsid w:val="4B635674"/>
     <w:multiLevelType w:val="hybridMultilevel"/>
     <w:tmpl w:val="EE1E9E1A"/>
@@ -4328,7 +4872,7 @@
       </w:pPr>
     </w:lvl>
   </w:abstractNum>
-  <w:abstractNum w:abstractNumId="4">
+  <w:abstractNum w:abstractNumId="5">
     <w:nsid w:val="60E5793F"/>
     <w:multiLevelType w:val="hybridMultilevel"/>
     <w:tmpl w:val="A9D4BC06"/>
@@ -4414,11 +4958,11 @@
       </w:pPr>
     </w:lvl>
   </w:abstractNum>
-  <w:abstractNum w:abstractNumId="5">
+  <w:abstractNum w:abstractNumId="6">
     <w:nsid w:val="69356920"/>
     <w:multiLevelType w:val="hybridMultilevel"/>
-    <w:tmpl w:val="B85AFC12"/>
-    <w:lvl w:ilvl="0" w:tplc="F89E4D08">
+    <w:tmpl w:val="A01CF3AE"/>
+    <w:lvl w:ilvl="0" w:tplc="E80A8FEE">
       <w:start w:val="1"/>
       <w:numFmt w:val="decimal"/>
       <w:pStyle w:val="Heading1"/>
@@ -4501,7 +5045,96 @@
       </w:pPr>
     </w:lvl>
   </w:abstractNum>
-  <w:abstractNum w:abstractNumId="6">
+  <w:abstractNum w:abstractNumId="7">
+    <w:nsid w:val="6AE4786A"/>
+    <w:multiLevelType w:val="hybridMultilevel"/>
+    <w:tmpl w:val="2FBC9556"/>
+    <w:lvl w:ilvl="0" w:tplc="08090019">
+      <w:start w:val="1"/>
+      <w:numFmt w:val="lowerLetter"/>
+      <w:lvlText w:val="%1."/>
+      <w:lvlJc w:val="left"/>
+      <w:pPr>
+        <w:ind w:left="720" w:hanging="360"/>
+      </w:pPr>
+      <w:rPr>
+        <w:rFonts w:hint="default"/>
+      </w:rPr>
+    </w:lvl>
+    <w:lvl w:ilvl="1" w:tplc="08090019" w:tentative="1">
+      <w:start w:val="1"/>
+      <w:numFmt w:val="lowerLetter"/>
+      <w:lvlText w:val="%2."/>
+      <w:lvlJc w:val="left"/>
+      <w:pPr>
+        <w:ind w:left="1440" w:hanging="360"/>
+      </w:pPr>
+    </w:lvl>
+    <w:lvl w:ilvl="2" w:tplc="0809001B" w:tentative="1">
+      <w:start w:val="1"/>
+      <w:numFmt w:val="lowerRoman"/>
+      <w:lvlText w:val="%3."/>
+      <w:lvlJc w:val="right"/>
+      <w:pPr>
+        <w:ind w:left="2160" w:hanging="180"/>
+      </w:pPr>
+    </w:lvl>
+    <w:lvl w:ilvl="3" w:tplc="0809000F" w:tentative="1">
+      <w:start w:val="1"/>
+      <w:numFmt w:val="decimal"/>
+      <w:lvlText w:val="%4."/>
+      <w:lvlJc w:val="left"/>
+      <w:pPr>
+        <w:ind w:left="2880" w:hanging="360"/>
+      </w:pPr>
+    </w:lvl>
+    <w:lvl w:ilvl="4" w:tplc="08090019" w:tentative="1">
+      <w:start w:val="1"/>
+      <w:numFmt w:val="lowerLetter"/>
+      <w:lvlText w:val="%5."/>
+      <w:lvlJc w:val="left"/>
+      <w:pPr>
+        <w:ind w:left="3600" w:hanging="360"/>
+      </w:pPr>
+    </w:lvl>
+    <w:lvl w:ilvl="5" w:tplc="0809001B" w:tentative="1">
+      <w:start w:val="1"/>
+      <w:numFmt w:val="lowerRoman"/>
+      <w:lvlText w:val="%6."/>
+      <w:lvlJc w:val="right"/>
+      <w:pPr>
+        <w:ind w:left="4320" w:hanging="180"/>
+      </w:pPr>
+    </w:lvl>
+    <w:lvl w:ilvl="6" w:tplc="0809000F" w:tentative="1">
+      <w:start w:val="1"/>
+      <w:numFmt w:val="decimal"/>
+      <w:lvlText w:val="%7."/>
+      <w:lvlJc w:val="left"/>
+      <w:pPr>
+        <w:ind w:left="5040" w:hanging="360"/>
+      </w:pPr>
+    </w:lvl>
+    <w:lvl w:ilvl="7" w:tplc="08090019" w:tentative="1">
+      <w:start w:val="1"/>
+      <w:numFmt w:val="lowerLetter"/>
+      <w:lvlText w:val="%8."/>
+      <w:lvlJc w:val="left"/>
+      <w:pPr>
+        <w:ind w:left="5760" w:hanging="360"/>
+      </w:pPr>
+    </w:lvl>
+    <w:lvl w:ilvl="8" w:tplc="0809001B" w:tentative="1">
+      <w:start w:val="1"/>
+      <w:numFmt w:val="lowerRoman"/>
+      <w:lvlText w:val="%9."/>
+      <w:lvlJc w:val="right"/>
+      <w:pPr>
+        <w:ind w:left="6480" w:hanging="180"/>
+      </w:pPr>
+    </w:lvl>
+  </w:abstractNum>
+  <w:abstractNum w:abstractNumId="8">
     <w:nsid w:val="7DE04971"/>
     <w:multiLevelType w:val="hybridMultilevel"/>
     <w:tmpl w:val="5CFE19B6"/>
@@ -4588,24 +5221,33 @@
     </w:lvl>
   </w:abstractNum>
   <w:num w:numId="1">
-    <w:abstractNumId w:val="5"/>
+    <w:abstractNumId w:val="6"/>
   </w:num>
   <w:num w:numId="2">
     <w:abstractNumId w:val="0"/>
   </w:num>
   <w:num w:numId="3">
-    <w:abstractNumId w:val="3"/>
+    <w:abstractNumId w:val="4"/>
   </w:num>
   <w:num w:numId="4">
-    <w:abstractNumId w:val="6"/>
+    <w:abstractNumId w:val="8"/>
   </w:num>
   <w:num w:numId="5">
     <w:abstractNumId w:val="1"/>
   </w:num>
   <w:num w:numId="6">
-    <w:abstractNumId w:val="4"/>
+    <w:abstractNumId w:val="5"/>
   </w:num>
   <w:num w:numId="7">
+    <w:abstractNumId w:val="3"/>
+  </w:num>
+  <w:num w:numId="8">
+    <w:abstractNumId w:val="7"/>
+  </w:num>
+  <w:num w:numId="9">
+    <w:abstractNumId w:val="0"/>
+  </w:num>
+  <w:num w:numId="10">
     <w:abstractNumId w:val="2"/>
   </w:num>
 </w:numbering>
@@ -5018,7 +5660,7 @@
     <w:link w:val="Heading1Char"/>
     <w:uiPriority w:val="9"/>
     <w:qFormat/>
-    <w:rsid w:val="005E38DE"/>
+    <w:rsid w:val="002B7487"/>
     <w:pPr>
       <w:keepNext/>
       <w:keepLines/>
@@ -5031,6 +5673,7 @@
     </w:pPr>
     <w:rPr>
       <w:rFonts w:ascii="Times New Roman" w:eastAsiaTheme="majorEastAsia" w:hAnsi="Times New Roman" w:cs="Times New Roman"/>
+      <w:b/>
       <w:sz w:val="28"/>
       <w:szCs w:val="28"/>
     </w:rPr>
@@ -5245,9 +5888,10 @@
     <w:basedOn w:val="DefaultParagraphFont"/>
     <w:link w:val="Heading1"/>
     <w:uiPriority w:val="9"/>
-    <w:rsid w:val="005E38DE"/>
+    <w:rsid w:val="002B7487"/>
     <w:rPr>
       <w:rFonts w:ascii="Times New Roman" w:eastAsiaTheme="majorEastAsia" w:hAnsi="Times New Roman" w:cs="Times New Roman"/>
+      <w:b/>
       <w:noProof/>
       <w:sz w:val="28"/>
       <w:szCs w:val="28"/>
@@ -5935,7 +6579,7 @@
 </file>
 
 <file path=customXml/itemProps1.xml><?xml version="1.0" encoding="utf-8"?>
-<ds:datastoreItem xmlns:ds="http://schemas.openxmlformats.org/officeDocument/2006/customXml" ds:itemID="{AB45B7E9-FC0C-47DB-9D51-3731BDE4EADC}">
+<ds:datastoreItem xmlns:ds="http://schemas.openxmlformats.org/officeDocument/2006/customXml" ds:itemID="{C84467B5-8C9F-442E-A9E7-B7DC26054974}">
   <ds:schemaRefs>
     <ds:schemaRef ds:uri="http://schemas.openxmlformats.org/officeDocument/2006/bibliography"/>
   </ds:schemaRefs>

--- a/.Document/Tai lieu HDSD/I. BAN HANG/2. HDSD_BanHang_SA.docx
+++ b/.Document/Tai lieu HDSD/I. BAN HANG/2. HDSD_BanHang_SA.docx
@@ -1,11 +1,12 @@
 
 <file path=word/document.xml><?xml version="1.0" encoding="utf-8"?>
-<w:document xmlns:wpc="http://schemas.microsoft.com/office/word/2010/wordprocessingCanvas" xmlns:mc="http://schemas.openxmlformats.org/markup-compatibility/2006" xmlns:o="urn:schemas-microsoft-com:office:office" xmlns:r="http://schemas.openxmlformats.org/officeDocument/2006/relationships" xmlns:m="http://schemas.openxmlformats.org/officeDocument/2006/math" xmlns:v="urn:schemas-microsoft-com:vml" xmlns:wp14="http://schemas.microsoft.com/office/word/2010/wordprocessingDrawing" xmlns:wp="http://schemas.openxmlformats.org/drawingml/2006/wordprocessingDrawing" xmlns:w10="urn:schemas-microsoft-com:office:word" xmlns:w="http://schemas.openxmlformats.org/wordprocessingml/2006/main" xmlns:w14="http://schemas.microsoft.com/office/word/2010/wordml" xmlns:w15="http://schemas.microsoft.com/office/word/2012/wordml" xmlns:wpg="http://schemas.microsoft.com/office/word/2010/wordprocessingGroup" xmlns:wpi="http://schemas.microsoft.com/office/word/2010/wordprocessingInk" xmlns:wne="http://schemas.microsoft.com/office/word/2006/wordml" xmlns:wps="http://schemas.microsoft.com/office/word/2010/wordprocessingShape" mc:Ignorable="w14 w15 wp14">
+<w:document xmlns:wpc="http://schemas.microsoft.com/office/word/2010/wordprocessingCanvas" xmlns:cx="http://schemas.microsoft.com/office/drawing/2014/chartex" xmlns:cx1="http://schemas.microsoft.com/office/drawing/2015/9/8/chartex" xmlns:cx2="http://schemas.microsoft.com/office/drawing/2015/10/21/chartex" xmlns:cx3="http://schemas.microsoft.com/office/drawing/2016/5/9/chartex" xmlns:cx4="http://schemas.microsoft.com/office/drawing/2016/5/10/chartex" xmlns:cx5="http://schemas.microsoft.com/office/drawing/2016/5/11/chartex" xmlns:cx6="http://schemas.microsoft.com/office/drawing/2016/5/12/chartex" xmlns:cx7="http://schemas.microsoft.com/office/drawing/2016/5/13/chartex" xmlns:cx8="http://schemas.microsoft.com/office/drawing/2016/5/14/chartex" xmlns:mc="http://schemas.openxmlformats.org/markup-compatibility/2006" xmlns:aink="http://schemas.microsoft.com/office/drawing/2016/ink" xmlns:am3d="http://schemas.microsoft.com/office/drawing/2017/model3d" xmlns:o="urn:schemas-microsoft-com:office:office" xmlns:oel="http://schemas.microsoft.com/office/2019/extlst" xmlns:r="http://schemas.openxmlformats.org/officeDocument/2006/relationships" xmlns:m="http://schemas.openxmlformats.org/officeDocument/2006/math" xmlns:v="urn:schemas-microsoft-com:vml" xmlns:wp14="http://schemas.microsoft.com/office/word/2010/wordprocessingDrawing" xmlns:wp="http://schemas.openxmlformats.org/drawingml/2006/wordprocessingDrawing" xmlns:w10="urn:schemas-microsoft-com:office:word" xmlns:w="http://schemas.openxmlformats.org/wordprocessingml/2006/main" xmlns:w14="http://schemas.microsoft.com/office/word/2010/wordml" xmlns:w15="http://schemas.microsoft.com/office/word/2012/wordml" xmlns:w16cex="http://schemas.microsoft.com/office/word/2018/wordml/cex" xmlns:w16cid="http://schemas.microsoft.com/office/word/2016/wordml/cid" xmlns:w16="http://schemas.microsoft.com/office/word/2018/wordml" xmlns:w16du="http://schemas.microsoft.com/office/word/2023/wordml/word16du" xmlns:w16sdtdh="http://schemas.microsoft.com/office/word/2020/wordml/sdtdatahash" xmlns:w16sdtfl="http://schemas.microsoft.com/office/word/2024/wordml/sdtformatlock" xmlns:w16se="http://schemas.microsoft.com/office/word/2015/wordml/symex" xmlns:wpg="http://schemas.microsoft.com/office/word/2010/wordprocessingGroup" xmlns:wpi="http://schemas.microsoft.com/office/word/2010/wordprocessingInk" xmlns:wne="http://schemas.microsoft.com/office/word/2006/wordml" xmlns:wps="http://schemas.microsoft.com/office/word/2010/wordprocessingShape" mc:Ignorable="w14 w15 w16se w16cid w16 w16cex w16sdtdh w16sdtfl w16du wp14">
   <w:body>
     <w:sdt>
       <w:sdtPr>
         <w:rPr>
-          <w:rFonts w:eastAsiaTheme="minorHAnsi"/>
+          <w:rFonts w:ascii="Times New Roman" w:eastAsiaTheme="minorHAnsi" w:hAnsi="Times New Roman" w:cs="Times New Roman"/>
+          <w:b w:val="0"/>
           <w:noProof/>
           <w:kern w:val="2"/>
           <w:sz w:val="24"/>
@@ -21,7 +22,6 @@
       </w:sdtPr>
       <w:sdtEndPr>
         <w:rPr>
-          <w:rFonts w:ascii="Times New Roman" w:hAnsi="Times New Roman" w:cs="Times New Roman"/>
           <w:bCs/>
         </w:rPr>
       </w:sdtEndPr>
@@ -29,11 +29,21 @@
         <w:p>
           <w:pPr>
             <w:pStyle w:val="TOCHeading"/>
+            <w:jc w:val="center"/>
+            <w:rPr>
+              <w:rFonts w:ascii="Times New Roman" w:hAnsi="Times New Roman" w:cs="Times New Roman"/>
+            </w:rPr>
           </w:pPr>
           <w:r>
+            <w:rPr>
+              <w:rFonts w:ascii="Times New Roman" w:hAnsi="Times New Roman" w:cs="Times New Roman"/>
+            </w:rPr>
             <w:t xml:space="preserve">SALE ADMIN – </w:t>
           </w:r>
           <w:r>
+            <w:rPr>
+              <w:rFonts w:ascii="Times New Roman" w:hAnsi="Times New Roman" w:cs="Times New Roman"/>
+            </w:rPr>
             <w:t>HƯỚNG DẪN SỬ DỤNG</w:t>
           </w:r>
         </w:p>
@@ -41,16 +51,12 @@
           <w:pPr>
             <w:pStyle w:val="TOC1"/>
             <w:tabs>
-              <w:tab w:val="left" w:pos="440"/>
+              <w:tab w:val="left" w:pos="480"/>
               <w:tab w:val="right" w:leader="dot" w:pos="9016"/>
             </w:tabs>
             <w:rPr>
-              <w:rFonts w:eastAsiaTheme="minorEastAsia"/>
-              <w:kern w:val="0"/>
-              <w:sz w:val="22"/>
-              <w:szCs w:val="22"/>
-              <w:lang w:val="en-GB" w:eastAsia="zh-CN"/>
-              <w14:ligatures w14:val="none"/>
+              <w:rFonts w:ascii="Times New Roman" w:eastAsiaTheme="minorEastAsia" w:hAnsi="Times New Roman" w:cs="Times New Roman"/>
+              <w:lang w:val="en-GB" w:eastAsia="en-GB"/>
             </w:rPr>
           </w:pPr>
           <w:r>
@@ -71,74 +77,80 @@
             </w:rPr>
             <w:fldChar w:fldCharType="separate"/>
           </w:r>
-          <w:hyperlink w:anchor="_Toc241302289" w:history="1">
+          <w:hyperlink w:anchor="_Toc242949946" w:history="1">
             <w:r>
               <w:rPr>
                 <w:rStyle w:val="Hyperlink"/>
+                <w:rFonts w:ascii="Times New Roman" w:hAnsi="Times New Roman" w:cs="Times New Roman"/>
               </w:rPr>
               <w:t>1.</w:t>
             </w:r>
             <w:r>
               <w:rPr>
-                <w:rFonts w:eastAsiaTheme="minorEastAsia"/>
-                <w:kern w:val="0"/>
-                <w:sz w:val="22"/>
-                <w:szCs w:val="22"/>
-                <w:lang w:val="en-GB" w:eastAsia="zh-CN"/>
-                <w14:ligatures w14:val="none"/>
+                <w:rFonts w:ascii="Times New Roman" w:eastAsiaTheme="minorEastAsia" w:hAnsi="Times New Roman" w:cs="Times New Roman"/>
+                <w:lang w:val="en-GB" w:eastAsia="en-GB"/>
               </w:rPr>
               <w:tab/>
             </w:r>
             <w:r>
               <w:rPr>
                 <w:rStyle w:val="Hyperlink"/>
+                <w:rFonts w:ascii="Times New Roman" w:hAnsi="Times New Roman" w:cs="Times New Roman"/>
               </w:rPr>
               <w:t>Chính sách bán hàng</w:t>
             </w:r>
             <w:r>
               <w:rPr>
                 <w:rStyle w:val="Hyperlink"/>
+                <w:rFonts w:ascii="Times New Roman" w:hAnsi="Times New Roman" w:cs="Times New Roman"/>
                 <w:lang w:val="en-US"/>
               </w:rPr>
               <w:t xml:space="preserve"> hãng</w:t>
             </w:r>
             <w:r>
               <w:rPr>
+                <w:rFonts w:ascii="Times New Roman" w:hAnsi="Times New Roman" w:cs="Times New Roman"/>
                 <w:webHidden/>
               </w:rPr>
               <w:tab/>
             </w:r>
             <w:r>
               <w:rPr>
+                <w:rFonts w:ascii="Times New Roman" w:hAnsi="Times New Roman" w:cs="Times New Roman"/>
                 <w:webHidden/>
               </w:rPr>
               <w:fldChar w:fldCharType="begin"/>
             </w:r>
             <w:r>
               <w:rPr>
-                <w:webHidden/>
-              </w:rPr>
-              <w:instrText xml:space="preserve"> PAGEREF _Toc241302289 \h </w:instrText>
-            </w:r>
-            <w:r>
-              <w:rPr>
-                <w:webHidden/>
-              </w:rPr>
-            </w:r>
-            <w:r>
-              <w:rPr>
+                <w:rFonts w:ascii="Times New Roman" w:hAnsi="Times New Roman" w:cs="Times New Roman"/>
+                <w:webHidden/>
+              </w:rPr>
+              <w:instrText xml:space="preserve"> PAGEREF _Toc242949946 \h </w:instrText>
+            </w:r>
+            <w:r>
+              <w:rPr>
+                <w:rFonts w:ascii="Times New Roman" w:hAnsi="Times New Roman" w:cs="Times New Roman"/>
+                <w:webHidden/>
+              </w:rPr>
+            </w:r>
+            <w:r>
+              <w:rPr>
+                <w:rFonts w:ascii="Times New Roman" w:hAnsi="Times New Roman" w:cs="Times New Roman"/>
                 <w:webHidden/>
               </w:rPr>
               <w:fldChar w:fldCharType="separate"/>
             </w:r>
             <w:r>
               <w:rPr>
+                <w:rFonts w:ascii="Times New Roman" w:hAnsi="Times New Roman" w:cs="Times New Roman"/>
                 <w:webHidden/>
               </w:rPr>
               <w:t>2</w:t>
             </w:r>
             <w:r>
               <w:rPr>
+                <w:rFonts w:ascii="Times New Roman" w:hAnsi="Times New Roman" w:cs="Times New Roman"/>
                 <w:webHidden/>
               </w:rPr>
               <w:fldChar w:fldCharType="end"/>
@@ -149,79 +161,80 @@
           <w:pPr>
             <w:pStyle w:val="TOC2"/>
             <w:tabs>
-              <w:tab w:val="left" w:pos="660"/>
+              <w:tab w:val="left" w:pos="720"/>
               <w:tab w:val="right" w:leader="dot" w:pos="9016"/>
             </w:tabs>
             <w:rPr>
-              <w:rFonts w:eastAsiaTheme="minorEastAsia"/>
-              <w:kern w:val="0"/>
-              <w:sz w:val="22"/>
-              <w:szCs w:val="22"/>
-              <w:lang w:val="en-GB" w:eastAsia="zh-CN"/>
-              <w14:ligatures w14:val="none"/>
+              <w:rFonts w:ascii="Times New Roman" w:eastAsiaTheme="minorEastAsia" w:hAnsi="Times New Roman" w:cs="Times New Roman"/>
+              <w:lang w:val="en-GB" w:eastAsia="en-GB"/>
             </w:rPr>
           </w:pPr>
-          <w:hyperlink w:anchor="_Toc241302290" w:history="1">
+          <w:hyperlink w:anchor="_Toc242949947" w:history="1">
             <w:r>
               <w:rPr>
                 <w:rStyle w:val="Hyperlink"/>
+                <w:rFonts w:ascii="Times New Roman" w:hAnsi="Times New Roman" w:cs="Times New Roman"/>
               </w:rPr>
               <w:t>a.</w:t>
             </w:r>
             <w:r>
               <w:rPr>
-                <w:rFonts w:eastAsiaTheme="minorEastAsia"/>
-                <w:kern w:val="0"/>
-                <w:sz w:val="22"/>
-                <w:szCs w:val="22"/>
-                <w:lang w:val="en-GB" w:eastAsia="zh-CN"/>
-                <w14:ligatures w14:val="none"/>
+                <w:rFonts w:ascii="Times New Roman" w:eastAsiaTheme="minorEastAsia" w:hAnsi="Times New Roman" w:cs="Times New Roman"/>
+                <w:lang w:val="en-GB" w:eastAsia="en-GB"/>
               </w:rPr>
               <w:tab/>
             </w:r>
             <w:r>
               <w:rPr>
                 <w:rStyle w:val="Hyperlink"/>
+                <w:rFonts w:ascii="Times New Roman" w:hAnsi="Times New Roman" w:cs="Times New Roman"/>
               </w:rPr>
               <w:t>Mục đích</w:t>
             </w:r>
             <w:r>
               <w:rPr>
+                <w:rFonts w:ascii="Times New Roman" w:hAnsi="Times New Roman" w:cs="Times New Roman"/>
                 <w:webHidden/>
               </w:rPr>
               <w:tab/>
             </w:r>
             <w:r>
               <w:rPr>
+                <w:rFonts w:ascii="Times New Roman" w:hAnsi="Times New Roman" w:cs="Times New Roman"/>
                 <w:webHidden/>
               </w:rPr>
               <w:fldChar w:fldCharType="begin"/>
             </w:r>
             <w:r>
               <w:rPr>
-                <w:webHidden/>
-              </w:rPr>
-              <w:instrText xml:space="preserve"> PAGEREF _Toc241302290 \h </w:instrText>
-            </w:r>
-            <w:r>
-              <w:rPr>
-                <w:webHidden/>
-              </w:rPr>
-            </w:r>
-            <w:r>
-              <w:rPr>
+                <w:rFonts w:ascii="Times New Roman" w:hAnsi="Times New Roman" w:cs="Times New Roman"/>
+                <w:webHidden/>
+              </w:rPr>
+              <w:instrText xml:space="preserve"> PAGEREF _Toc242949947 \h </w:instrText>
+            </w:r>
+            <w:r>
+              <w:rPr>
+                <w:rFonts w:ascii="Times New Roman" w:hAnsi="Times New Roman" w:cs="Times New Roman"/>
+                <w:webHidden/>
+              </w:rPr>
+            </w:r>
+            <w:r>
+              <w:rPr>
+                <w:rFonts w:ascii="Times New Roman" w:hAnsi="Times New Roman" w:cs="Times New Roman"/>
                 <w:webHidden/>
               </w:rPr>
               <w:fldChar w:fldCharType="separate"/>
             </w:r>
             <w:r>
               <w:rPr>
+                <w:rFonts w:ascii="Times New Roman" w:hAnsi="Times New Roman" w:cs="Times New Roman"/>
                 <w:webHidden/>
               </w:rPr>
               <w:t>2</w:t>
             </w:r>
             <w:r>
               <w:rPr>
+                <w:rFonts w:ascii="Times New Roman" w:hAnsi="Times New Roman" w:cs="Times New Roman"/>
                 <w:webHidden/>
               </w:rPr>
               <w:fldChar w:fldCharType="end"/>
@@ -232,79 +245,80 @@
           <w:pPr>
             <w:pStyle w:val="TOC2"/>
             <w:tabs>
-              <w:tab w:val="left" w:pos="660"/>
+              <w:tab w:val="left" w:pos="720"/>
               <w:tab w:val="right" w:leader="dot" w:pos="9016"/>
             </w:tabs>
             <w:rPr>
-              <w:rFonts w:eastAsiaTheme="minorEastAsia"/>
-              <w:kern w:val="0"/>
-              <w:sz w:val="22"/>
-              <w:szCs w:val="22"/>
-              <w:lang w:val="en-GB" w:eastAsia="zh-CN"/>
-              <w14:ligatures w14:val="none"/>
+              <w:rFonts w:ascii="Times New Roman" w:eastAsiaTheme="minorEastAsia" w:hAnsi="Times New Roman" w:cs="Times New Roman"/>
+              <w:lang w:val="en-GB" w:eastAsia="en-GB"/>
             </w:rPr>
           </w:pPr>
-          <w:hyperlink w:anchor="_Toc241302291" w:history="1">
+          <w:hyperlink w:anchor="_Toc242949948" w:history="1">
             <w:r>
               <w:rPr>
                 <w:rStyle w:val="Hyperlink"/>
+                <w:rFonts w:ascii="Times New Roman" w:hAnsi="Times New Roman" w:cs="Times New Roman"/>
               </w:rPr>
               <w:t>b.</w:t>
             </w:r>
             <w:r>
               <w:rPr>
-                <w:rFonts w:eastAsiaTheme="minorEastAsia"/>
-                <w:kern w:val="0"/>
-                <w:sz w:val="22"/>
-                <w:szCs w:val="22"/>
-                <w:lang w:val="en-GB" w:eastAsia="zh-CN"/>
-                <w14:ligatures w14:val="none"/>
+                <w:rFonts w:ascii="Times New Roman" w:eastAsiaTheme="minorEastAsia" w:hAnsi="Times New Roman" w:cs="Times New Roman"/>
+                <w:lang w:val="en-GB" w:eastAsia="en-GB"/>
               </w:rPr>
               <w:tab/>
             </w:r>
             <w:r>
               <w:rPr>
                 <w:rStyle w:val="Hyperlink"/>
+                <w:rFonts w:ascii="Times New Roman" w:hAnsi="Times New Roman" w:cs="Times New Roman"/>
               </w:rPr>
               <w:t>Đường dẫn: Bán xe \ Chính sách bán hàng \ Khai báo chính sách bán hàng</w:t>
             </w:r>
             <w:r>
               <w:rPr>
+                <w:rFonts w:ascii="Times New Roman" w:hAnsi="Times New Roman" w:cs="Times New Roman"/>
                 <w:webHidden/>
               </w:rPr>
               <w:tab/>
             </w:r>
             <w:r>
               <w:rPr>
+                <w:rFonts w:ascii="Times New Roman" w:hAnsi="Times New Roman" w:cs="Times New Roman"/>
                 <w:webHidden/>
               </w:rPr>
               <w:fldChar w:fldCharType="begin"/>
             </w:r>
             <w:r>
               <w:rPr>
-                <w:webHidden/>
-              </w:rPr>
-              <w:instrText xml:space="preserve"> PAGEREF _Toc241302291 \h </w:instrText>
-            </w:r>
-            <w:r>
-              <w:rPr>
-                <w:webHidden/>
-              </w:rPr>
-            </w:r>
-            <w:r>
-              <w:rPr>
+                <w:rFonts w:ascii="Times New Roman" w:hAnsi="Times New Roman" w:cs="Times New Roman"/>
+                <w:webHidden/>
+              </w:rPr>
+              <w:instrText xml:space="preserve"> PAGEREF _Toc242949948 \h </w:instrText>
+            </w:r>
+            <w:r>
+              <w:rPr>
+                <w:rFonts w:ascii="Times New Roman" w:hAnsi="Times New Roman" w:cs="Times New Roman"/>
+                <w:webHidden/>
+              </w:rPr>
+            </w:r>
+            <w:r>
+              <w:rPr>
+                <w:rFonts w:ascii="Times New Roman" w:hAnsi="Times New Roman" w:cs="Times New Roman"/>
                 <w:webHidden/>
               </w:rPr>
               <w:fldChar w:fldCharType="separate"/>
             </w:r>
             <w:r>
               <w:rPr>
+                <w:rFonts w:ascii="Times New Roman" w:hAnsi="Times New Roman" w:cs="Times New Roman"/>
                 <w:webHidden/>
               </w:rPr>
               <w:t>2</w:t>
             </w:r>
             <w:r>
               <w:rPr>
+                <w:rFonts w:ascii="Times New Roman" w:hAnsi="Times New Roman" w:cs="Times New Roman"/>
                 <w:webHidden/>
               </w:rPr>
               <w:fldChar w:fldCharType="end"/>
@@ -315,79 +329,80 @@
           <w:pPr>
             <w:pStyle w:val="TOC2"/>
             <w:tabs>
-              <w:tab w:val="left" w:pos="660"/>
+              <w:tab w:val="left" w:pos="720"/>
               <w:tab w:val="right" w:leader="dot" w:pos="9016"/>
             </w:tabs>
             <w:rPr>
-              <w:rFonts w:eastAsiaTheme="minorEastAsia"/>
-              <w:kern w:val="0"/>
-              <w:sz w:val="22"/>
-              <w:szCs w:val="22"/>
-              <w:lang w:val="en-GB" w:eastAsia="zh-CN"/>
-              <w14:ligatures w14:val="none"/>
+              <w:rFonts w:ascii="Times New Roman" w:eastAsiaTheme="minorEastAsia" w:hAnsi="Times New Roman" w:cs="Times New Roman"/>
+              <w:lang w:val="en-GB" w:eastAsia="en-GB"/>
             </w:rPr>
           </w:pPr>
-          <w:hyperlink w:anchor="_Toc241302292" w:history="1">
+          <w:hyperlink w:anchor="_Toc242949949" w:history="1">
             <w:r>
               <w:rPr>
                 <w:rStyle w:val="Hyperlink"/>
+                <w:rFonts w:ascii="Times New Roman" w:hAnsi="Times New Roman" w:cs="Times New Roman"/>
               </w:rPr>
               <w:t>c.</w:t>
             </w:r>
             <w:r>
               <w:rPr>
-                <w:rFonts w:eastAsiaTheme="minorEastAsia"/>
-                <w:kern w:val="0"/>
-                <w:sz w:val="22"/>
-                <w:szCs w:val="22"/>
-                <w:lang w:val="en-GB" w:eastAsia="zh-CN"/>
-                <w14:ligatures w14:val="none"/>
+                <w:rFonts w:ascii="Times New Roman" w:eastAsiaTheme="minorEastAsia" w:hAnsi="Times New Roman" w:cs="Times New Roman"/>
+                <w:lang w:val="en-GB" w:eastAsia="en-GB"/>
               </w:rPr>
               <w:tab/>
             </w:r>
             <w:r>
               <w:rPr>
                 <w:rStyle w:val="Hyperlink"/>
+                <w:rFonts w:ascii="Times New Roman" w:hAnsi="Times New Roman" w:cs="Times New Roman"/>
               </w:rPr>
               <w:t>Thao tác thực hiện</w:t>
             </w:r>
             <w:r>
               <w:rPr>
+                <w:rFonts w:ascii="Times New Roman" w:hAnsi="Times New Roman" w:cs="Times New Roman"/>
                 <w:webHidden/>
               </w:rPr>
               <w:tab/>
             </w:r>
             <w:r>
               <w:rPr>
+                <w:rFonts w:ascii="Times New Roman" w:hAnsi="Times New Roman" w:cs="Times New Roman"/>
                 <w:webHidden/>
               </w:rPr>
               <w:fldChar w:fldCharType="begin"/>
             </w:r>
             <w:r>
               <w:rPr>
-                <w:webHidden/>
-              </w:rPr>
-              <w:instrText xml:space="preserve"> PAGEREF _Toc241302292 \h </w:instrText>
-            </w:r>
-            <w:r>
-              <w:rPr>
-                <w:webHidden/>
-              </w:rPr>
-            </w:r>
-            <w:r>
-              <w:rPr>
+                <w:rFonts w:ascii="Times New Roman" w:hAnsi="Times New Roman" w:cs="Times New Roman"/>
+                <w:webHidden/>
+              </w:rPr>
+              <w:instrText xml:space="preserve"> PAGEREF _Toc242949949 \h </w:instrText>
+            </w:r>
+            <w:r>
+              <w:rPr>
+                <w:rFonts w:ascii="Times New Roman" w:hAnsi="Times New Roman" w:cs="Times New Roman"/>
+                <w:webHidden/>
+              </w:rPr>
+            </w:r>
+            <w:r>
+              <w:rPr>
+                <w:rFonts w:ascii="Times New Roman" w:hAnsi="Times New Roman" w:cs="Times New Roman"/>
                 <w:webHidden/>
               </w:rPr>
               <w:fldChar w:fldCharType="separate"/>
             </w:r>
             <w:r>
               <w:rPr>
+                <w:rFonts w:ascii="Times New Roman" w:hAnsi="Times New Roman" w:cs="Times New Roman"/>
                 <w:webHidden/>
               </w:rPr>
               <w:t>2</w:t>
             </w:r>
             <w:r>
               <w:rPr>
+                <w:rFonts w:ascii="Times New Roman" w:hAnsi="Times New Roman" w:cs="Times New Roman"/>
                 <w:webHidden/>
               </w:rPr>
               <w:fldChar w:fldCharType="end"/>
@@ -398,81 +413,80 @@
           <w:pPr>
             <w:pStyle w:val="TOC1"/>
             <w:tabs>
-              <w:tab w:val="left" w:pos="440"/>
+              <w:tab w:val="left" w:pos="480"/>
               <w:tab w:val="right" w:leader="dot" w:pos="9016"/>
             </w:tabs>
             <w:rPr>
-              <w:rFonts w:eastAsiaTheme="minorEastAsia"/>
-              <w:kern w:val="0"/>
-              <w:sz w:val="22"/>
-              <w:szCs w:val="22"/>
-              <w:lang w:val="en-GB" w:eastAsia="zh-CN"/>
-              <w14:ligatures w14:val="none"/>
+              <w:rFonts w:ascii="Times New Roman" w:eastAsiaTheme="minorEastAsia" w:hAnsi="Times New Roman" w:cs="Times New Roman"/>
+              <w:lang w:val="en-GB" w:eastAsia="en-GB"/>
             </w:rPr>
           </w:pPr>
-          <w:hyperlink w:anchor="_Toc241302293" w:history="1">
+          <w:hyperlink w:anchor="_Toc242949950" w:history="1">
             <w:r>
               <w:rPr>
                 <w:rStyle w:val="Hyperlink"/>
-                <w:lang w:val="en-US"/>
+                <w:rFonts w:ascii="Times New Roman" w:hAnsi="Times New Roman" w:cs="Times New Roman"/>
               </w:rPr>
               <w:t>2.</w:t>
             </w:r>
             <w:r>
               <w:rPr>
-                <w:rFonts w:eastAsiaTheme="minorEastAsia"/>
-                <w:kern w:val="0"/>
-                <w:sz w:val="22"/>
-                <w:szCs w:val="22"/>
-                <w:lang w:val="en-GB" w:eastAsia="zh-CN"/>
-                <w14:ligatures w14:val="none"/>
+                <w:rFonts w:ascii="Times New Roman" w:eastAsiaTheme="minorEastAsia" w:hAnsi="Times New Roman" w:cs="Times New Roman"/>
+                <w:lang w:val="en-GB" w:eastAsia="en-GB"/>
               </w:rPr>
               <w:tab/>
             </w:r>
             <w:r>
               <w:rPr>
                 <w:rStyle w:val="Hyperlink"/>
-                <w:lang w:val="en-US"/>
+                <w:rFonts w:ascii="Times New Roman" w:hAnsi="Times New Roman" w:cs="Times New Roman"/>
               </w:rPr>
               <w:t>Chính sách bán hàng nội bộ</w:t>
             </w:r>
             <w:r>
               <w:rPr>
+                <w:rFonts w:ascii="Times New Roman" w:hAnsi="Times New Roman" w:cs="Times New Roman"/>
                 <w:webHidden/>
               </w:rPr>
               <w:tab/>
             </w:r>
             <w:r>
               <w:rPr>
+                <w:rFonts w:ascii="Times New Roman" w:hAnsi="Times New Roman" w:cs="Times New Roman"/>
                 <w:webHidden/>
               </w:rPr>
               <w:fldChar w:fldCharType="begin"/>
             </w:r>
             <w:r>
               <w:rPr>
-                <w:webHidden/>
-              </w:rPr>
-              <w:instrText xml:space="preserve"> PAGEREF _Toc241302293 \h </w:instrText>
-            </w:r>
-            <w:r>
-              <w:rPr>
-                <w:webHidden/>
-              </w:rPr>
-            </w:r>
-            <w:r>
-              <w:rPr>
+                <w:rFonts w:ascii="Times New Roman" w:hAnsi="Times New Roman" w:cs="Times New Roman"/>
+                <w:webHidden/>
+              </w:rPr>
+              <w:instrText xml:space="preserve"> PAGEREF _Toc242949950 \h </w:instrText>
+            </w:r>
+            <w:r>
+              <w:rPr>
+                <w:rFonts w:ascii="Times New Roman" w:hAnsi="Times New Roman" w:cs="Times New Roman"/>
+                <w:webHidden/>
+              </w:rPr>
+            </w:r>
+            <w:r>
+              <w:rPr>
+                <w:rFonts w:ascii="Times New Roman" w:hAnsi="Times New Roman" w:cs="Times New Roman"/>
                 <w:webHidden/>
               </w:rPr>
               <w:fldChar w:fldCharType="separate"/>
             </w:r>
             <w:r>
               <w:rPr>
+                <w:rFonts w:ascii="Times New Roman" w:hAnsi="Times New Roman" w:cs="Times New Roman"/>
                 <w:webHidden/>
               </w:rPr>
               <w:t>4</w:t>
             </w:r>
             <w:r>
               <w:rPr>
+                <w:rFonts w:ascii="Times New Roman" w:hAnsi="Times New Roman" w:cs="Times New Roman"/>
                 <w:webHidden/>
               </w:rPr>
               <w:fldChar w:fldCharType="end"/>
@@ -483,79 +497,80 @@
           <w:pPr>
             <w:pStyle w:val="TOC2"/>
             <w:tabs>
-              <w:tab w:val="left" w:pos="660"/>
+              <w:tab w:val="left" w:pos="720"/>
               <w:tab w:val="right" w:leader="dot" w:pos="9016"/>
             </w:tabs>
             <w:rPr>
-              <w:rFonts w:eastAsiaTheme="minorEastAsia"/>
-              <w:kern w:val="0"/>
-              <w:sz w:val="22"/>
-              <w:szCs w:val="22"/>
-              <w:lang w:val="en-GB" w:eastAsia="zh-CN"/>
-              <w14:ligatures w14:val="none"/>
+              <w:rFonts w:ascii="Times New Roman" w:eastAsiaTheme="minorEastAsia" w:hAnsi="Times New Roman" w:cs="Times New Roman"/>
+              <w:lang w:val="en-GB" w:eastAsia="en-GB"/>
             </w:rPr>
           </w:pPr>
-          <w:hyperlink w:anchor="_Toc241302294" w:history="1">
+          <w:hyperlink w:anchor="_Toc242949951" w:history="1">
             <w:r>
               <w:rPr>
                 <w:rStyle w:val="Hyperlink"/>
+                <w:rFonts w:ascii="Times New Roman" w:hAnsi="Times New Roman" w:cs="Times New Roman"/>
               </w:rPr>
               <w:t>a.</w:t>
             </w:r>
             <w:r>
               <w:rPr>
-                <w:rFonts w:eastAsiaTheme="minorEastAsia"/>
-                <w:kern w:val="0"/>
-                <w:sz w:val="22"/>
-                <w:szCs w:val="22"/>
-                <w:lang w:val="en-GB" w:eastAsia="zh-CN"/>
-                <w14:ligatures w14:val="none"/>
+                <w:rFonts w:ascii="Times New Roman" w:eastAsiaTheme="minorEastAsia" w:hAnsi="Times New Roman" w:cs="Times New Roman"/>
+                <w:lang w:val="en-GB" w:eastAsia="en-GB"/>
               </w:rPr>
               <w:tab/>
             </w:r>
             <w:r>
               <w:rPr>
                 <w:rStyle w:val="Hyperlink"/>
+                <w:rFonts w:ascii="Times New Roman" w:hAnsi="Times New Roman" w:cs="Times New Roman"/>
               </w:rPr>
               <w:t>Mục đích</w:t>
             </w:r>
             <w:r>
               <w:rPr>
+                <w:rFonts w:ascii="Times New Roman" w:hAnsi="Times New Roman" w:cs="Times New Roman"/>
                 <w:webHidden/>
               </w:rPr>
               <w:tab/>
             </w:r>
             <w:r>
               <w:rPr>
+                <w:rFonts w:ascii="Times New Roman" w:hAnsi="Times New Roman" w:cs="Times New Roman"/>
                 <w:webHidden/>
               </w:rPr>
               <w:fldChar w:fldCharType="begin"/>
             </w:r>
             <w:r>
               <w:rPr>
-                <w:webHidden/>
-              </w:rPr>
-              <w:instrText xml:space="preserve"> PAGEREF _Toc241302294 \h </w:instrText>
-            </w:r>
-            <w:r>
-              <w:rPr>
-                <w:webHidden/>
-              </w:rPr>
-            </w:r>
-            <w:r>
-              <w:rPr>
+                <w:rFonts w:ascii="Times New Roman" w:hAnsi="Times New Roman" w:cs="Times New Roman"/>
+                <w:webHidden/>
+              </w:rPr>
+              <w:instrText xml:space="preserve"> PAGEREF _Toc242949951 \h </w:instrText>
+            </w:r>
+            <w:r>
+              <w:rPr>
+                <w:rFonts w:ascii="Times New Roman" w:hAnsi="Times New Roman" w:cs="Times New Roman"/>
+                <w:webHidden/>
+              </w:rPr>
+            </w:r>
+            <w:r>
+              <w:rPr>
+                <w:rFonts w:ascii="Times New Roman" w:hAnsi="Times New Roman" w:cs="Times New Roman"/>
                 <w:webHidden/>
               </w:rPr>
               <w:fldChar w:fldCharType="separate"/>
             </w:r>
             <w:r>
               <w:rPr>
+                <w:rFonts w:ascii="Times New Roman" w:hAnsi="Times New Roman" w:cs="Times New Roman"/>
                 <w:webHidden/>
               </w:rPr>
               <w:t>4</w:t>
             </w:r>
             <w:r>
               <w:rPr>
+                <w:rFonts w:ascii="Times New Roman" w:hAnsi="Times New Roman" w:cs="Times New Roman"/>
                 <w:webHidden/>
               </w:rPr>
               <w:fldChar w:fldCharType="end"/>
@@ -566,79 +581,80 @@
           <w:pPr>
             <w:pStyle w:val="TOC2"/>
             <w:tabs>
-              <w:tab w:val="left" w:pos="660"/>
+              <w:tab w:val="left" w:pos="720"/>
               <w:tab w:val="right" w:leader="dot" w:pos="9016"/>
             </w:tabs>
             <w:rPr>
-              <w:rFonts w:eastAsiaTheme="minorEastAsia"/>
-              <w:kern w:val="0"/>
-              <w:sz w:val="22"/>
-              <w:szCs w:val="22"/>
-              <w:lang w:val="en-GB" w:eastAsia="zh-CN"/>
-              <w14:ligatures w14:val="none"/>
+              <w:rFonts w:ascii="Times New Roman" w:eastAsiaTheme="minorEastAsia" w:hAnsi="Times New Roman" w:cs="Times New Roman"/>
+              <w:lang w:val="en-GB" w:eastAsia="en-GB"/>
             </w:rPr>
           </w:pPr>
-          <w:hyperlink w:anchor="_Toc241302295" w:history="1">
+          <w:hyperlink w:anchor="_Toc242949952" w:history="1">
             <w:r>
               <w:rPr>
                 <w:rStyle w:val="Hyperlink"/>
+                <w:rFonts w:ascii="Times New Roman" w:hAnsi="Times New Roman" w:cs="Times New Roman"/>
               </w:rPr>
               <w:t>b.</w:t>
             </w:r>
             <w:r>
               <w:rPr>
-                <w:rFonts w:eastAsiaTheme="minorEastAsia"/>
-                <w:kern w:val="0"/>
-                <w:sz w:val="22"/>
-                <w:szCs w:val="22"/>
-                <w:lang w:val="en-GB" w:eastAsia="zh-CN"/>
-                <w14:ligatures w14:val="none"/>
+                <w:rFonts w:ascii="Times New Roman" w:eastAsiaTheme="minorEastAsia" w:hAnsi="Times New Roman" w:cs="Times New Roman"/>
+                <w:lang w:val="en-GB" w:eastAsia="en-GB"/>
               </w:rPr>
               <w:tab/>
             </w:r>
             <w:r>
               <w:rPr>
                 <w:rStyle w:val="Hyperlink"/>
-              </w:rPr>
-              <w:t>Đường dẫn</w:t>
-            </w:r>
-            <w:r>
-              <w:rPr>
+                <w:rFonts w:ascii="Times New Roman" w:hAnsi="Times New Roman" w:cs="Times New Roman"/>
+              </w:rPr>
+              <w:t>Đường dẫn: Bán xe \ Chính sách bán hàng \ Chính sách bán hàng nội bộ</w:t>
+            </w:r>
+            <w:r>
+              <w:rPr>
+                <w:rFonts w:ascii="Times New Roman" w:hAnsi="Times New Roman" w:cs="Times New Roman"/>
                 <w:webHidden/>
               </w:rPr>
               <w:tab/>
             </w:r>
             <w:r>
               <w:rPr>
+                <w:rFonts w:ascii="Times New Roman" w:hAnsi="Times New Roman" w:cs="Times New Roman"/>
                 <w:webHidden/>
               </w:rPr>
               <w:fldChar w:fldCharType="begin"/>
             </w:r>
             <w:r>
               <w:rPr>
-                <w:webHidden/>
-              </w:rPr>
-              <w:instrText xml:space="preserve"> PAGEREF _Toc241302295 \h </w:instrText>
-            </w:r>
-            <w:r>
-              <w:rPr>
-                <w:webHidden/>
-              </w:rPr>
-            </w:r>
-            <w:r>
-              <w:rPr>
+                <w:rFonts w:ascii="Times New Roman" w:hAnsi="Times New Roman" w:cs="Times New Roman"/>
+                <w:webHidden/>
+              </w:rPr>
+              <w:instrText xml:space="preserve"> PAGEREF _Toc242949952 \h </w:instrText>
+            </w:r>
+            <w:r>
+              <w:rPr>
+                <w:rFonts w:ascii="Times New Roman" w:hAnsi="Times New Roman" w:cs="Times New Roman"/>
+                <w:webHidden/>
+              </w:rPr>
+            </w:r>
+            <w:r>
+              <w:rPr>
+                <w:rFonts w:ascii="Times New Roman" w:hAnsi="Times New Roman" w:cs="Times New Roman"/>
                 <w:webHidden/>
               </w:rPr>
               <w:fldChar w:fldCharType="separate"/>
             </w:r>
             <w:r>
               <w:rPr>
+                <w:rFonts w:ascii="Times New Roman" w:hAnsi="Times New Roman" w:cs="Times New Roman"/>
                 <w:webHidden/>
               </w:rPr>
               <w:t>4</w:t>
             </w:r>
             <w:r>
               <w:rPr>
+                <w:rFonts w:ascii="Times New Roman" w:hAnsi="Times New Roman" w:cs="Times New Roman"/>
                 <w:webHidden/>
               </w:rPr>
               <w:fldChar w:fldCharType="end"/>
@@ -649,79 +665,80 @@
           <w:pPr>
             <w:pStyle w:val="TOC2"/>
             <w:tabs>
-              <w:tab w:val="left" w:pos="660"/>
+              <w:tab w:val="left" w:pos="720"/>
               <w:tab w:val="right" w:leader="dot" w:pos="9016"/>
             </w:tabs>
             <w:rPr>
-              <w:rFonts w:eastAsiaTheme="minorEastAsia"/>
-              <w:kern w:val="0"/>
-              <w:sz w:val="22"/>
-              <w:szCs w:val="22"/>
-              <w:lang w:val="en-GB" w:eastAsia="zh-CN"/>
-              <w14:ligatures w14:val="none"/>
+              <w:rFonts w:ascii="Times New Roman" w:eastAsiaTheme="minorEastAsia" w:hAnsi="Times New Roman" w:cs="Times New Roman"/>
+              <w:lang w:val="en-GB" w:eastAsia="en-GB"/>
             </w:rPr>
           </w:pPr>
-          <w:hyperlink w:anchor="_Toc241302296" w:history="1">
+          <w:hyperlink w:anchor="_Toc242949953" w:history="1">
             <w:r>
               <w:rPr>
                 <w:rStyle w:val="Hyperlink"/>
+                <w:rFonts w:ascii="Times New Roman" w:hAnsi="Times New Roman" w:cs="Times New Roman"/>
               </w:rPr>
               <w:t>c.</w:t>
             </w:r>
             <w:r>
               <w:rPr>
-                <w:rFonts w:eastAsiaTheme="minorEastAsia"/>
-                <w:kern w:val="0"/>
-                <w:sz w:val="22"/>
-                <w:szCs w:val="22"/>
-                <w:lang w:val="en-GB" w:eastAsia="zh-CN"/>
-                <w14:ligatures w14:val="none"/>
+                <w:rFonts w:ascii="Times New Roman" w:eastAsiaTheme="minorEastAsia" w:hAnsi="Times New Roman" w:cs="Times New Roman"/>
+                <w:lang w:val="en-GB" w:eastAsia="en-GB"/>
               </w:rPr>
               <w:tab/>
             </w:r>
             <w:r>
               <w:rPr>
                 <w:rStyle w:val="Hyperlink"/>
+                <w:rFonts w:ascii="Times New Roman" w:hAnsi="Times New Roman" w:cs="Times New Roman"/>
               </w:rPr>
               <w:t>Thao tác thực hiện</w:t>
             </w:r>
             <w:r>
               <w:rPr>
+                <w:rFonts w:ascii="Times New Roman" w:hAnsi="Times New Roman" w:cs="Times New Roman"/>
                 <w:webHidden/>
               </w:rPr>
               <w:tab/>
             </w:r>
             <w:r>
               <w:rPr>
+                <w:rFonts w:ascii="Times New Roman" w:hAnsi="Times New Roman" w:cs="Times New Roman"/>
                 <w:webHidden/>
               </w:rPr>
               <w:fldChar w:fldCharType="begin"/>
             </w:r>
             <w:r>
               <w:rPr>
-                <w:webHidden/>
-              </w:rPr>
-              <w:instrText xml:space="preserve"> PAGEREF _Toc241302296 \h </w:instrText>
-            </w:r>
-            <w:r>
-              <w:rPr>
-                <w:webHidden/>
-              </w:rPr>
-            </w:r>
-            <w:r>
-              <w:rPr>
+                <w:rFonts w:ascii="Times New Roman" w:hAnsi="Times New Roman" w:cs="Times New Roman"/>
+                <w:webHidden/>
+              </w:rPr>
+              <w:instrText xml:space="preserve"> PAGEREF _Toc242949953 \h </w:instrText>
+            </w:r>
+            <w:r>
+              <w:rPr>
+                <w:rFonts w:ascii="Times New Roman" w:hAnsi="Times New Roman" w:cs="Times New Roman"/>
+                <w:webHidden/>
+              </w:rPr>
+            </w:r>
+            <w:r>
+              <w:rPr>
+                <w:rFonts w:ascii="Times New Roman" w:hAnsi="Times New Roman" w:cs="Times New Roman"/>
                 <w:webHidden/>
               </w:rPr>
               <w:fldChar w:fldCharType="separate"/>
             </w:r>
             <w:r>
               <w:rPr>
+                <w:rFonts w:ascii="Times New Roman" w:hAnsi="Times New Roman" w:cs="Times New Roman"/>
                 <w:webHidden/>
               </w:rPr>
               <w:t>4</w:t>
             </w:r>
             <w:r>
               <w:rPr>
+                <w:rFonts w:ascii="Times New Roman" w:hAnsi="Times New Roman" w:cs="Times New Roman"/>
                 <w:webHidden/>
               </w:rPr>
               <w:fldChar w:fldCharType="end"/>
@@ -732,93 +749,80 @@
           <w:pPr>
             <w:pStyle w:val="TOC1"/>
             <w:tabs>
-              <w:tab w:val="left" w:pos="440"/>
+              <w:tab w:val="left" w:pos="480"/>
               <w:tab w:val="right" w:leader="dot" w:pos="9016"/>
             </w:tabs>
             <w:rPr>
-              <w:rFonts w:eastAsiaTheme="minorEastAsia"/>
-              <w:kern w:val="0"/>
-              <w:sz w:val="22"/>
-              <w:szCs w:val="22"/>
-              <w:lang w:val="en-GB" w:eastAsia="zh-CN"/>
-              <w14:ligatures w14:val="none"/>
+              <w:rFonts w:ascii="Times New Roman" w:eastAsiaTheme="minorEastAsia" w:hAnsi="Times New Roman" w:cs="Times New Roman"/>
+              <w:lang w:val="en-GB" w:eastAsia="en-GB"/>
             </w:rPr>
           </w:pPr>
-          <w:hyperlink w:anchor="_Toc241302297" w:history="1">
+          <w:hyperlink w:anchor="_Toc242949954" w:history="1">
             <w:r>
               <w:rPr>
                 <w:rStyle w:val="Hyperlink"/>
-                <w:lang w:val="en-US"/>
+                <w:rFonts w:ascii="Times New Roman" w:hAnsi="Times New Roman" w:cs="Times New Roman"/>
               </w:rPr>
               <w:t>3.</w:t>
             </w:r>
             <w:r>
               <w:rPr>
-                <w:rFonts w:eastAsiaTheme="minorEastAsia"/>
-                <w:kern w:val="0"/>
-                <w:sz w:val="22"/>
-                <w:szCs w:val="22"/>
-                <w:lang w:val="en-GB" w:eastAsia="zh-CN"/>
-                <w14:ligatures w14:val="none"/>
+                <w:rFonts w:ascii="Times New Roman" w:eastAsiaTheme="minorEastAsia" w:hAnsi="Times New Roman" w:cs="Times New Roman"/>
+                <w:lang w:val="en-GB" w:eastAsia="en-GB"/>
               </w:rPr>
               <w:tab/>
             </w:r>
             <w:r>
               <w:rPr>
                 <w:rStyle w:val="Hyperlink"/>
-              </w:rPr>
-              <w:t>Cấp số</w:t>
-            </w:r>
-            <w:r>
-              <w:rPr>
-                <w:rStyle w:val="Hyperlink"/>
-                <w:lang w:val="en-US"/>
-              </w:rPr>
-              <w:t xml:space="preserve"> cho</w:t>
-            </w:r>
-            <w:r>
-              <w:rPr>
-                <w:rStyle w:val="Hyperlink"/>
-              </w:rPr>
-              <w:t xml:space="preserve"> hợp đồng</w:t>
-            </w:r>
-            <w:r>
-              <w:rPr>
+                <w:rFonts w:ascii="Times New Roman" w:hAnsi="Times New Roman" w:cs="Times New Roman"/>
+              </w:rPr>
+              <w:t>Cấp số cho hợp đồng</w:t>
+            </w:r>
+            <w:r>
+              <w:rPr>
+                <w:rFonts w:ascii="Times New Roman" w:hAnsi="Times New Roman" w:cs="Times New Roman"/>
                 <w:webHidden/>
               </w:rPr>
               <w:tab/>
             </w:r>
             <w:r>
               <w:rPr>
+                <w:rFonts w:ascii="Times New Roman" w:hAnsi="Times New Roman" w:cs="Times New Roman"/>
                 <w:webHidden/>
               </w:rPr>
               <w:fldChar w:fldCharType="begin"/>
             </w:r>
             <w:r>
               <w:rPr>
-                <w:webHidden/>
-              </w:rPr>
-              <w:instrText xml:space="preserve"> PAGEREF _Toc241302297 \h </w:instrText>
-            </w:r>
-            <w:r>
-              <w:rPr>
-                <w:webHidden/>
-              </w:rPr>
-            </w:r>
-            <w:r>
-              <w:rPr>
+                <w:rFonts w:ascii="Times New Roman" w:hAnsi="Times New Roman" w:cs="Times New Roman"/>
+                <w:webHidden/>
+              </w:rPr>
+              <w:instrText xml:space="preserve"> PAGEREF _Toc242949954 \h </w:instrText>
+            </w:r>
+            <w:r>
+              <w:rPr>
+                <w:rFonts w:ascii="Times New Roman" w:hAnsi="Times New Roman" w:cs="Times New Roman"/>
+                <w:webHidden/>
+              </w:rPr>
+            </w:r>
+            <w:r>
+              <w:rPr>
+                <w:rFonts w:ascii="Times New Roman" w:hAnsi="Times New Roman" w:cs="Times New Roman"/>
                 <w:webHidden/>
               </w:rPr>
               <w:fldChar w:fldCharType="separate"/>
             </w:r>
             <w:r>
               <w:rPr>
-                <w:webHidden/>
-              </w:rPr>
-              <w:t>4</w:t>
-            </w:r>
-            <w:r>
-              <w:rPr>
+                <w:rFonts w:ascii="Times New Roman" w:hAnsi="Times New Roman" w:cs="Times New Roman"/>
+                <w:webHidden/>
+              </w:rPr>
+              <w:t>5</w:t>
+            </w:r>
+            <w:r>
+              <w:rPr>
+                <w:rFonts w:ascii="Times New Roman" w:hAnsi="Times New Roman" w:cs="Times New Roman"/>
                 <w:webHidden/>
               </w:rPr>
               <w:fldChar w:fldCharType="end"/>
@@ -829,79 +833,80 @@
           <w:pPr>
             <w:pStyle w:val="TOC2"/>
             <w:tabs>
-              <w:tab w:val="left" w:pos="660"/>
+              <w:tab w:val="left" w:pos="720"/>
               <w:tab w:val="right" w:leader="dot" w:pos="9016"/>
             </w:tabs>
             <w:rPr>
-              <w:rFonts w:eastAsiaTheme="minorEastAsia"/>
-              <w:kern w:val="0"/>
-              <w:sz w:val="22"/>
-              <w:szCs w:val="22"/>
-              <w:lang w:val="en-GB" w:eastAsia="zh-CN"/>
-              <w14:ligatures w14:val="none"/>
+              <w:rFonts w:ascii="Times New Roman" w:eastAsiaTheme="minorEastAsia" w:hAnsi="Times New Roman" w:cs="Times New Roman"/>
+              <w:lang w:val="en-GB" w:eastAsia="en-GB"/>
             </w:rPr>
           </w:pPr>
-          <w:hyperlink w:anchor="_Toc241302298" w:history="1">
+          <w:hyperlink w:anchor="_Toc242949955" w:history="1">
             <w:r>
               <w:rPr>
                 <w:rStyle w:val="Hyperlink"/>
-              </w:rPr>
-              <w:t>d.</w:t>
-            </w:r>
-            <w:r>
-              <w:rPr>
-                <w:rFonts w:eastAsiaTheme="minorEastAsia"/>
-                <w:kern w:val="0"/>
-                <w:sz w:val="22"/>
-                <w:szCs w:val="22"/>
-                <w:lang w:val="en-GB" w:eastAsia="zh-CN"/>
-                <w14:ligatures w14:val="none"/>
+                <w:rFonts w:ascii="Times New Roman" w:hAnsi="Times New Roman" w:cs="Times New Roman"/>
+              </w:rPr>
+              <w:t>a.</w:t>
+            </w:r>
+            <w:r>
+              <w:rPr>
+                <w:rFonts w:ascii="Times New Roman" w:eastAsiaTheme="minorEastAsia" w:hAnsi="Times New Roman" w:cs="Times New Roman"/>
+                <w:lang w:val="en-GB" w:eastAsia="en-GB"/>
               </w:rPr>
               <w:tab/>
             </w:r>
             <w:r>
               <w:rPr>
                 <w:rStyle w:val="Hyperlink"/>
+                <w:rFonts w:ascii="Times New Roman" w:hAnsi="Times New Roman" w:cs="Times New Roman"/>
               </w:rPr>
               <w:t>Mục đích</w:t>
             </w:r>
             <w:r>
               <w:rPr>
+                <w:rFonts w:ascii="Times New Roman" w:hAnsi="Times New Roman" w:cs="Times New Roman"/>
                 <w:webHidden/>
               </w:rPr>
               <w:tab/>
             </w:r>
             <w:r>
               <w:rPr>
+                <w:rFonts w:ascii="Times New Roman" w:hAnsi="Times New Roman" w:cs="Times New Roman"/>
                 <w:webHidden/>
               </w:rPr>
               <w:fldChar w:fldCharType="begin"/>
             </w:r>
             <w:r>
               <w:rPr>
-                <w:webHidden/>
-              </w:rPr>
-              <w:instrText xml:space="preserve"> PAGEREF _Toc241302298 \h </w:instrText>
-            </w:r>
-            <w:r>
-              <w:rPr>
-                <w:webHidden/>
-              </w:rPr>
-            </w:r>
-            <w:r>
-              <w:rPr>
+                <w:rFonts w:ascii="Times New Roman" w:hAnsi="Times New Roman" w:cs="Times New Roman"/>
+                <w:webHidden/>
+              </w:rPr>
+              <w:instrText xml:space="preserve"> PAGEREF _Toc242949955 \h </w:instrText>
+            </w:r>
+            <w:r>
+              <w:rPr>
+                <w:rFonts w:ascii="Times New Roman" w:hAnsi="Times New Roman" w:cs="Times New Roman"/>
+                <w:webHidden/>
+              </w:rPr>
+            </w:r>
+            <w:r>
+              <w:rPr>
+                <w:rFonts w:ascii="Times New Roman" w:hAnsi="Times New Roman" w:cs="Times New Roman"/>
                 <w:webHidden/>
               </w:rPr>
               <w:fldChar w:fldCharType="separate"/>
             </w:r>
             <w:r>
               <w:rPr>
-                <w:webHidden/>
-              </w:rPr>
-              <w:t>4</w:t>
-            </w:r>
-            <w:r>
-              <w:rPr>
+                <w:rFonts w:ascii="Times New Roman" w:hAnsi="Times New Roman" w:cs="Times New Roman"/>
+                <w:webHidden/>
+              </w:rPr>
+              <w:t>5</w:t>
+            </w:r>
+            <w:r>
+              <w:rPr>
+                <w:rFonts w:ascii="Times New Roman" w:hAnsi="Times New Roman" w:cs="Times New Roman"/>
                 <w:webHidden/>
               </w:rPr>
               <w:fldChar w:fldCharType="end"/>
@@ -912,79 +917,80 @@
           <w:pPr>
             <w:pStyle w:val="TOC2"/>
             <w:tabs>
-              <w:tab w:val="left" w:pos="660"/>
+              <w:tab w:val="left" w:pos="720"/>
               <w:tab w:val="right" w:leader="dot" w:pos="9016"/>
             </w:tabs>
             <w:rPr>
-              <w:rFonts w:eastAsiaTheme="minorEastAsia"/>
-              <w:kern w:val="0"/>
-              <w:sz w:val="22"/>
-              <w:szCs w:val="22"/>
-              <w:lang w:val="en-GB" w:eastAsia="zh-CN"/>
-              <w14:ligatures w14:val="none"/>
+              <w:rFonts w:ascii="Times New Roman" w:eastAsiaTheme="minorEastAsia" w:hAnsi="Times New Roman" w:cs="Times New Roman"/>
+              <w:lang w:val="en-GB" w:eastAsia="en-GB"/>
             </w:rPr>
           </w:pPr>
-          <w:hyperlink w:anchor="_Toc241302299" w:history="1">
+          <w:hyperlink w:anchor="_Toc242949956" w:history="1">
             <w:r>
               <w:rPr>
                 <w:rStyle w:val="Hyperlink"/>
-              </w:rPr>
-              <w:t>e.</w:t>
-            </w:r>
-            <w:r>
-              <w:rPr>
-                <w:rFonts w:eastAsiaTheme="minorEastAsia"/>
-                <w:kern w:val="0"/>
-                <w:sz w:val="22"/>
-                <w:szCs w:val="22"/>
-                <w:lang w:val="en-GB" w:eastAsia="zh-CN"/>
-                <w14:ligatures w14:val="none"/>
+                <w:rFonts w:ascii="Times New Roman" w:hAnsi="Times New Roman" w:cs="Times New Roman"/>
+              </w:rPr>
+              <w:t>b.</w:t>
+            </w:r>
+            <w:r>
+              <w:rPr>
+                <w:rFonts w:ascii="Times New Roman" w:eastAsiaTheme="minorEastAsia" w:hAnsi="Times New Roman" w:cs="Times New Roman"/>
+                <w:lang w:val="en-GB" w:eastAsia="en-GB"/>
               </w:rPr>
               <w:tab/>
             </w:r>
             <w:r>
               <w:rPr>
                 <w:rStyle w:val="Hyperlink"/>
+                <w:rFonts w:ascii="Times New Roman" w:hAnsi="Times New Roman" w:cs="Times New Roman"/>
               </w:rPr>
               <w:t>Đường dẫn: Bán Xe\Hợp đồng – Khách hàng\Lập điều kiện hợp đồng</w:t>
             </w:r>
             <w:r>
               <w:rPr>
+                <w:rFonts w:ascii="Times New Roman" w:hAnsi="Times New Roman" w:cs="Times New Roman"/>
                 <w:webHidden/>
               </w:rPr>
               <w:tab/>
             </w:r>
             <w:r>
               <w:rPr>
+                <w:rFonts w:ascii="Times New Roman" w:hAnsi="Times New Roman" w:cs="Times New Roman"/>
                 <w:webHidden/>
               </w:rPr>
               <w:fldChar w:fldCharType="begin"/>
             </w:r>
             <w:r>
               <w:rPr>
-                <w:webHidden/>
-              </w:rPr>
-              <w:instrText xml:space="preserve"> PAGEREF _Toc241302299 \h </w:instrText>
-            </w:r>
-            <w:r>
-              <w:rPr>
-                <w:webHidden/>
-              </w:rPr>
-            </w:r>
-            <w:r>
-              <w:rPr>
+                <w:rFonts w:ascii="Times New Roman" w:hAnsi="Times New Roman" w:cs="Times New Roman"/>
+                <w:webHidden/>
+              </w:rPr>
+              <w:instrText xml:space="preserve"> PAGEREF _Toc242949956 \h </w:instrText>
+            </w:r>
+            <w:r>
+              <w:rPr>
+                <w:rFonts w:ascii="Times New Roman" w:hAnsi="Times New Roman" w:cs="Times New Roman"/>
+                <w:webHidden/>
+              </w:rPr>
+            </w:r>
+            <w:r>
+              <w:rPr>
+                <w:rFonts w:ascii="Times New Roman" w:hAnsi="Times New Roman" w:cs="Times New Roman"/>
                 <w:webHidden/>
               </w:rPr>
               <w:fldChar w:fldCharType="separate"/>
             </w:r>
             <w:r>
               <w:rPr>
-                <w:webHidden/>
-              </w:rPr>
-              <w:t>4</w:t>
-            </w:r>
-            <w:r>
-              <w:rPr>
+                <w:rFonts w:ascii="Times New Roman" w:hAnsi="Times New Roman" w:cs="Times New Roman"/>
+                <w:webHidden/>
+              </w:rPr>
+              <w:t>5</w:t>
+            </w:r>
+            <w:r>
+              <w:rPr>
+                <w:rFonts w:ascii="Times New Roman" w:hAnsi="Times New Roman" w:cs="Times New Roman"/>
                 <w:webHidden/>
               </w:rPr>
               <w:fldChar w:fldCharType="end"/>
@@ -995,79 +1001,80 @@
           <w:pPr>
             <w:pStyle w:val="TOC2"/>
             <w:tabs>
-              <w:tab w:val="left" w:pos="660"/>
+              <w:tab w:val="left" w:pos="720"/>
               <w:tab w:val="right" w:leader="dot" w:pos="9016"/>
             </w:tabs>
             <w:rPr>
-              <w:rFonts w:eastAsiaTheme="minorEastAsia"/>
-              <w:kern w:val="0"/>
-              <w:sz w:val="22"/>
-              <w:szCs w:val="22"/>
-              <w:lang w:val="en-GB" w:eastAsia="zh-CN"/>
-              <w14:ligatures w14:val="none"/>
+              <w:rFonts w:ascii="Times New Roman" w:eastAsiaTheme="minorEastAsia" w:hAnsi="Times New Roman" w:cs="Times New Roman"/>
+              <w:lang w:val="en-GB" w:eastAsia="en-GB"/>
             </w:rPr>
           </w:pPr>
-          <w:hyperlink w:anchor="_Toc241302300" w:history="1">
+          <w:hyperlink w:anchor="_Toc242949957" w:history="1">
             <w:r>
               <w:rPr>
                 <w:rStyle w:val="Hyperlink"/>
-              </w:rPr>
-              <w:t>f.</w:t>
-            </w:r>
-            <w:r>
-              <w:rPr>
-                <w:rFonts w:eastAsiaTheme="minorEastAsia"/>
-                <w:kern w:val="0"/>
-                <w:sz w:val="22"/>
-                <w:szCs w:val="22"/>
-                <w:lang w:val="en-GB" w:eastAsia="zh-CN"/>
-                <w14:ligatures w14:val="none"/>
+                <w:rFonts w:ascii="Times New Roman" w:hAnsi="Times New Roman" w:cs="Times New Roman"/>
+              </w:rPr>
+              <w:t>c.</w:t>
+            </w:r>
+            <w:r>
+              <w:rPr>
+                <w:rFonts w:ascii="Times New Roman" w:eastAsiaTheme="minorEastAsia" w:hAnsi="Times New Roman" w:cs="Times New Roman"/>
+                <w:lang w:val="en-GB" w:eastAsia="en-GB"/>
               </w:rPr>
               <w:tab/>
             </w:r>
             <w:r>
               <w:rPr>
                 <w:rStyle w:val="Hyperlink"/>
+                <w:rFonts w:ascii="Times New Roman" w:hAnsi="Times New Roman" w:cs="Times New Roman"/>
               </w:rPr>
               <w:t>Thao tác thực hiện</w:t>
             </w:r>
             <w:r>
               <w:rPr>
+                <w:rFonts w:ascii="Times New Roman" w:hAnsi="Times New Roman" w:cs="Times New Roman"/>
                 <w:webHidden/>
               </w:rPr>
               <w:tab/>
             </w:r>
             <w:r>
               <w:rPr>
+                <w:rFonts w:ascii="Times New Roman" w:hAnsi="Times New Roman" w:cs="Times New Roman"/>
                 <w:webHidden/>
               </w:rPr>
               <w:fldChar w:fldCharType="begin"/>
             </w:r>
             <w:r>
               <w:rPr>
-                <w:webHidden/>
-              </w:rPr>
-              <w:instrText xml:space="preserve"> PAGEREF _Toc241302300 \h </w:instrText>
-            </w:r>
-            <w:r>
-              <w:rPr>
-                <w:webHidden/>
-              </w:rPr>
-            </w:r>
-            <w:r>
-              <w:rPr>
+                <w:rFonts w:ascii="Times New Roman" w:hAnsi="Times New Roman" w:cs="Times New Roman"/>
+                <w:webHidden/>
+              </w:rPr>
+              <w:instrText xml:space="preserve"> PAGEREF _Toc242949957 \h </w:instrText>
+            </w:r>
+            <w:r>
+              <w:rPr>
+                <w:rFonts w:ascii="Times New Roman" w:hAnsi="Times New Roman" w:cs="Times New Roman"/>
+                <w:webHidden/>
+              </w:rPr>
+            </w:r>
+            <w:r>
+              <w:rPr>
+                <w:rFonts w:ascii="Times New Roman" w:hAnsi="Times New Roman" w:cs="Times New Roman"/>
                 <w:webHidden/>
               </w:rPr>
               <w:fldChar w:fldCharType="separate"/>
             </w:r>
             <w:r>
               <w:rPr>
-                <w:webHidden/>
-              </w:rPr>
-              <w:t>4</w:t>
-            </w:r>
-            <w:r>
-              <w:rPr>
+                <w:rFonts w:ascii="Times New Roman" w:hAnsi="Times New Roman" w:cs="Times New Roman"/>
+                <w:webHidden/>
+              </w:rPr>
+              <w:t>5</w:t>
+            </w:r>
+            <w:r>
+              <w:rPr>
+                <w:rFonts w:ascii="Times New Roman" w:hAnsi="Times New Roman" w:cs="Times New Roman"/>
                 <w:webHidden/>
               </w:rPr>
               <w:fldChar w:fldCharType="end"/>
@@ -1078,79 +1085,80 @@
           <w:pPr>
             <w:pStyle w:val="TOC1"/>
             <w:tabs>
-              <w:tab w:val="left" w:pos="440"/>
+              <w:tab w:val="left" w:pos="480"/>
               <w:tab w:val="right" w:leader="dot" w:pos="9016"/>
             </w:tabs>
             <w:rPr>
-              <w:rFonts w:eastAsiaTheme="minorEastAsia"/>
-              <w:kern w:val="0"/>
-              <w:sz w:val="22"/>
-              <w:szCs w:val="22"/>
-              <w:lang w:val="en-GB" w:eastAsia="zh-CN"/>
-              <w14:ligatures w14:val="none"/>
+              <w:rFonts w:ascii="Times New Roman" w:eastAsiaTheme="minorEastAsia" w:hAnsi="Times New Roman" w:cs="Times New Roman"/>
+              <w:lang w:val="en-GB" w:eastAsia="en-GB"/>
             </w:rPr>
           </w:pPr>
-          <w:hyperlink w:anchor="_Toc241302301" w:history="1">
+          <w:hyperlink w:anchor="_Toc242949958" w:history="1">
             <w:r>
               <w:rPr>
                 <w:rStyle w:val="Hyperlink"/>
+                <w:rFonts w:ascii="Times New Roman" w:hAnsi="Times New Roman" w:cs="Times New Roman"/>
               </w:rPr>
               <w:t>4.</w:t>
             </w:r>
             <w:r>
               <w:rPr>
-                <w:rFonts w:eastAsiaTheme="minorEastAsia"/>
-                <w:kern w:val="0"/>
-                <w:sz w:val="22"/>
-                <w:szCs w:val="22"/>
-                <w:lang w:val="en-GB" w:eastAsia="zh-CN"/>
-                <w14:ligatures w14:val="none"/>
+                <w:rFonts w:ascii="Times New Roman" w:eastAsiaTheme="minorEastAsia" w:hAnsi="Times New Roman" w:cs="Times New Roman"/>
+                <w:lang w:val="en-GB" w:eastAsia="en-GB"/>
               </w:rPr>
               <w:tab/>
             </w:r>
             <w:r>
               <w:rPr>
                 <w:rStyle w:val="Hyperlink"/>
+                <w:rFonts w:ascii="Times New Roman" w:hAnsi="Times New Roman" w:cs="Times New Roman"/>
               </w:rPr>
               <w:t>Cập nhật thông tin khách hàng</w:t>
             </w:r>
             <w:r>
               <w:rPr>
+                <w:rFonts w:ascii="Times New Roman" w:hAnsi="Times New Roman" w:cs="Times New Roman"/>
                 <w:webHidden/>
               </w:rPr>
               <w:tab/>
             </w:r>
             <w:r>
               <w:rPr>
+                <w:rFonts w:ascii="Times New Roman" w:hAnsi="Times New Roman" w:cs="Times New Roman"/>
                 <w:webHidden/>
               </w:rPr>
               <w:fldChar w:fldCharType="begin"/>
             </w:r>
             <w:r>
               <w:rPr>
-                <w:webHidden/>
-              </w:rPr>
-              <w:instrText xml:space="preserve"> PAGEREF _Toc241302301 \h </w:instrText>
-            </w:r>
-            <w:r>
-              <w:rPr>
-                <w:webHidden/>
-              </w:rPr>
-            </w:r>
-            <w:r>
-              <w:rPr>
+                <w:rFonts w:ascii="Times New Roman" w:hAnsi="Times New Roman" w:cs="Times New Roman"/>
+                <w:webHidden/>
+              </w:rPr>
+              <w:instrText xml:space="preserve"> PAGEREF _Toc242949958 \h </w:instrText>
+            </w:r>
+            <w:r>
+              <w:rPr>
+                <w:rFonts w:ascii="Times New Roman" w:hAnsi="Times New Roman" w:cs="Times New Roman"/>
+                <w:webHidden/>
+              </w:rPr>
+            </w:r>
+            <w:r>
+              <w:rPr>
+                <w:rFonts w:ascii="Times New Roman" w:hAnsi="Times New Roman" w:cs="Times New Roman"/>
                 <w:webHidden/>
               </w:rPr>
               <w:fldChar w:fldCharType="separate"/>
             </w:r>
             <w:r>
               <w:rPr>
-                <w:webHidden/>
-              </w:rPr>
-              <w:t>5</w:t>
-            </w:r>
-            <w:r>
-              <w:rPr>
+                <w:rFonts w:ascii="Times New Roman" w:hAnsi="Times New Roman" w:cs="Times New Roman"/>
+                <w:webHidden/>
+              </w:rPr>
+              <w:t>6</w:t>
+            </w:r>
+            <w:r>
+              <w:rPr>
+                <w:rFonts w:ascii="Times New Roman" w:hAnsi="Times New Roman" w:cs="Times New Roman"/>
                 <w:webHidden/>
               </w:rPr>
               <w:fldChar w:fldCharType="end"/>
@@ -1161,79 +1169,80 @@
           <w:pPr>
             <w:pStyle w:val="TOC2"/>
             <w:tabs>
-              <w:tab w:val="left" w:pos="660"/>
+              <w:tab w:val="left" w:pos="720"/>
               <w:tab w:val="right" w:leader="dot" w:pos="9016"/>
             </w:tabs>
             <w:rPr>
-              <w:rFonts w:eastAsiaTheme="minorEastAsia"/>
-              <w:kern w:val="0"/>
-              <w:sz w:val="22"/>
-              <w:szCs w:val="22"/>
-              <w:lang w:val="en-GB" w:eastAsia="zh-CN"/>
-              <w14:ligatures w14:val="none"/>
+              <w:rFonts w:ascii="Times New Roman" w:eastAsiaTheme="minorEastAsia" w:hAnsi="Times New Roman" w:cs="Times New Roman"/>
+              <w:lang w:val="en-GB" w:eastAsia="en-GB"/>
             </w:rPr>
           </w:pPr>
-          <w:hyperlink w:anchor="_Toc241302302" w:history="1">
+          <w:hyperlink w:anchor="_Toc242949959" w:history="1">
             <w:r>
               <w:rPr>
                 <w:rStyle w:val="Hyperlink"/>
+                <w:rFonts w:ascii="Times New Roman" w:hAnsi="Times New Roman" w:cs="Times New Roman"/>
               </w:rPr>
               <w:t>a.</w:t>
             </w:r>
             <w:r>
               <w:rPr>
-                <w:rFonts w:eastAsiaTheme="minorEastAsia"/>
-                <w:kern w:val="0"/>
-                <w:sz w:val="22"/>
-                <w:szCs w:val="22"/>
-                <w:lang w:val="en-GB" w:eastAsia="zh-CN"/>
-                <w14:ligatures w14:val="none"/>
+                <w:rFonts w:ascii="Times New Roman" w:eastAsiaTheme="minorEastAsia" w:hAnsi="Times New Roman" w:cs="Times New Roman"/>
+                <w:lang w:val="en-GB" w:eastAsia="en-GB"/>
               </w:rPr>
               <w:tab/>
             </w:r>
             <w:r>
               <w:rPr>
                 <w:rStyle w:val="Hyperlink"/>
+                <w:rFonts w:ascii="Times New Roman" w:hAnsi="Times New Roman" w:cs="Times New Roman"/>
               </w:rPr>
               <w:t>Mục đích</w:t>
             </w:r>
             <w:r>
               <w:rPr>
+                <w:rFonts w:ascii="Times New Roman" w:hAnsi="Times New Roman" w:cs="Times New Roman"/>
                 <w:webHidden/>
               </w:rPr>
               <w:tab/>
             </w:r>
             <w:r>
               <w:rPr>
+                <w:rFonts w:ascii="Times New Roman" w:hAnsi="Times New Roman" w:cs="Times New Roman"/>
                 <w:webHidden/>
               </w:rPr>
               <w:fldChar w:fldCharType="begin"/>
             </w:r>
             <w:r>
               <w:rPr>
-                <w:webHidden/>
-              </w:rPr>
-              <w:instrText xml:space="preserve"> PAGEREF _Toc241302302 \h </w:instrText>
-            </w:r>
-            <w:r>
-              <w:rPr>
-                <w:webHidden/>
-              </w:rPr>
-            </w:r>
-            <w:r>
-              <w:rPr>
+                <w:rFonts w:ascii="Times New Roman" w:hAnsi="Times New Roman" w:cs="Times New Roman"/>
+                <w:webHidden/>
+              </w:rPr>
+              <w:instrText xml:space="preserve"> PAGEREF _Toc242949959 \h </w:instrText>
+            </w:r>
+            <w:r>
+              <w:rPr>
+                <w:rFonts w:ascii="Times New Roman" w:hAnsi="Times New Roman" w:cs="Times New Roman"/>
+                <w:webHidden/>
+              </w:rPr>
+            </w:r>
+            <w:r>
+              <w:rPr>
+                <w:rFonts w:ascii="Times New Roman" w:hAnsi="Times New Roman" w:cs="Times New Roman"/>
                 <w:webHidden/>
               </w:rPr>
               <w:fldChar w:fldCharType="separate"/>
             </w:r>
             <w:r>
               <w:rPr>
-                <w:webHidden/>
-              </w:rPr>
-              <w:t>5</w:t>
-            </w:r>
-            <w:r>
-              <w:rPr>
+                <w:rFonts w:ascii="Times New Roman" w:hAnsi="Times New Roman" w:cs="Times New Roman"/>
+                <w:webHidden/>
+              </w:rPr>
+              <w:t>6</w:t>
+            </w:r>
+            <w:r>
+              <w:rPr>
+                <w:rFonts w:ascii="Times New Roman" w:hAnsi="Times New Roman" w:cs="Times New Roman"/>
                 <w:webHidden/>
               </w:rPr>
               <w:fldChar w:fldCharType="end"/>
@@ -1244,79 +1253,80 @@
           <w:pPr>
             <w:pStyle w:val="TOC2"/>
             <w:tabs>
-              <w:tab w:val="left" w:pos="660"/>
+              <w:tab w:val="left" w:pos="720"/>
               <w:tab w:val="right" w:leader="dot" w:pos="9016"/>
             </w:tabs>
             <w:rPr>
-              <w:rFonts w:eastAsiaTheme="minorEastAsia"/>
-              <w:kern w:val="0"/>
-              <w:sz w:val="22"/>
-              <w:szCs w:val="22"/>
-              <w:lang w:val="en-GB" w:eastAsia="zh-CN"/>
-              <w14:ligatures w14:val="none"/>
+              <w:rFonts w:ascii="Times New Roman" w:eastAsiaTheme="minorEastAsia" w:hAnsi="Times New Roman" w:cs="Times New Roman"/>
+              <w:lang w:val="en-GB" w:eastAsia="en-GB"/>
             </w:rPr>
           </w:pPr>
-          <w:hyperlink w:anchor="_Toc241302303" w:history="1">
+          <w:hyperlink w:anchor="_Toc242949960" w:history="1">
             <w:r>
               <w:rPr>
                 <w:rStyle w:val="Hyperlink"/>
+                <w:rFonts w:ascii="Times New Roman" w:hAnsi="Times New Roman" w:cs="Times New Roman"/>
               </w:rPr>
               <w:t>b.</w:t>
             </w:r>
             <w:r>
               <w:rPr>
-                <w:rFonts w:eastAsiaTheme="minorEastAsia"/>
-                <w:kern w:val="0"/>
-                <w:sz w:val="22"/>
-                <w:szCs w:val="22"/>
-                <w:lang w:val="en-GB" w:eastAsia="zh-CN"/>
-                <w14:ligatures w14:val="none"/>
+                <w:rFonts w:ascii="Times New Roman" w:eastAsiaTheme="minorEastAsia" w:hAnsi="Times New Roman" w:cs="Times New Roman"/>
+                <w:lang w:val="en-GB" w:eastAsia="en-GB"/>
               </w:rPr>
               <w:tab/>
             </w:r>
             <w:r>
               <w:rPr>
                 <w:rStyle w:val="Hyperlink"/>
+                <w:rFonts w:ascii="Times New Roman" w:hAnsi="Times New Roman" w:cs="Times New Roman"/>
               </w:rPr>
               <w:t>Đường dẫn: Bán Xe\Hợp đồng – Khách hàng\Lập điều kiện hợp đồng</w:t>
             </w:r>
             <w:r>
               <w:rPr>
+                <w:rFonts w:ascii="Times New Roman" w:hAnsi="Times New Roman" w:cs="Times New Roman"/>
                 <w:webHidden/>
               </w:rPr>
               <w:tab/>
             </w:r>
             <w:r>
               <w:rPr>
+                <w:rFonts w:ascii="Times New Roman" w:hAnsi="Times New Roman" w:cs="Times New Roman"/>
                 <w:webHidden/>
               </w:rPr>
               <w:fldChar w:fldCharType="begin"/>
             </w:r>
             <w:r>
               <w:rPr>
-                <w:webHidden/>
-              </w:rPr>
-              <w:instrText xml:space="preserve"> PAGEREF _Toc241302303 \h </w:instrText>
-            </w:r>
-            <w:r>
-              <w:rPr>
-                <w:webHidden/>
-              </w:rPr>
-            </w:r>
-            <w:r>
-              <w:rPr>
+                <w:rFonts w:ascii="Times New Roman" w:hAnsi="Times New Roman" w:cs="Times New Roman"/>
+                <w:webHidden/>
+              </w:rPr>
+              <w:instrText xml:space="preserve"> PAGEREF _Toc242949960 \h </w:instrText>
+            </w:r>
+            <w:r>
+              <w:rPr>
+                <w:rFonts w:ascii="Times New Roman" w:hAnsi="Times New Roman" w:cs="Times New Roman"/>
+                <w:webHidden/>
+              </w:rPr>
+            </w:r>
+            <w:r>
+              <w:rPr>
+                <w:rFonts w:ascii="Times New Roman" w:hAnsi="Times New Roman" w:cs="Times New Roman"/>
                 <w:webHidden/>
               </w:rPr>
               <w:fldChar w:fldCharType="separate"/>
             </w:r>
             <w:r>
               <w:rPr>
-                <w:webHidden/>
-              </w:rPr>
-              <w:t>5</w:t>
-            </w:r>
-            <w:r>
-              <w:rPr>
+                <w:rFonts w:ascii="Times New Roman" w:hAnsi="Times New Roman" w:cs="Times New Roman"/>
+                <w:webHidden/>
+              </w:rPr>
+              <w:t>6</w:t>
+            </w:r>
+            <w:r>
+              <w:rPr>
+                <w:rFonts w:ascii="Times New Roman" w:hAnsi="Times New Roman" w:cs="Times New Roman"/>
                 <w:webHidden/>
               </w:rPr>
               <w:fldChar w:fldCharType="end"/>
@@ -1327,79 +1337,80 @@
           <w:pPr>
             <w:pStyle w:val="TOC2"/>
             <w:tabs>
-              <w:tab w:val="left" w:pos="660"/>
+              <w:tab w:val="left" w:pos="720"/>
               <w:tab w:val="right" w:leader="dot" w:pos="9016"/>
             </w:tabs>
             <w:rPr>
-              <w:rFonts w:eastAsiaTheme="minorEastAsia"/>
-              <w:kern w:val="0"/>
-              <w:sz w:val="22"/>
-              <w:szCs w:val="22"/>
-              <w:lang w:val="en-GB" w:eastAsia="zh-CN"/>
-              <w14:ligatures w14:val="none"/>
+              <w:rFonts w:ascii="Times New Roman" w:eastAsiaTheme="minorEastAsia" w:hAnsi="Times New Roman" w:cs="Times New Roman"/>
+              <w:lang w:val="en-GB" w:eastAsia="en-GB"/>
             </w:rPr>
           </w:pPr>
-          <w:hyperlink w:anchor="_Toc241302304" w:history="1">
+          <w:hyperlink w:anchor="_Toc242949961" w:history="1">
             <w:r>
               <w:rPr>
                 <w:rStyle w:val="Hyperlink"/>
+                <w:rFonts w:ascii="Times New Roman" w:hAnsi="Times New Roman" w:cs="Times New Roman"/>
               </w:rPr>
               <w:t>c.</w:t>
             </w:r>
             <w:r>
               <w:rPr>
-                <w:rFonts w:eastAsiaTheme="minorEastAsia"/>
-                <w:kern w:val="0"/>
-                <w:sz w:val="22"/>
-                <w:szCs w:val="22"/>
-                <w:lang w:val="en-GB" w:eastAsia="zh-CN"/>
-                <w14:ligatures w14:val="none"/>
+                <w:rFonts w:ascii="Times New Roman" w:eastAsiaTheme="minorEastAsia" w:hAnsi="Times New Roman" w:cs="Times New Roman"/>
+                <w:lang w:val="en-GB" w:eastAsia="en-GB"/>
               </w:rPr>
               <w:tab/>
             </w:r>
             <w:r>
               <w:rPr>
                 <w:rStyle w:val="Hyperlink"/>
+                <w:rFonts w:ascii="Times New Roman" w:hAnsi="Times New Roman" w:cs="Times New Roman"/>
               </w:rPr>
               <w:t>Thao tác thực hiện</w:t>
             </w:r>
             <w:r>
               <w:rPr>
+                <w:rFonts w:ascii="Times New Roman" w:hAnsi="Times New Roman" w:cs="Times New Roman"/>
                 <w:webHidden/>
               </w:rPr>
               <w:tab/>
             </w:r>
             <w:r>
               <w:rPr>
+                <w:rFonts w:ascii="Times New Roman" w:hAnsi="Times New Roman" w:cs="Times New Roman"/>
                 <w:webHidden/>
               </w:rPr>
               <w:fldChar w:fldCharType="begin"/>
             </w:r>
             <w:r>
               <w:rPr>
-                <w:webHidden/>
-              </w:rPr>
-              <w:instrText xml:space="preserve"> PAGEREF _Toc241302304 \h </w:instrText>
-            </w:r>
-            <w:r>
-              <w:rPr>
-                <w:webHidden/>
-              </w:rPr>
-            </w:r>
-            <w:r>
-              <w:rPr>
+                <w:rFonts w:ascii="Times New Roman" w:hAnsi="Times New Roman" w:cs="Times New Roman"/>
+                <w:webHidden/>
+              </w:rPr>
+              <w:instrText xml:space="preserve"> PAGEREF _Toc242949961 \h </w:instrText>
+            </w:r>
+            <w:r>
+              <w:rPr>
+                <w:rFonts w:ascii="Times New Roman" w:hAnsi="Times New Roman" w:cs="Times New Roman"/>
+                <w:webHidden/>
+              </w:rPr>
+            </w:r>
+            <w:r>
+              <w:rPr>
+                <w:rFonts w:ascii="Times New Roman" w:hAnsi="Times New Roman" w:cs="Times New Roman"/>
                 <w:webHidden/>
               </w:rPr>
               <w:fldChar w:fldCharType="separate"/>
             </w:r>
             <w:r>
               <w:rPr>
-                <w:webHidden/>
-              </w:rPr>
-              <w:t>5</w:t>
-            </w:r>
-            <w:r>
-              <w:rPr>
+                <w:rFonts w:ascii="Times New Roman" w:hAnsi="Times New Roman" w:cs="Times New Roman"/>
+                <w:webHidden/>
+              </w:rPr>
+              <w:t>6</w:t>
+            </w:r>
+            <w:r>
+              <w:rPr>
+                <w:rFonts w:ascii="Times New Roman" w:hAnsi="Times New Roman" w:cs="Times New Roman"/>
                 <w:webHidden/>
               </w:rPr>
               <w:fldChar w:fldCharType="end"/>
@@ -1410,80 +1421,81 @@
           <w:pPr>
             <w:pStyle w:val="TOC1"/>
             <w:tabs>
-              <w:tab w:val="left" w:pos="440"/>
+              <w:tab w:val="left" w:pos="480"/>
               <w:tab w:val="right" w:leader="dot" w:pos="9016"/>
             </w:tabs>
             <w:rPr>
-              <w:rFonts w:eastAsiaTheme="minorEastAsia"/>
-              <w:kern w:val="0"/>
-              <w:sz w:val="22"/>
-              <w:szCs w:val="22"/>
-              <w:lang w:val="en-GB" w:eastAsia="zh-CN"/>
-              <w14:ligatures w14:val="none"/>
+              <w:rFonts w:ascii="Times New Roman" w:eastAsiaTheme="minorEastAsia" w:hAnsi="Times New Roman" w:cs="Times New Roman"/>
+              <w:lang w:val="en-GB" w:eastAsia="en-GB"/>
             </w:rPr>
           </w:pPr>
-          <w:hyperlink w:anchor="_Toc241302305" w:history="1">
+          <w:hyperlink w:anchor="_Toc242949962" w:history="1">
             <w:r>
               <w:rPr>
                 <w:rStyle w:val="Hyperlink"/>
+                <w:rFonts w:ascii="Times New Roman" w:hAnsi="Times New Roman" w:cs="Times New Roman"/>
                 <w:lang w:val="en-US"/>
               </w:rPr>
               <w:t>5.</w:t>
             </w:r>
             <w:r>
               <w:rPr>
-                <w:rFonts w:eastAsiaTheme="minorEastAsia"/>
-                <w:kern w:val="0"/>
-                <w:sz w:val="22"/>
-                <w:szCs w:val="22"/>
-                <w:lang w:val="en-GB" w:eastAsia="zh-CN"/>
-                <w14:ligatures w14:val="none"/>
+                <w:rFonts w:ascii="Times New Roman" w:eastAsiaTheme="minorEastAsia" w:hAnsi="Times New Roman" w:cs="Times New Roman"/>
+                <w:lang w:val="en-GB" w:eastAsia="en-GB"/>
               </w:rPr>
               <w:tab/>
             </w:r>
             <w:r>
               <w:rPr>
                 <w:rStyle w:val="Hyperlink"/>
+                <w:rFonts w:ascii="Times New Roman" w:hAnsi="Times New Roman" w:cs="Times New Roman"/>
               </w:rPr>
               <w:t>Đơn đặt mua xe</w:t>
             </w:r>
             <w:r>
               <w:rPr>
+                <w:rFonts w:ascii="Times New Roman" w:hAnsi="Times New Roman" w:cs="Times New Roman"/>
                 <w:webHidden/>
               </w:rPr>
               <w:tab/>
             </w:r>
             <w:r>
               <w:rPr>
+                <w:rFonts w:ascii="Times New Roman" w:hAnsi="Times New Roman" w:cs="Times New Roman"/>
                 <w:webHidden/>
               </w:rPr>
               <w:fldChar w:fldCharType="begin"/>
             </w:r>
             <w:r>
               <w:rPr>
-                <w:webHidden/>
-              </w:rPr>
-              <w:instrText xml:space="preserve"> PAGEREF _Toc241302305 \h </w:instrText>
-            </w:r>
-            <w:r>
-              <w:rPr>
-                <w:webHidden/>
-              </w:rPr>
-            </w:r>
-            <w:r>
-              <w:rPr>
+                <w:rFonts w:ascii="Times New Roman" w:hAnsi="Times New Roman" w:cs="Times New Roman"/>
+                <w:webHidden/>
+              </w:rPr>
+              <w:instrText xml:space="preserve"> PAGEREF _Toc242949962 \h </w:instrText>
+            </w:r>
+            <w:r>
+              <w:rPr>
+                <w:rFonts w:ascii="Times New Roman" w:hAnsi="Times New Roman" w:cs="Times New Roman"/>
+                <w:webHidden/>
+              </w:rPr>
+            </w:r>
+            <w:r>
+              <w:rPr>
+                <w:rFonts w:ascii="Times New Roman" w:hAnsi="Times New Roman" w:cs="Times New Roman"/>
                 <w:webHidden/>
               </w:rPr>
               <w:fldChar w:fldCharType="separate"/>
             </w:r>
             <w:r>
               <w:rPr>
-                <w:webHidden/>
-              </w:rPr>
-              <w:t>6</w:t>
-            </w:r>
-            <w:r>
-              <w:rPr>
+                <w:rFonts w:ascii="Times New Roman" w:hAnsi="Times New Roman" w:cs="Times New Roman"/>
+                <w:webHidden/>
+              </w:rPr>
+              <w:t>7</w:t>
+            </w:r>
+            <w:r>
+              <w:rPr>
+                <w:rFonts w:ascii="Times New Roman" w:hAnsi="Times New Roman" w:cs="Times New Roman"/>
                 <w:webHidden/>
               </w:rPr>
               <w:fldChar w:fldCharType="end"/>
@@ -1494,79 +1506,80 @@
           <w:pPr>
             <w:pStyle w:val="TOC2"/>
             <w:tabs>
-              <w:tab w:val="left" w:pos="660"/>
+              <w:tab w:val="left" w:pos="720"/>
               <w:tab w:val="right" w:leader="dot" w:pos="9016"/>
             </w:tabs>
             <w:rPr>
-              <w:rFonts w:eastAsiaTheme="minorEastAsia"/>
-              <w:kern w:val="0"/>
-              <w:sz w:val="22"/>
-              <w:szCs w:val="22"/>
-              <w:lang w:val="en-GB" w:eastAsia="zh-CN"/>
-              <w14:ligatures w14:val="none"/>
+              <w:rFonts w:ascii="Times New Roman" w:eastAsiaTheme="minorEastAsia" w:hAnsi="Times New Roman" w:cs="Times New Roman"/>
+              <w:lang w:val="en-GB" w:eastAsia="en-GB"/>
             </w:rPr>
           </w:pPr>
-          <w:hyperlink w:anchor="_Toc241302306" w:history="1">
+          <w:hyperlink w:anchor="_Toc242949963" w:history="1">
             <w:r>
               <w:rPr>
                 <w:rStyle w:val="Hyperlink"/>
+                <w:rFonts w:ascii="Times New Roman" w:hAnsi="Times New Roman" w:cs="Times New Roman"/>
               </w:rPr>
               <w:t>a.</w:t>
             </w:r>
             <w:r>
               <w:rPr>
-                <w:rFonts w:eastAsiaTheme="minorEastAsia"/>
-                <w:kern w:val="0"/>
-                <w:sz w:val="22"/>
-                <w:szCs w:val="22"/>
-                <w:lang w:val="en-GB" w:eastAsia="zh-CN"/>
-                <w14:ligatures w14:val="none"/>
+                <w:rFonts w:ascii="Times New Roman" w:eastAsiaTheme="minorEastAsia" w:hAnsi="Times New Roman" w:cs="Times New Roman"/>
+                <w:lang w:val="en-GB" w:eastAsia="en-GB"/>
               </w:rPr>
               <w:tab/>
             </w:r>
             <w:r>
               <w:rPr>
                 <w:rStyle w:val="Hyperlink"/>
+                <w:rFonts w:ascii="Times New Roman" w:hAnsi="Times New Roman" w:cs="Times New Roman"/>
               </w:rPr>
               <w:t>Mục đích</w:t>
             </w:r>
             <w:r>
               <w:rPr>
+                <w:rFonts w:ascii="Times New Roman" w:hAnsi="Times New Roman" w:cs="Times New Roman"/>
                 <w:webHidden/>
               </w:rPr>
               <w:tab/>
             </w:r>
             <w:r>
               <w:rPr>
+                <w:rFonts w:ascii="Times New Roman" w:hAnsi="Times New Roman" w:cs="Times New Roman"/>
                 <w:webHidden/>
               </w:rPr>
               <w:fldChar w:fldCharType="begin"/>
             </w:r>
             <w:r>
               <w:rPr>
-                <w:webHidden/>
-              </w:rPr>
-              <w:instrText xml:space="preserve"> PAGEREF _Toc241302306 \h </w:instrText>
-            </w:r>
-            <w:r>
-              <w:rPr>
-                <w:webHidden/>
-              </w:rPr>
-            </w:r>
-            <w:r>
-              <w:rPr>
+                <w:rFonts w:ascii="Times New Roman" w:hAnsi="Times New Roman" w:cs="Times New Roman"/>
+                <w:webHidden/>
+              </w:rPr>
+              <w:instrText xml:space="preserve"> PAGEREF _Toc242949963 \h </w:instrText>
+            </w:r>
+            <w:r>
+              <w:rPr>
+                <w:rFonts w:ascii="Times New Roman" w:hAnsi="Times New Roman" w:cs="Times New Roman"/>
+                <w:webHidden/>
+              </w:rPr>
+            </w:r>
+            <w:r>
+              <w:rPr>
+                <w:rFonts w:ascii="Times New Roman" w:hAnsi="Times New Roman" w:cs="Times New Roman"/>
                 <w:webHidden/>
               </w:rPr>
               <w:fldChar w:fldCharType="separate"/>
             </w:r>
             <w:r>
               <w:rPr>
-                <w:webHidden/>
-              </w:rPr>
-              <w:t>6</w:t>
-            </w:r>
-            <w:r>
-              <w:rPr>
+                <w:rFonts w:ascii="Times New Roman" w:hAnsi="Times New Roman" w:cs="Times New Roman"/>
+                <w:webHidden/>
+              </w:rPr>
+              <w:t>7</w:t>
+            </w:r>
+            <w:r>
+              <w:rPr>
+                <w:rFonts w:ascii="Times New Roman" w:hAnsi="Times New Roman" w:cs="Times New Roman"/>
                 <w:webHidden/>
               </w:rPr>
               <w:fldChar w:fldCharType="end"/>
@@ -1577,79 +1590,80 @@
           <w:pPr>
             <w:pStyle w:val="TOC2"/>
             <w:tabs>
-              <w:tab w:val="left" w:pos="660"/>
+              <w:tab w:val="left" w:pos="720"/>
               <w:tab w:val="right" w:leader="dot" w:pos="9016"/>
             </w:tabs>
             <w:rPr>
-              <w:rFonts w:eastAsiaTheme="minorEastAsia"/>
-              <w:kern w:val="0"/>
-              <w:sz w:val="22"/>
-              <w:szCs w:val="22"/>
-              <w:lang w:val="en-GB" w:eastAsia="zh-CN"/>
-              <w14:ligatures w14:val="none"/>
+              <w:rFonts w:ascii="Times New Roman" w:eastAsiaTheme="minorEastAsia" w:hAnsi="Times New Roman" w:cs="Times New Roman"/>
+              <w:lang w:val="en-GB" w:eastAsia="en-GB"/>
             </w:rPr>
           </w:pPr>
-          <w:hyperlink w:anchor="_Toc241302307" w:history="1">
+          <w:hyperlink w:anchor="_Toc242949964" w:history="1">
             <w:r>
               <w:rPr>
                 <w:rStyle w:val="Hyperlink"/>
+                <w:rFonts w:ascii="Times New Roman" w:hAnsi="Times New Roman" w:cs="Times New Roman"/>
               </w:rPr>
               <w:t>b.</w:t>
             </w:r>
             <w:r>
               <w:rPr>
-                <w:rFonts w:eastAsiaTheme="minorEastAsia"/>
-                <w:kern w:val="0"/>
-                <w:sz w:val="22"/>
-                <w:szCs w:val="22"/>
-                <w:lang w:val="en-GB" w:eastAsia="zh-CN"/>
-                <w14:ligatures w14:val="none"/>
+                <w:rFonts w:ascii="Times New Roman" w:eastAsiaTheme="minorEastAsia" w:hAnsi="Times New Roman" w:cs="Times New Roman"/>
+                <w:lang w:val="en-GB" w:eastAsia="en-GB"/>
               </w:rPr>
               <w:tab/>
             </w:r>
             <w:r>
               <w:rPr>
                 <w:rStyle w:val="Hyperlink"/>
+                <w:rFonts w:ascii="Times New Roman" w:hAnsi="Times New Roman" w:cs="Times New Roman"/>
               </w:rPr>
               <w:t>Đường dẫn: Bán Xe\Quản lý nhập xe\Đơn đặt mua xe</w:t>
             </w:r>
             <w:r>
               <w:rPr>
+                <w:rFonts w:ascii="Times New Roman" w:hAnsi="Times New Roman" w:cs="Times New Roman"/>
                 <w:webHidden/>
               </w:rPr>
               <w:tab/>
             </w:r>
             <w:r>
               <w:rPr>
+                <w:rFonts w:ascii="Times New Roman" w:hAnsi="Times New Roman" w:cs="Times New Roman"/>
                 <w:webHidden/>
               </w:rPr>
               <w:fldChar w:fldCharType="begin"/>
             </w:r>
             <w:r>
               <w:rPr>
-                <w:webHidden/>
-              </w:rPr>
-              <w:instrText xml:space="preserve"> PAGEREF _Toc241302307 \h </w:instrText>
-            </w:r>
-            <w:r>
-              <w:rPr>
-                <w:webHidden/>
-              </w:rPr>
-            </w:r>
-            <w:r>
-              <w:rPr>
+                <w:rFonts w:ascii="Times New Roman" w:hAnsi="Times New Roman" w:cs="Times New Roman"/>
+                <w:webHidden/>
+              </w:rPr>
+              <w:instrText xml:space="preserve"> PAGEREF _Toc242949964 \h </w:instrText>
+            </w:r>
+            <w:r>
+              <w:rPr>
+                <w:rFonts w:ascii="Times New Roman" w:hAnsi="Times New Roman" w:cs="Times New Roman"/>
+                <w:webHidden/>
+              </w:rPr>
+            </w:r>
+            <w:r>
+              <w:rPr>
+                <w:rFonts w:ascii="Times New Roman" w:hAnsi="Times New Roman" w:cs="Times New Roman"/>
                 <w:webHidden/>
               </w:rPr>
               <w:fldChar w:fldCharType="separate"/>
             </w:r>
             <w:r>
               <w:rPr>
-                <w:webHidden/>
-              </w:rPr>
-              <w:t>6</w:t>
-            </w:r>
-            <w:r>
-              <w:rPr>
+                <w:rFonts w:ascii="Times New Roman" w:hAnsi="Times New Roman" w:cs="Times New Roman"/>
+                <w:webHidden/>
+              </w:rPr>
+              <w:t>7</w:t>
+            </w:r>
+            <w:r>
+              <w:rPr>
+                <w:rFonts w:ascii="Times New Roman" w:hAnsi="Times New Roman" w:cs="Times New Roman"/>
                 <w:webHidden/>
               </w:rPr>
               <w:fldChar w:fldCharType="end"/>
@@ -1660,79 +1674,80 @@
           <w:pPr>
             <w:pStyle w:val="TOC2"/>
             <w:tabs>
-              <w:tab w:val="left" w:pos="660"/>
+              <w:tab w:val="left" w:pos="720"/>
               <w:tab w:val="right" w:leader="dot" w:pos="9016"/>
             </w:tabs>
             <w:rPr>
-              <w:rFonts w:eastAsiaTheme="minorEastAsia"/>
-              <w:kern w:val="0"/>
-              <w:sz w:val="22"/>
-              <w:szCs w:val="22"/>
-              <w:lang w:val="en-GB" w:eastAsia="zh-CN"/>
-              <w14:ligatures w14:val="none"/>
+              <w:rFonts w:ascii="Times New Roman" w:eastAsiaTheme="minorEastAsia" w:hAnsi="Times New Roman" w:cs="Times New Roman"/>
+              <w:lang w:val="en-GB" w:eastAsia="en-GB"/>
             </w:rPr>
           </w:pPr>
-          <w:hyperlink w:anchor="_Toc241302308" w:history="1">
+          <w:hyperlink w:anchor="_Toc242949965" w:history="1">
             <w:r>
               <w:rPr>
                 <w:rStyle w:val="Hyperlink"/>
+                <w:rFonts w:ascii="Times New Roman" w:hAnsi="Times New Roman" w:cs="Times New Roman"/>
               </w:rPr>
               <w:t>c.</w:t>
             </w:r>
             <w:r>
               <w:rPr>
-                <w:rFonts w:eastAsiaTheme="minorEastAsia"/>
-                <w:kern w:val="0"/>
-                <w:sz w:val="22"/>
-                <w:szCs w:val="22"/>
-                <w:lang w:val="en-GB" w:eastAsia="zh-CN"/>
-                <w14:ligatures w14:val="none"/>
+                <w:rFonts w:ascii="Times New Roman" w:eastAsiaTheme="minorEastAsia" w:hAnsi="Times New Roman" w:cs="Times New Roman"/>
+                <w:lang w:val="en-GB" w:eastAsia="en-GB"/>
               </w:rPr>
               <w:tab/>
             </w:r>
             <w:r>
               <w:rPr>
                 <w:rStyle w:val="Hyperlink"/>
+                <w:rFonts w:ascii="Times New Roman" w:hAnsi="Times New Roman" w:cs="Times New Roman"/>
               </w:rPr>
               <w:t>Thao tác thực hiện</w:t>
             </w:r>
             <w:r>
               <w:rPr>
+                <w:rFonts w:ascii="Times New Roman" w:hAnsi="Times New Roman" w:cs="Times New Roman"/>
                 <w:webHidden/>
               </w:rPr>
               <w:tab/>
             </w:r>
             <w:r>
               <w:rPr>
+                <w:rFonts w:ascii="Times New Roman" w:hAnsi="Times New Roman" w:cs="Times New Roman"/>
                 <w:webHidden/>
               </w:rPr>
               <w:fldChar w:fldCharType="begin"/>
             </w:r>
             <w:r>
               <w:rPr>
-                <w:webHidden/>
-              </w:rPr>
-              <w:instrText xml:space="preserve"> PAGEREF _Toc241302308 \h </w:instrText>
-            </w:r>
-            <w:r>
-              <w:rPr>
-                <w:webHidden/>
-              </w:rPr>
-            </w:r>
-            <w:r>
-              <w:rPr>
+                <w:rFonts w:ascii="Times New Roman" w:hAnsi="Times New Roman" w:cs="Times New Roman"/>
+                <w:webHidden/>
+              </w:rPr>
+              <w:instrText xml:space="preserve"> PAGEREF _Toc242949965 \h </w:instrText>
+            </w:r>
+            <w:r>
+              <w:rPr>
+                <w:rFonts w:ascii="Times New Roman" w:hAnsi="Times New Roman" w:cs="Times New Roman"/>
+                <w:webHidden/>
+              </w:rPr>
+            </w:r>
+            <w:r>
+              <w:rPr>
+                <w:rFonts w:ascii="Times New Roman" w:hAnsi="Times New Roman" w:cs="Times New Roman"/>
                 <w:webHidden/>
               </w:rPr>
               <w:fldChar w:fldCharType="separate"/>
             </w:r>
             <w:r>
               <w:rPr>
-                <w:webHidden/>
-              </w:rPr>
-              <w:t>6</w:t>
-            </w:r>
-            <w:r>
-              <w:rPr>
+                <w:rFonts w:ascii="Times New Roman" w:hAnsi="Times New Roman" w:cs="Times New Roman"/>
+                <w:webHidden/>
+              </w:rPr>
+              <w:t>7</w:t>
+            </w:r>
+            <w:r>
+              <w:rPr>
+                <w:rFonts w:ascii="Times New Roman" w:hAnsi="Times New Roman" w:cs="Times New Roman"/>
                 <w:webHidden/>
               </w:rPr>
               <w:fldChar w:fldCharType="end"/>
@@ -1743,80 +1758,81 @@
           <w:pPr>
             <w:pStyle w:val="TOC1"/>
             <w:tabs>
-              <w:tab w:val="left" w:pos="440"/>
+              <w:tab w:val="left" w:pos="480"/>
               <w:tab w:val="right" w:leader="dot" w:pos="9016"/>
             </w:tabs>
             <w:rPr>
-              <w:rFonts w:eastAsiaTheme="minorEastAsia"/>
-              <w:kern w:val="0"/>
-              <w:sz w:val="22"/>
-              <w:szCs w:val="22"/>
-              <w:lang w:val="en-GB" w:eastAsia="zh-CN"/>
-              <w14:ligatures w14:val="none"/>
+              <w:rFonts w:ascii="Times New Roman" w:eastAsiaTheme="minorEastAsia" w:hAnsi="Times New Roman" w:cs="Times New Roman"/>
+              <w:lang w:val="en-GB" w:eastAsia="en-GB"/>
             </w:rPr>
           </w:pPr>
-          <w:hyperlink w:anchor="_Toc241302309" w:history="1">
+          <w:hyperlink w:anchor="_Toc242949966" w:history="1">
             <w:r>
               <w:rPr>
                 <w:rStyle w:val="Hyperlink"/>
+                <w:rFonts w:ascii="Times New Roman" w:hAnsi="Times New Roman" w:cs="Times New Roman"/>
                 <w:lang w:val="en-US"/>
               </w:rPr>
               <w:t>6.</w:t>
             </w:r>
             <w:r>
               <w:rPr>
-                <w:rFonts w:eastAsiaTheme="minorEastAsia"/>
-                <w:kern w:val="0"/>
-                <w:sz w:val="22"/>
-                <w:szCs w:val="22"/>
-                <w:lang w:val="en-GB" w:eastAsia="zh-CN"/>
-                <w14:ligatures w14:val="none"/>
+                <w:rFonts w:ascii="Times New Roman" w:eastAsiaTheme="minorEastAsia" w:hAnsi="Times New Roman" w:cs="Times New Roman"/>
+                <w:lang w:val="en-GB" w:eastAsia="en-GB"/>
               </w:rPr>
               <w:tab/>
             </w:r>
             <w:r>
               <w:rPr>
                 <w:rStyle w:val="Hyperlink"/>
+                <w:rFonts w:ascii="Times New Roman" w:hAnsi="Times New Roman" w:cs="Times New Roman"/>
               </w:rPr>
               <w:t>Kế hoạch nhà máy giao</w:t>
             </w:r>
             <w:r>
               <w:rPr>
+                <w:rFonts w:ascii="Times New Roman" w:hAnsi="Times New Roman" w:cs="Times New Roman"/>
                 <w:webHidden/>
               </w:rPr>
               <w:tab/>
             </w:r>
             <w:r>
               <w:rPr>
+                <w:rFonts w:ascii="Times New Roman" w:hAnsi="Times New Roman" w:cs="Times New Roman"/>
                 <w:webHidden/>
               </w:rPr>
               <w:fldChar w:fldCharType="begin"/>
             </w:r>
             <w:r>
               <w:rPr>
-                <w:webHidden/>
-              </w:rPr>
-              <w:instrText xml:space="preserve"> PAGEREF _Toc241302309 \h </w:instrText>
-            </w:r>
-            <w:r>
-              <w:rPr>
-                <w:webHidden/>
-              </w:rPr>
-            </w:r>
-            <w:r>
-              <w:rPr>
+                <w:rFonts w:ascii="Times New Roman" w:hAnsi="Times New Roman" w:cs="Times New Roman"/>
+                <w:webHidden/>
+              </w:rPr>
+              <w:instrText xml:space="preserve"> PAGEREF _Toc242949966 \h </w:instrText>
+            </w:r>
+            <w:r>
+              <w:rPr>
+                <w:rFonts w:ascii="Times New Roman" w:hAnsi="Times New Roman" w:cs="Times New Roman"/>
+                <w:webHidden/>
+              </w:rPr>
+            </w:r>
+            <w:r>
+              <w:rPr>
+                <w:rFonts w:ascii="Times New Roman" w:hAnsi="Times New Roman" w:cs="Times New Roman"/>
                 <w:webHidden/>
               </w:rPr>
               <w:fldChar w:fldCharType="separate"/>
             </w:r>
             <w:r>
               <w:rPr>
-                <w:webHidden/>
-              </w:rPr>
-              <w:t>7</w:t>
-            </w:r>
-            <w:r>
-              <w:rPr>
+                <w:rFonts w:ascii="Times New Roman" w:hAnsi="Times New Roman" w:cs="Times New Roman"/>
+                <w:webHidden/>
+              </w:rPr>
+              <w:t>8</w:t>
+            </w:r>
+            <w:r>
+              <w:rPr>
+                <w:rFonts w:ascii="Times New Roman" w:hAnsi="Times New Roman" w:cs="Times New Roman"/>
                 <w:webHidden/>
               </w:rPr>
               <w:fldChar w:fldCharType="end"/>
@@ -1827,79 +1843,80 @@
           <w:pPr>
             <w:pStyle w:val="TOC2"/>
             <w:tabs>
-              <w:tab w:val="left" w:pos="660"/>
+              <w:tab w:val="left" w:pos="720"/>
               <w:tab w:val="right" w:leader="dot" w:pos="9016"/>
             </w:tabs>
             <w:rPr>
-              <w:rFonts w:eastAsiaTheme="minorEastAsia"/>
-              <w:kern w:val="0"/>
-              <w:sz w:val="22"/>
-              <w:szCs w:val="22"/>
-              <w:lang w:val="en-GB" w:eastAsia="zh-CN"/>
-              <w14:ligatures w14:val="none"/>
+              <w:rFonts w:ascii="Times New Roman" w:eastAsiaTheme="minorEastAsia" w:hAnsi="Times New Roman" w:cs="Times New Roman"/>
+              <w:lang w:val="en-GB" w:eastAsia="en-GB"/>
             </w:rPr>
           </w:pPr>
-          <w:hyperlink w:anchor="_Toc241302310" w:history="1">
+          <w:hyperlink w:anchor="_Toc242949967" w:history="1">
             <w:r>
               <w:rPr>
                 <w:rStyle w:val="Hyperlink"/>
+                <w:rFonts w:ascii="Times New Roman" w:hAnsi="Times New Roman" w:cs="Times New Roman"/>
               </w:rPr>
               <w:t>a.</w:t>
             </w:r>
             <w:r>
               <w:rPr>
-                <w:rFonts w:eastAsiaTheme="minorEastAsia"/>
-                <w:kern w:val="0"/>
-                <w:sz w:val="22"/>
-                <w:szCs w:val="22"/>
-                <w:lang w:val="en-GB" w:eastAsia="zh-CN"/>
-                <w14:ligatures w14:val="none"/>
+                <w:rFonts w:ascii="Times New Roman" w:eastAsiaTheme="minorEastAsia" w:hAnsi="Times New Roman" w:cs="Times New Roman"/>
+                <w:lang w:val="en-GB" w:eastAsia="en-GB"/>
               </w:rPr>
               <w:tab/>
             </w:r>
             <w:r>
               <w:rPr>
                 <w:rStyle w:val="Hyperlink"/>
+                <w:rFonts w:ascii="Times New Roman" w:hAnsi="Times New Roman" w:cs="Times New Roman"/>
               </w:rPr>
               <w:t>Mục đích</w:t>
             </w:r>
             <w:r>
               <w:rPr>
+                <w:rFonts w:ascii="Times New Roman" w:hAnsi="Times New Roman" w:cs="Times New Roman"/>
                 <w:webHidden/>
               </w:rPr>
               <w:tab/>
             </w:r>
             <w:r>
               <w:rPr>
+                <w:rFonts w:ascii="Times New Roman" w:hAnsi="Times New Roman" w:cs="Times New Roman"/>
                 <w:webHidden/>
               </w:rPr>
               <w:fldChar w:fldCharType="begin"/>
             </w:r>
             <w:r>
               <w:rPr>
-                <w:webHidden/>
-              </w:rPr>
-              <w:instrText xml:space="preserve"> PAGEREF _Toc241302310 \h </w:instrText>
-            </w:r>
-            <w:r>
-              <w:rPr>
-                <w:webHidden/>
-              </w:rPr>
-            </w:r>
-            <w:r>
-              <w:rPr>
+                <w:rFonts w:ascii="Times New Roman" w:hAnsi="Times New Roman" w:cs="Times New Roman"/>
+                <w:webHidden/>
+              </w:rPr>
+              <w:instrText xml:space="preserve"> PAGEREF _Toc242949967 \h </w:instrText>
+            </w:r>
+            <w:r>
+              <w:rPr>
+                <w:rFonts w:ascii="Times New Roman" w:hAnsi="Times New Roman" w:cs="Times New Roman"/>
+                <w:webHidden/>
+              </w:rPr>
+            </w:r>
+            <w:r>
+              <w:rPr>
+                <w:rFonts w:ascii="Times New Roman" w:hAnsi="Times New Roman" w:cs="Times New Roman"/>
                 <w:webHidden/>
               </w:rPr>
               <w:fldChar w:fldCharType="separate"/>
             </w:r>
             <w:r>
               <w:rPr>
-                <w:webHidden/>
-              </w:rPr>
-              <w:t>7</w:t>
-            </w:r>
-            <w:r>
-              <w:rPr>
+                <w:rFonts w:ascii="Times New Roman" w:hAnsi="Times New Roman" w:cs="Times New Roman"/>
+                <w:webHidden/>
+              </w:rPr>
+              <w:t>8</w:t>
+            </w:r>
+            <w:r>
+              <w:rPr>
+                <w:rFonts w:ascii="Times New Roman" w:hAnsi="Times New Roman" w:cs="Times New Roman"/>
                 <w:webHidden/>
               </w:rPr>
               <w:fldChar w:fldCharType="end"/>
@@ -1910,79 +1927,80 @@
           <w:pPr>
             <w:pStyle w:val="TOC2"/>
             <w:tabs>
-              <w:tab w:val="left" w:pos="660"/>
+              <w:tab w:val="left" w:pos="720"/>
               <w:tab w:val="right" w:leader="dot" w:pos="9016"/>
             </w:tabs>
             <w:rPr>
-              <w:rFonts w:eastAsiaTheme="minorEastAsia"/>
-              <w:kern w:val="0"/>
-              <w:sz w:val="22"/>
-              <w:szCs w:val="22"/>
-              <w:lang w:val="en-GB" w:eastAsia="zh-CN"/>
-              <w14:ligatures w14:val="none"/>
+              <w:rFonts w:ascii="Times New Roman" w:eastAsiaTheme="minorEastAsia" w:hAnsi="Times New Roman" w:cs="Times New Roman"/>
+              <w:lang w:val="en-GB" w:eastAsia="en-GB"/>
             </w:rPr>
           </w:pPr>
-          <w:hyperlink w:anchor="_Toc241302311" w:history="1">
+          <w:hyperlink w:anchor="_Toc242949968" w:history="1">
             <w:r>
               <w:rPr>
                 <w:rStyle w:val="Hyperlink"/>
+                <w:rFonts w:ascii="Times New Roman" w:hAnsi="Times New Roman" w:cs="Times New Roman"/>
               </w:rPr>
               <w:t>b.</w:t>
             </w:r>
             <w:r>
               <w:rPr>
-                <w:rFonts w:eastAsiaTheme="minorEastAsia"/>
-                <w:kern w:val="0"/>
-                <w:sz w:val="22"/>
-                <w:szCs w:val="22"/>
-                <w:lang w:val="en-GB" w:eastAsia="zh-CN"/>
-                <w14:ligatures w14:val="none"/>
+                <w:rFonts w:ascii="Times New Roman" w:eastAsiaTheme="minorEastAsia" w:hAnsi="Times New Roman" w:cs="Times New Roman"/>
+                <w:lang w:val="en-GB" w:eastAsia="en-GB"/>
               </w:rPr>
               <w:tab/>
             </w:r>
             <w:r>
               <w:rPr>
                 <w:rStyle w:val="Hyperlink"/>
+                <w:rFonts w:ascii="Times New Roman" w:hAnsi="Times New Roman" w:cs="Times New Roman"/>
               </w:rPr>
               <w:t>Đường dẫn: Bán Xe\Quản lý nhập xe\Kế hoạch nhà máy giao</w:t>
             </w:r>
             <w:r>
               <w:rPr>
+                <w:rFonts w:ascii="Times New Roman" w:hAnsi="Times New Roman" w:cs="Times New Roman"/>
                 <w:webHidden/>
               </w:rPr>
               <w:tab/>
             </w:r>
             <w:r>
               <w:rPr>
+                <w:rFonts w:ascii="Times New Roman" w:hAnsi="Times New Roman" w:cs="Times New Roman"/>
                 <w:webHidden/>
               </w:rPr>
               <w:fldChar w:fldCharType="begin"/>
             </w:r>
             <w:r>
               <w:rPr>
-                <w:webHidden/>
-              </w:rPr>
-              <w:instrText xml:space="preserve"> PAGEREF _Toc241302311 \h </w:instrText>
-            </w:r>
-            <w:r>
-              <w:rPr>
-                <w:webHidden/>
-              </w:rPr>
-            </w:r>
-            <w:r>
-              <w:rPr>
+                <w:rFonts w:ascii="Times New Roman" w:hAnsi="Times New Roman" w:cs="Times New Roman"/>
+                <w:webHidden/>
+              </w:rPr>
+              <w:instrText xml:space="preserve"> PAGEREF _Toc242949968 \h </w:instrText>
+            </w:r>
+            <w:r>
+              <w:rPr>
+                <w:rFonts w:ascii="Times New Roman" w:hAnsi="Times New Roman" w:cs="Times New Roman"/>
+                <w:webHidden/>
+              </w:rPr>
+            </w:r>
+            <w:r>
+              <w:rPr>
+                <w:rFonts w:ascii="Times New Roman" w:hAnsi="Times New Roman" w:cs="Times New Roman"/>
                 <w:webHidden/>
               </w:rPr>
               <w:fldChar w:fldCharType="separate"/>
             </w:r>
             <w:r>
               <w:rPr>
-                <w:webHidden/>
-              </w:rPr>
-              <w:t>7</w:t>
-            </w:r>
-            <w:r>
-              <w:rPr>
+                <w:rFonts w:ascii="Times New Roman" w:hAnsi="Times New Roman" w:cs="Times New Roman"/>
+                <w:webHidden/>
+              </w:rPr>
+              <w:t>8</w:t>
+            </w:r>
+            <w:r>
+              <w:rPr>
+                <w:rFonts w:ascii="Times New Roman" w:hAnsi="Times New Roman" w:cs="Times New Roman"/>
                 <w:webHidden/>
               </w:rPr>
               <w:fldChar w:fldCharType="end"/>
@@ -1993,79 +2011,418 @@
           <w:pPr>
             <w:pStyle w:val="TOC2"/>
             <w:tabs>
-              <w:tab w:val="left" w:pos="660"/>
+              <w:tab w:val="left" w:pos="720"/>
               <w:tab w:val="right" w:leader="dot" w:pos="9016"/>
             </w:tabs>
             <w:rPr>
-              <w:rFonts w:eastAsiaTheme="minorEastAsia"/>
-              <w:kern w:val="0"/>
-              <w:sz w:val="22"/>
-              <w:szCs w:val="22"/>
-              <w:lang w:val="en-GB" w:eastAsia="zh-CN"/>
-              <w14:ligatures w14:val="none"/>
+              <w:rFonts w:ascii="Times New Roman" w:eastAsiaTheme="minorEastAsia" w:hAnsi="Times New Roman" w:cs="Times New Roman"/>
+              <w:lang w:val="en-GB" w:eastAsia="en-GB"/>
             </w:rPr>
           </w:pPr>
-          <w:hyperlink w:anchor="_Toc241302312" w:history="1">
+          <w:hyperlink w:anchor="_Toc242949969" w:history="1">
             <w:r>
               <w:rPr>
                 <w:rStyle w:val="Hyperlink"/>
+                <w:rFonts w:ascii="Times New Roman" w:hAnsi="Times New Roman" w:cs="Times New Roman"/>
               </w:rPr>
               <w:t>c.</w:t>
             </w:r>
             <w:r>
               <w:rPr>
-                <w:rFonts w:eastAsiaTheme="minorEastAsia"/>
-                <w:kern w:val="0"/>
-                <w:sz w:val="22"/>
-                <w:szCs w:val="22"/>
-                <w:lang w:val="en-GB" w:eastAsia="zh-CN"/>
-                <w14:ligatures w14:val="none"/>
+                <w:rFonts w:ascii="Times New Roman" w:eastAsiaTheme="minorEastAsia" w:hAnsi="Times New Roman" w:cs="Times New Roman"/>
+                <w:lang w:val="en-GB" w:eastAsia="en-GB"/>
               </w:rPr>
               <w:tab/>
             </w:r>
             <w:r>
               <w:rPr>
                 <w:rStyle w:val="Hyperlink"/>
+                <w:rFonts w:ascii="Times New Roman" w:hAnsi="Times New Roman" w:cs="Times New Roman"/>
               </w:rPr>
               <w:t>Thao tác thực hiện</w:t>
             </w:r>
             <w:r>
               <w:rPr>
+                <w:rFonts w:ascii="Times New Roman" w:hAnsi="Times New Roman" w:cs="Times New Roman"/>
                 <w:webHidden/>
               </w:rPr>
               <w:tab/>
             </w:r>
             <w:r>
               <w:rPr>
+                <w:rFonts w:ascii="Times New Roman" w:hAnsi="Times New Roman" w:cs="Times New Roman"/>
                 <w:webHidden/>
               </w:rPr>
               <w:fldChar w:fldCharType="begin"/>
             </w:r>
             <w:r>
               <w:rPr>
-                <w:webHidden/>
-              </w:rPr>
-              <w:instrText xml:space="preserve"> PAGEREF _Toc241302312 \h </w:instrText>
-            </w:r>
-            <w:r>
-              <w:rPr>
-                <w:webHidden/>
-              </w:rPr>
-            </w:r>
-            <w:r>
-              <w:rPr>
+                <w:rFonts w:ascii="Times New Roman" w:hAnsi="Times New Roman" w:cs="Times New Roman"/>
+                <w:webHidden/>
+              </w:rPr>
+              <w:instrText xml:space="preserve"> PAGEREF _Toc242949969 \h </w:instrText>
+            </w:r>
+            <w:r>
+              <w:rPr>
+                <w:rFonts w:ascii="Times New Roman" w:hAnsi="Times New Roman" w:cs="Times New Roman"/>
+                <w:webHidden/>
+              </w:rPr>
+            </w:r>
+            <w:r>
+              <w:rPr>
+                <w:rFonts w:ascii="Times New Roman" w:hAnsi="Times New Roman" w:cs="Times New Roman"/>
                 <w:webHidden/>
               </w:rPr>
               <w:fldChar w:fldCharType="separate"/>
             </w:r>
             <w:r>
               <w:rPr>
-                <w:webHidden/>
-              </w:rPr>
-              <w:t>7</w:t>
-            </w:r>
-            <w:r>
-              <w:rPr>
+                <w:rFonts w:ascii="Times New Roman" w:hAnsi="Times New Roman" w:cs="Times New Roman"/>
+                <w:webHidden/>
+              </w:rPr>
+              <w:t>8</w:t>
+            </w:r>
+            <w:r>
+              <w:rPr>
+                <w:rFonts w:ascii="Times New Roman" w:hAnsi="Times New Roman" w:cs="Times New Roman"/>
+                <w:webHidden/>
+              </w:rPr>
+              <w:fldChar w:fldCharType="end"/>
+            </w:r>
+          </w:hyperlink>
+        </w:p>
+        <w:p>
+          <w:pPr>
+            <w:pStyle w:val="TOC1"/>
+            <w:tabs>
+              <w:tab w:val="left" w:pos="480"/>
+              <w:tab w:val="right" w:leader="dot" w:pos="9016"/>
+            </w:tabs>
+            <w:rPr>
+              <w:rFonts w:ascii="Times New Roman" w:eastAsiaTheme="minorEastAsia" w:hAnsi="Times New Roman" w:cs="Times New Roman"/>
+              <w:lang w:val="en-GB" w:eastAsia="en-GB"/>
+            </w:rPr>
+          </w:pPr>
+          <w:hyperlink w:anchor="_Toc242949970" w:history="1">
+            <w:r>
+              <w:rPr>
+                <w:rStyle w:val="Hyperlink"/>
+                <w:rFonts w:ascii="Times New Roman" w:hAnsi="Times New Roman" w:cs="Times New Roman"/>
+                <w:lang w:val="en-US"/>
+              </w:rPr>
+              <w:t>7.</w:t>
+            </w:r>
+            <w:r>
+              <w:rPr>
+                <w:rFonts w:ascii="Times New Roman" w:eastAsiaTheme="minorEastAsia" w:hAnsi="Times New Roman" w:cs="Times New Roman"/>
+                <w:lang w:val="en-GB" w:eastAsia="en-GB"/>
+              </w:rPr>
+              <w:tab/>
+            </w:r>
+            <w:r>
+              <w:rPr>
+                <w:rStyle w:val="Hyperlink"/>
+                <w:rFonts w:ascii="Times New Roman" w:hAnsi="Times New Roman" w:cs="Times New Roman"/>
+                <w:lang w:val="en-US"/>
+              </w:rPr>
+              <w:t>Xếp xe cho hợp đồng</w:t>
+            </w:r>
+            <w:r>
+              <w:rPr>
+                <w:rFonts w:ascii="Times New Roman" w:hAnsi="Times New Roman" w:cs="Times New Roman"/>
+                <w:webHidden/>
+              </w:rPr>
+              <w:tab/>
+            </w:r>
+            <w:r>
+              <w:rPr>
+                <w:rFonts w:ascii="Times New Roman" w:hAnsi="Times New Roman" w:cs="Times New Roman"/>
+                <w:webHidden/>
+              </w:rPr>
+              <w:fldChar w:fldCharType="begin"/>
+            </w:r>
+            <w:r>
+              <w:rPr>
+                <w:rFonts w:ascii="Times New Roman" w:hAnsi="Times New Roman" w:cs="Times New Roman"/>
+                <w:webHidden/>
+              </w:rPr>
+              <w:instrText xml:space="preserve"> PAGEREF _Toc242949970 \h </w:instrText>
+            </w:r>
+            <w:r>
+              <w:rPr>
+                <w:rFonts w:ascii="Times New Roman" w:hAnsi="Times New Roman" w:cs="Times New Roman"/>
+                <w:webHidden/>
+              </w:rPr>
+            </w:r>
+            <w:r>
+              <w:rPr>
+                <w:rFonts w:ascii="Times New Roman" w:hAnsi="Times New Roman" w:cs="Times New Roman"/>
+                <w:webHidden/>
+              </w:rPr>
+              <w:fldChar w:fldCharType="separate"/>
+            </w:r>
+            <w:r>
+              <w:rPr>
+                <w:rFonts w:ascii="Times New Roman" w:hAnsi="Times New Roman" w:cs="Times New Roman"/>
+                <w:webHidden/>
+              </w:rPr>
+              <w:t>9</w:t>
+            </w:r>
+            <w:r>
+              <w:rPr>
+                <w:rFonts w:ascii="Times New Roman" w:hAnsi="Times New Roman" w:cs="Times New Roman"/>
+                <w:webHidden/>
+              </w:rPr>
+              <w:fldChar w:fldCharType="end"/>
+            </w:r>
+          </w:hyperlink>
+        </w:p>
+        <w:p>
+          <w:pPr>
+            <w:pStyle w:val="TOC2"/>
+            <w:tabs>
+              <w:tab w:val="left" w:pos="720"/>
+              <w:tab w:val="right" w:leader="dot" w:pos="9016"/>
+            </w:tabs>
+            <w:rPr>
+              <w:rFonts w:ascii="Times New Roman" w:eastAsiaTheme="minorEastAsia" w:hAnsi="Times New Roman" w:cs="Times New Roman"/>
+              <w:lang w:val="en-GB" w:eastAsia="en-GB"/>
+            </w:rPr>
+          </w:pPr>
+          <w:hyperlink w:anchor="_Toc242949971" w:history="1">
+            <w:r>
+              <w:rPr>
+                <w:rStyle w:val="Hyperlink"/>
+                <w:rFonts w:ascii="Times New Roman" w:hAnsi="Times New Roman" w:cs="Times New Roman"/>
+              </w:rPr>
+              <w:t>a.</w:t>
+            </w:r>
+            <w:r>
+              <w:rPr>
+                <w:rFonts w:ascii="Times New Roman" w:eastAsiaTheme="minorEastAsia" w:hAnsi="Times New Roman" w:cs="Times New Roman"/>
+                <w:lang w:val="en-GB" w:eastAsia="en-GB"/>
+              </w:rPr>
+              <w:tab/>
+            </w:r>
+            <w:r>
+              <w:rPr>
+                <w:rStyle w:val="Hyperlink"/>
+                <w:rFonts w:ascii="Times New Roman" w:hAnsi="Times New Roman" w:cs="Times New Roman"/>
+              </w:rPr>
+              <w:t>Mục đích</w:t>
+            </w:r>
+            <w:r>
+              <w:rPr>
+                <w:rFonts w:ascii="Times New Roman" w:hAnsi="Times New Roman" w:cs="Times New Roman"/>
+                <w:webHidden/>
+              </w:rPr>
+              <w:tab/>
+            </w:r>
+            <w:r>
+              <w:rPr>
+                <w:rFonts w:ascii="Times New Roman" w:hAnsi="Times New Roman" w:cs="Times New Roman"/>
+                <w:webHidden/>
+              </w:rPr>
+              <w:fldChar w:fldCharType="begin"/>
+            </w:r>
+            <w:r>
+              <w:rPr>
+                <w:rFonts w:ascii="Times New Roman" w:hAnsi="Times New Roman" w:cs="Times New Roman"/>
+                <w:webHidden/>
+              </w:rPr>
+              <w:instrText xml:space="preserve"> PAGEREF _Toc242949971 \h </w:instrText>
+            </w:r>
+            <w:r>
+              <w:rPr>
+                <w:rFonts w:ascii="Times New Roman" w:hAnsi="Times New Roman" w:cs="Times New Roman"/>
+                <w:webHidden/>
+              </w:rPr>
+            </w:r>
+            <w:r>
+              <w:rPr>
+                <w:rFonts w:ascii="Times New Roman" w:hAnsi="Times New Roman" w:cs="Times New Roman"/>
+                <w:webHidden/>
+              </w:rPr>
+              <w:fldChar w:fldCharType="separate"/>
+            </w:r>
+            <w:r>
+              <w:rPr>
+                <w:rFonts w:ascii="Times New Roman" w:hAnsi="Times New Roman" w:cs="Times New Roman"/>
+                <w:webHidden/>
+              </w:rPr>
+              <w:t>9</w:t>
+            </w:r>
+            <w:r>
+              <w:rPr>
+                <w:rFonts w:ascii="Times New Roman" w:hAnsi="Times New Roman" w:cs="Times New Roman"/>
+                <w:webHidden/>
+              </w:rPr>
+              <w:fldChar w:fldCharType="end"/>
+            </w:r>
+          </w:hyperlink>
+        </w:p>
+        <w:p>
+          <w:pPr>
+            <w:pStyle w:val="TOC2"/>
+            <w:tabs>
+              <w:tab w:val="left" w:pos="720"/>
+              <w:tab w:val="right" w:leader="dot" w:pos="9016"/>
+            </w:tabs>
+            <w:rPr>
+              <w:rFonts w:ascii="Times New Roman" w:eastAsiaTheme="minorEastAsia" w:hAnsi="Times New Roman" w:cs="Times New Roman"/>
+              <w:lang w:val="en-GB" w:eastAsia="en-GB"/>
+            </w:rPr>
+          </w:pPr>
+          <w:hyperlink w:anchor="_Toc242949972" w:history="1">
+            <w:r>
+              <w:rPr>
+                <w:rStyle w:val="Hyperlink"/>
+                <w:rFonts w:ascii="Times New Roman" w:hAnsi="Times New Roman" w:cs="Times New Roman"/>
+              </w:rPr>
+              <w:t>b.</w:t>
+            </w:r>
+            <w:r>
+              <w:rPr>
+                <w:rFonts w:ascii="Times New Roman" w:eastAsiaTheme="minorEastAsia" w:hAnsi="Times New Roman" w:cs="Times New Roman"/>
+                <w:lang w:val="en-GB" w:eastAsia="en-GB"/>
+              </w:rPr>
+              <w:tab/>
+            </w:r>
+            <w:r>
+              <w:rPr>
+                <w:rStyle w:val="Hyperlink"/>
+                <w:rFonts w:ascii="Times New Roman" w:hAnsi="Times New Roman" w:cs="Times New Roman"/>
+              </w:rPr>
+              <w:t>Đường dẫn: Bán Xe\Quản lý bán xe\Xếp xe cho hợp đồng</w:t>
+            </w:r>
+            <w:r>
+              <w:rPr>
+                <w:rFonts w:ascii="Times New Roman" w:hAnsi="Times New Roman" w:cs="Times New Roman"/>
+                <w:webHidden/>
+              </w:rPr>
+              <w:tab/>
+            </w:r>
+            <w:r>
+              <w:rPr>
+                <w:rFonts w:ascii="Times New Roman" w:hAnsi="Times New Roman" w:cs="Times New Roman"/>
+                <w:webHidden/>
+              </w:rPr>
+              <w:fldChar w:fldCharType="begin"/>
+            </w:r>
+            <w:r>
+              <w:rPr>
+                <w:rFonts w:ascii="Times New Roman" w:hAnsi="Times New Roman" w:cs="Times New Roman"/>
+                <w:webHidden/>
+              </w:rPr>
+              <w:instrText xml:space="preserve"> PAGEREF _Toc242949972 \h </w:instrText>
+            </w:r>
+            <w:r>
+              <w:rPr>
+                <w:rFonts w:ascii="Times New Roman" w:hAnsi="Times New Roman" w:cs="Times New Roman"/>
+                <w:webHidden/>
+              </w:rPr>
+            </w:r>
+            <w:r>
+              <w:rPr>
+                <w:rFonts w:ascii="Times New Roman" w:hAnsi="Times New Roman" w:cs="Times New Roman"/>
+                <w:webHidden/>
+              </w:rPr>
+              <w:fldChar w:fldCharType="separate"/>
+            </w:r>
+            <w:r>
+              <w:rPr>
+                <w:rFonts w:ascii="Times New Roman" w:hAnsi="Times New Roman" w:cs="Times New Roman"/>
+                <w:webHidden/>
+              </w:rPr>
+              <w:t>9</w:t>
+            </w:r>
+            <w:r>
+              <w:rPr>
+                <w:rFonts w:ascii="Times New Roman" w:hAnsi="Times New Roman" w:cs="Times New Roman"/>
+                <w:webHidden/>
+              </w:rPr>
+              <w:fldChar w:fldCharType="end"/>
+            </w:r>
+          </w:hyperlink>
+        </w:p>
+        <w:p>
+          <w:pPr>
+            <w:pStyle w:val="TOC2"/>
+            <w:tabs>
+              <w:tab w:val="left" w:pos="720"/>
+              <w:tab w:val="right" w:leader="dot" w:pos="9016"/>
+            </w:tabs>
+            <w:rPr>
+              <w:rFonts w:ascii="Times New Roman" w:eastAsiaTheme="minorEastAsia" w:hAnsi="Times New Roman" w:cs="Times New Roman"/>
+              <w:lang w:val="en-GB" w:eastAsia="en-GB"/>
+            </w:rPr>
+          </w:pPr>
+          <w:hyperlink w:anchor="_Toc242949973" w:history="1">
+            <w:r>
+              <w:rPr>
+                <w:rStyle w:val="Hyperlink"/>
+                <w:rFonts w:ascii="Times New Roman" w:hAnsi="Times New Roman" w:cs="Times New Roman"/>
+              </w:rPr>
+              <w:t>c.</w:t>
+            </w:r>
+            <w:r>
+              <w:rPr>
+                <w:rFonts w:ascii="Times New Roman" w:eastAsiaTheme="minorEastAsia" w:hAnsi="Times New Roman" w:cs="Times New Roman"/>
+                <w:lang w:val="en-GB" w:eastAsia="en-GB"/>
+              </w:rPr>
+              <w:tab/>
+            </w:r>
+            <w:r>
+              <w:rPr>
+                <w:rStyle w:val="Hyperlink"/>
+                <w:rFonts w:ascii="Times New Roman" w:hAnsi="Times New Roman" w:cs="Times New Roman"/>
+              </w:rPr>
+              <w:t>Thao tác thực hiện</w:t>
+            </w:r>
+            <w:r>
+              <w:rPr>
+                <w:rFonts w:ascii="Times New Roman" w:hAnsi="Times New Roman" w:cs="Times New Roman"/>
+                <w:webHidden/>
+              </w:rPr>
+              <w:tab/>
+            </w:r>
+            <w:r>
+              <w:rPr>
+                <w:rFonts w:ascii="Times New Roman" w:hAnsi="Times New Roman" w:cs="Times New Roman"/>
+                <w:webHidden/>
+              </w:rPr>
+              <w:fldChar w:fldCharType="begin"/>
+            </w:r>
+            <w:r>
+              <w:rPr>
+                <w:rFonts w:ascii="Times New Roman" w:hAnsi="Times New Roman" w:cs="Times New Roman"/>
+                <w:webHidden/>
+              </w:rPr>
+              <w:instrText xml:space="preserve"> PAGEREF _Toc242949973 \h </w:instrText>
+            </w:r>
+            <w:r>
+              <w:rPr>
+                <w:rFonts w:ascii="Times New Roman" w:hAnsi="Times New Roman" w:cs="Times New Roman"/>
+                <w:webHidden/>
+              </w:rPr>
+            </w:r>
+            <w:r>
+              <w:rPr>
+                <w:rFonts w:ascii="Times New Roman" w:hAnsi="Times New Roman" w:cs="Times New Roman"/>
+                <w:webHidden/>
+              </w:rPr>
+              <w:fldChar w:fldCharType="separate"/>
+            </w:r>
+            <w:r>
+              <w:rPr>
+                <w:rFonts w:ascii="Times New Roman" w:hAnsi="Times New Roman" w:cs="Times New Roman"/>
+                <w:webHidden/>
+              </w:rPr>
+              <w:t>9</w:t>
+            </w:r>
+            <w:r>
+              <w:rPr>
+                <w:rFonts w:ascii="Times New Roman" w:hAnsi="Times New Roman" w:cs="Times New Roman"/>
                 <w:webHidden/>
               </w:rPr>
               <w:fldChar w:fldCharType="end"/>
@@ -2167,7 +2524,7 @@
       <w:pPr>
         <w:pStyle w:val="Heading1"/>
       </w:pPr>
-      <w:bookmarkStart w:id="0" w:name="_Toc241302289"/>
+      <w:bookmarkStart w:id="0" w:name="_Toc242949946"/>
       <w:r>
         <w:t>Chính sách bán hàng</w:t>
       </w:r>
@@ -2183,7 +2540,7 @@
       <w:pPr>
         <w:pStyle w:val="Heading2"/>
       </w:pPr>
-      <w:bookmarkStart w:id="1" w:name="_Toc241302290"/>
+      <w:bookmarkStart w:id="1" w:name="_Toc242949947"/>
       <w:r>
         <w:t>Mục đích</w:t>
       </w:r>
@@ -2248,7 +2605,7 @@
       <w:pPr>
         <w:pStyle w:val="Heading2"/>
       </w:pPr>
-      <w:bookmarkStart w:id="2" w:name="_Toc241302291"/>
+      <w:bookmarkStart w:id="2" w:name="_Toc242949948"/>
       <w:r>
         <w:t>Đường dẫn: Bán xe</w:t>
       </w:r>
@@ -2281,6 +2638,7 @@
       </w:pPr>
       <w:r>
         <w:rPr>
+          <w:rFonts w:ascii="Times New Roman" w:hAnsi="Times New Roman" w:cs="Times New Roman"/>
           <w:lang w:val="en-GB" w:eastAsia="zh-CN"/>
         </w:rPr>
         <w:drawing>
@@ -2324,7 +2682,7 @@
       <w:pPr>
         <w:pStyle w:val="Heading2"/>
       </w:pPr>
-      <w:bookmarkStart w:id="3" w:name="_Toc241302292"/>
+      <w:bookmarkStart w:id="3" w:name="_Toc242949949"/>
       <w:r>
         <w:t>Thao tác thực hiện</w:t>
       </w:r>
@@ -2863,15 +3221,9 @@
     <w:p>
       <w:pPr>
         <w:pStyle w:val="Heading1"/>
-        <w:rPr>
-          <w:lang w:val="en-US"/>
-        </w:rPr>
-      </w:pPr>
-      <w:bookmarkStart w:id="4" w:name="_Toc241302293"/>
-      <w:r>
-        <w:rPr>
-          <w:lang w:val="en-US"/>
-        </w:rPr>
+      </w:pPr>
+      <w:bookmarkStart w:id="4" w:name="_Toc242949950"/>
+      <w:r>
         <w:lastRenderedPageBreak/>
         <w:t>Chính sách bán hàng nội bộ</w:t>
       </w:r>
@@ -2885,7 +3237,7 @@
           <w:numId w:val="6"/>
         </w:numPr>
       </w:pPr>
-      <w:bookmarkStart w:id="5" w:name="_Toc241302294"/>
+      <w:bookmarkStart w:id="5" w:name="_Toc242949951"/>
       <w:r>
         <w:t>Mục đích</w:t>
       </w:r>
@@ -2899,11 +3251,13 @@
           <w:numId w:val="7"/>
         </w:numPr>
         <w:rPr>
-          <w:lang w:val="en-US"/>
-        </w:rPr>
-      </w:pPr>
-      <w:r>
-        <w:rPr>
+          <w:rFonts w:ascii="Times New Roman" w:hAnsi="Times New Roman" w:cs="Times New Roman"/>
+          <w:lang w:val="en-US"/>
+        </w:rPr>
+      </w:pPr>
+      <w:r>
+        <w:rPr>
+          <w:rFonts w:ascii="Times New Roman" w:hAnsi="Times New Roman" w:cs="Times New Roman"/>
           <w:lang w:val="en-US"/>
         </w:rPr>
         <w:t>Khai báo các chính sách giảm giá nội bộ gồm: Khung giảm giá hãng yêu cầu, giảm giá nội bộ yêu cầu TVBH bắt buộc giảm</w:t>
@@ -2917,23 +3271,25 @@
           <w:numId w:val="6"/>
         </w:numPr>
       </w:pPr>
-      <w:bookmarkStart w:id="6" w:name="_Toc241302295"/>
+      <w:bookmarkStart w:id="6" w:name="_Toc242949952"/>
       <w:r>
         <w:t>Đường dẫn</w:t>
       </w:r>
+      <w:r>
+        <w:t>: Bán xe \ Chính sách bán hàng \ Chính sách bán hàng nội bộ</w:t>
+      </w:r>
       <w:bookmarkEnd w:id="6"/>
-      <w:r>
-        <w:t>: Bán xe \ Chính sách bán hàng \ Chính sách bán hàng nội bộ</w:t>
-      </w:r>
-    </w:p>
-    <w:p>
-      <w:pPr>
-        <w:rPr>
-          <w:lang w:val="en-US"/>
-        </w:rPr>
-      </w:pPr>
-      <w:r>
-        <w:rPr>
+    </w:p>
+    <w:p>
+      <w:pPr>
+        <w:rPr>
+          <w:rFonts w:ascii="Times New Roman" w:hAnsi="Times New Roman" w:cs="Times New Roman"/>
+          <w:lang w:val="en-US"/>
+        </w:rPr>
+      </w:pPr>
+      <w:r>
+        <w:rPr>
+          <w:rFonts w:ascii="Times New Roman" w:hAnsi="Times New Roman" w:cs="Times New Roman"/>
           <w:lang w:val="en-GB" w:eastAsia="zh-CN"/>
         </w:rPr>
         <w:drawing>
@@ -2981,7 +3337,7 @@
           <w:numId w:val="6"/>
         </w:numPr>
       </w:pPr>
-      <w:bookmarkStart w:id="7" w:name="_Toc241302296"/>
+      <w:bookmarkStart w:id="7" w:name="_Toc242949953"/>
       <w:r>
         <w:t>Thao tác thực hiện</w:t>
       </w:r>
@@ -2990,33 +3346,43 @@
     <w:p>
       <w:pPr>
         <w:rPr>
-          <w:lang w:val="en-US"/>
-        </w:rPr>
-      </w:pPr>
-      <w:bookmarkStart w:id="8" w:name="_GoBack"/>
+          <w:rFonts w:ascii="Times New Roman" w:hAnsi="Times New Roman" w:cs="Times New Roman"/>
+          <w:lang w:val="en-US"/>
+        </w:rPr>
+      </w:pPr>
+    </w:p>
+    <w:p>
+      <w:pPr>
+        <w:rPr>
+          <w:rFonts w:ascii="Times New Roman" w:eastAsiaTheme="majorEastAsia" w:hAnsi="Times New Roman" w:cs="Times New Roman"/>
+          <w:b/>
+          <w:sz w:val="28"/>
+          <w:szCs w:val="28"/>
+        </w:rPr>
+      </w:pPr>
+      <w:r>
+        <w:rPr>
+          <w:rFonts w:ascii="Times New Roman" w:hAnsi="Times New Roman" w:cs="Times New Roman"/>
+        </w:rPr>
+        <w:br w:type="page"/>
+      </w:r>
+    </w:p>
+    <w:p>
+      <w:pPr>
+        <w:pStyle w:val="Heading1"/>
+      </w:pPr>
+      <w:bookmarkStart w:id="8" w:name="_Toc242949954"/>
+      <w:r>
+        <w:lastRenderedPageBreak/>
+        <w:t>Cấp số</w:t>
+      </w:r>
+      <w:r>
+        <w:t xml:space="preserve"> cho</w:t>
+      </w:r>
+      <w:r>
+        <w:t xml:space="preserve"> hợp đồng</w:t>
+      </w:r>
       <w:bookmarkEnd w:id="8"/>
-    </w:p>
-    <w:p>
-      <w:pPr>
-        <w:pStyle w:val="Heading1"/>
-        <w:rPr>
-          <w:lang w:val="en-US"/>
-        </w:rPr>
-      </w:pPr>
-      <w:bookmarkStart w:id="9" w:name="_Toc241302297"/>
-      <w:r>
-        <w:t>Cấp số</w:t>
-      </w:r>
-      <w:r>
-        <w:rPr>
-          <w:lang w:val="en-US"/>
-        </w:rPr>
-        <w:t xml:space="preserve"> cho</w:t>
-      </w:r>
-      <w:r>
-        <w:t xml:space="preserve"> hợp đồng</w:t>
-      </w:r>
-      <w:bookmarkEnd w:id="9"/>
     </w:p>
     <w:p>
       <w:pPr>
@@ -3026,11 +3392,11 @@
           <w:numId w:val="10"/>
         </w:numPr>
       </w:pPr>
-      <w:bookmarkStart w:id="10" w:name="_Toc241302298"/>
+      <w:bookmarkStart w:id="9" w:name="_Toc242949955"/>
       <w:r>
         <w:t>Mục đích</w:t>
       </w:r>
-      <w:bookmarkEnd w:id="10"/>
+      <w:bookmarkEnd w:id="9"/>
     </w:p>
     <w:p>
       <w:pPr>
@@ -3122,15 +3488,14 @@
           <w:numId w:val="10"/>
         </w:numPr>
       </w:pPr>
-      <w:bookmarkStart w:id="11" w:name="_Toc241302299"/>
-      <w:r>
-        <w:lastRenderedPageBreak/>
+      <w:bookmarkStart w:id="10" w:name="_Toc242949956"/>
+      <w:r>
         <w:t>Đường dẫn</w:t>
       </w:r>
       <w:r>
         <w:t>: Bán Xe\Hợp đồng – Khách hàng\Lập điều kiện hợp đồng</w:t>
       </w:r>
-      <w:bookmarkEnd w:id="11"/>
+      <w:bookmarkEnd w:id="10"/>
     </w:p>
     <w:p>
       <w:pPr>
@@ -3195,11 +3560,11 @@
           <w:numId w:val="10"/>
         </w:numPr>
       </w:pPr>
-      <w:bookmarkStart w:id="12" w:name="_Toc241302300"/>
+      <w:bookmarkStart w:id="11" w:name="_Toc242949957"/>
       <w:r>
         <w:t>Thao tác thực hiện</w:t>
       </w:r>
-      <w:bookmarkEnd w:id="12"/>
+      <w:bookmarkEnd w:id="11"/>
     </w:p>
     <w:p>
       <w:pPr>
@@ -3323,12 +3688,12 @@
       <w:pPr>
         <w:pStyle w:val="Heading1"/>
       </w:pPr>
-      <w:bookmarkStart w:id="13" w:name="_Toc241302301"/>
+      <w:bookmarkStart w:id="12" w:name="_Toc242949958"/>
       <w:r>
         <w:lastRenderedPageBreak/>
         <w:t>Cập nhật thông tin khách hàng</w:t>
       </w:r>
-      <w:bookmarkEnd w:id="13"/>
+      <w:bookmarkEnd w:id="12"/>
     </w:p>
     <w:p>
       <w:pPr>
@@ -3338,11 +3703,11 @@
           <w:numId w:val="5"/>
         </w:numPr>
       </w:pPr>
-      <w:bookmarkStart w:id="14" w:name="_Toc241302302"/>
+      <w:bookmarkStart w:id="13" w:name="_Toc242949959"/>
       <w:r>
         <w:t>Mục đích</w:t>
       </w:r>
-      <w:bookmarkEnd w:id="14"/>
+      <w:bookmarkEnd w:id="13"/>
     </w:p>
     <w:p>
       <w:pPr>
@@ -3379,14 +3744,14 @@
           <w:numId w:val="5"/>
         </w:numPr>
       </w:pPr>
-      <w:bookmarkStart w:id="15" w:name="_Toc241302303"/>
+      <w:bookmarkStart w:id="14" w:name="_Toc242949960"/>
       <w:r>
         <w:t>Đường dẫn</w:t>
       </w:r>
       <w:r>
         <w:t>: Bán Xe\Hợp đồng – Khách hàng\Lập điều kiện hợp đồng</w:t>
       </w:r>
-      <w:bookmarkEnd w:id="15"/>
+      <w:bookmarkEnd w:id="14"/>
     </w:p>
     <w:p>
       <w:pPr>
@@ -3445,11 +3810,11 @@
           <w:numId w:val="5"/>
         </w:numPr>
       </w:pPr>
-      <w:bookmarkStart w:id="16" w:name="_Toc241302304"/>
+      <w:bookmarkStart w:id="15" w:name="_Toc242949961"/>
       <w:r>
         <w:t>Thao tác thực hiện</w:t>
       </w:r>
-      <w:bookmarkEnd w:id="16"/>
+      <w:bookmarkEnd w:id="15"/>
     </w:p>
     <w:p>
       <w:pPr>
@@ -3569,6 +3934,7 @@
       </w:pPr>
       <w:r>
         <w:rPr>
+          <w:rFonts w:ascii="Times New Roman" w:hAnsi="Times New Roman" w:cs="Times New Roman"/>
           <w:lang w:val="en-GB" w:eastAsia="zh-CN"/>
         </w:rPr>
         <w:drawing>
@@ -3706,12 +4072,12 @@
           <w:lang w:val="en-US"/>
         </w:rPr>
       </w:pPr>
-      <w:bookmarkStart w:id="17" w:name="_Toc241302305"/>
+      <w:bookmarkStart w:id="16" w:name="_Toc242949962"/>
       <w:r>
         <w:lastRenderedPageBreak/>
         <w:t>Đơn đặt mua xe</w:t>
       </w:r>
-      <w:bookmarkEnd w:id="17"/>
+      <w:bookmarkEnd w:id="16"/>
       <w:r>
         <w:t xml:space="preserve"> </w:t>
       </w:r>
@@ -3724,11 +4090,11 @@
           <w:numId w:val="3"/>
         </w:numPr>
       </w:pPr>
-      <w:bookmarkStart w:id="18" w:name="_Toc241302306"/>
+      <w:bookmarkStart w:id="17" w:name="_Toc242949963"/>
       <w:r>
         <w:t>Mục đích</w:t>
       </w:r>
-      <w:bookmarkEnd w:id="18"/>
+      <w:bookmarkEnd w:id="17"/>
       <w:r>
         <w:t xml:space="preserve"> </w:t>
       </w:r>
@@ -3761,14 +4127,14 @@
           <w:numId w:val="3"/>
         </w:numPr>
       </w:pPr>
-      <w:bookmarkStart w:id="19" w:name="_Toc241302307"/>
+      <w:bookmarkStart w:id="18" w:name="_Toc242949964"/>
       <w:r>
         <w:t>Đường dẫn</w:t>
       </w:r>
       <w:r>
         <w:t>: Bán Xe\Quản lý nhập xe\Đơn đặt mua xe</w:t>
       </w:r>
-      <w:bookmarkEnd w:id="19"/>
+      <w:bookmarkEnd w:id="18"/>
     </w:p>
     <w:p>
       <w:pPr>
@@ -3827,11 +4193,11 @@
           <w:numId w:val="3"/>
         </w:numPr>
       </w:pPr>
-      <w:bookmarkStart w:id="20" w:name="_Toc241302308"/>
+      <w:bookmarkStart w:id="19" w:name="_Toc242949965"/>
       <w:r>
         <w:t>Thao tác thực hiện</w:t>
       </w:r>
-      <w:bookmarkEnd w:id="20"/>
+      <w:bookmarkEnd w:id="19"/>
     </w:p>
     <w:p>
       <w:pPr>
@@ -4054,12 +4420,12 @@
           <w:lang w:val="en-US"/>
         </w:rPr>
       </w:pPr>
-      <w:bookmarkStart w:id="21" w:name="_Toc241302309"/>
+      <w:bookmarkStart w:id="20" w:name="_Toc242949966"/>
       <w:r>
         <w:lastRenderedPageBreak/>
         <w:t>Kế hoạch nhà máy giao</w:t>
       </w:r>
-      <w:bookmarkEnd w:id="21"/>
+      <w:bookmarkEnd w:id="20"/>
     </w:p>
     <w:p>
       <w:pPr>
@@ -4069,11 +4435,11 @@
           <w:numId w:val="4"/>
         </w:numPr>
       </w:pPr>
-      <w:bookmarkStart w:id="22" w:name="_Toc241302310"/>
+      <w:bookmarkStart w:id="21" w:name="_Toc242949967"/>
       <w:r>
         <w:t>Mục đích</w:t>
       </w:r>
-      <w:bookmarkEnd w:id="22"/>
+      <w:bookmarkEnd w:id="21"/>
       <w:r>
         <w:t xml:space="preserve"> </w:t>
       </w:r>
@@ -4113,14 +4479,14 @@
           <w:numId w:val="4"/>
         </w:numPr>
       </w:pPr>
-      <w:bookmarkStart w:id="23" w:name="_Toc241302311"/>
+      <w:bookmarkStart w:id="22" w:name="_Toc242949968"/>
       <w:r>
         <w:t>Đường dẫn</w:t>
       </w:r>
       <w:r>
         <w:t>: Bán Xe\Quản lý nhập xe\Kế hoạch nhà máy giao</w:t>
       </w:r>
-      <w:bookmarkEnd w:id="23"/>
+      <w:bookmarkEnd w:id="22"/>
     </w:p>
     <w:p>
       <w:pPr>
@@ -4179,11 +4545,11 @@
           <w:numId w:val="4"/>
         </w:numPr>
       </w:pPr>
-      <w:bookmarkStart w:id="24" w:name="_Toc241302312"/>
+      <w:bookmarkStart w:id="23" w:name="_Toc242949969"/>
       <w:r>
         <w:t>Thao tác thực hiện</w:t>
       </w:r>
-      <w:bookmarkEnd w:id="24"/>
+      <w:bookmarkEnd w:id="23"/>
     </w:p>
     <w:p>
       <w:pPr>
@@ -4403,6 +4769,520 @@
         <w:t>.</w:t>
       </w:r>
     </w:p>
+    <w:p>
+      <w:pPr>
+        <w:rPr>
+          <w:rFonts w:ascii="Times New Roman" w:hAnsi="Times New Roman" w:cs="Times New Roman"/>
+          <w:lang w:val="en-US"/>
+        </w:rPr>
+      </w:pPr>
+      <w:r>
+        <w:rPr>
+          <w:rFonts w:ascii="Times New Roman" w:hAnsi="Times New Roman" w:cs="Times New Roman"/>
+          <w:lang w:val="en-US"/>
+        </w:rPr>
+        <w:br w:type="page"/>
+      </w:r>
+    </w:p>
+    <w:p>
+      <w:pPr>
+        <w:pStyle w:val="Heading1"/>
+        <w:rPr>
+          <w:lang w:val="en-US"/>
+        </w:rPr>
+      </w:pPr>
+      <w:bookmarkStart w:id="24" w:name="_Toc242949234"/>
+      <w:bookmarkStart w:id="25" w:name="_Toc242949970"/>
+      <w:r>
+        <w:rPr>
+          <w:lang w:val="en-US"/>
+        </w:rPr>
+        <w:lastRenderedPageBreak/>
+        <w:t>Xếp xe cho hợp đồng</w:t>
+      </w:r>
+      <w:bookmarkEnd w:id="24"/>
+      <w:bookmarkEnd w:id="25"/>
+    </w:p>
+    <w:p>
+      <w:pPr>
+        <w:pStyle w:val="Heading2"/>
+        <w:numPr>
+          <w:ilvl w:val="0"/>
+          <w:numId w:val="11"/>
+        </w:numPr>
+      </w:pPr>
+      <w:bookmarkStart w:id="26" w:name="_Toc242949235"/>
+      <w:bookmarkStart w:id="27" w:name="_Toc242949971"/>
+      <w:r>
+        <w:t>Mục đích</w:t>
+      </w:r>
+      <w:bookmarkEnd w:id="26"/>
+      <w:bookmarkEnd w:id="27"/>
+    </w:p>
+    <w:p>
+      <w:pPr>
+        <w:pStyle w:val="ListParagraph"/>
+        <w:numPr>
+          <w:ilvl w:val="0"/>
+          <w:numId w:val="7"/>
+        </w:numPr>
+        <w:rPr>
+          <w:rFonts w:ascii="Times New Roman" w:hAnsi="Times New Roman" w:cs="Times New Roman"/>
+          <w:lang w:val="en-US"/>
+        </w:rPr>
+      </w:pPr>
+      <w:r>
+        <w:rPr>
+          <w:rFonts w:ascii="Times New Roman" w:hAnsi="Times New Roman" w:cs="Times New Roman"/>
+          <w:lang w:val="en-US"/>
+        </w:rPr>
+        <w:t>Xếp số khung cho xe đã lên hợp đồng.</w:t>
+      </w:r>
+    </w:p>
+    <w:p>
+      <w:pPr>
+        <w:pStyle w:val="Heading2"/>
+      </w:pPr>
+      <w:bookmarkStart w:id="28" w:name="_Toc242949236"/>
+      <w:bookmarkStart w:id="29" w:name="_Toc242949972"/>
+      <w:r>
+        <w:t>Đường dẫn: Bán Xe\Quản lý bán xe\Xếp xe cho hợp đồng</w:t>
+      </w:r>
+      <w:bookmarkEnd w:id="28"/>
+      <w:bookmarkEnd w:id="29"/>
+    </w:p>
+    <w:p>
+      <w:pPr>
+        <w:rPr>
+          <w:rFonts w:ascii="Times New Roman" w:hAnsi="Times New Roman" w:cs="Times New Roman"/>
+          <w:lang w:val="en-US"/>
+        </w:rPr>
+      </w:pPr>
+      <w:r>
+        <w:rPr>
+          <w:rFonts w:ascii="Times New Roman" w:hAnsi="Times New Roman" w:cs="Times New Roman"/>
+          <w:lang w:val="en-US"/>
+        </w:rPr>
+        <w:drawing>
+          <wp:inline distT="0" distB="0" distL="0" distR="0" wp14:anchorId="0774B91E" wp14:editId="23EE5EAF">
+            <wp:extent cx="5731510" cy="3780790"/>
+            <wp:effectExtent l="0" t="0" r="2540" b="0"/>
+            <wp:docPr id="177979538" name="Picture 1"/>
+            <wp:cNvGraphicFramePr>
+              <a:graphicFrameLocks xmlns:a="http://schemas.openxmlformats.org/drawingml/2006/main" noChangeAspect="1"/>
+            </wp:cNvGraphicFramePr>
+            <a:graphic xmlns:a="http://schemas.openxmlformats.org/drawingml/2006/main">
+              <a:graphicData uri="http://schemas.openxmlformats.org/drawingml/2006/picture">
+                <pic:pic xmlns:pic="http://schemas.openxmlformats.org/drawingml/2006/picture">
+                  <pic:nvPicPr>
+                    <pic:cNvPr id="177979538" name=""/>
+                    <pic:cNvPicPr/>
+                  </pic:nvPicPr>
+                  <pic:blipFill>
+                    <a:blip r:embed="rId25"/>
+                    <a:stretch>
+                      <a:fillRect/>
+                    </a:stretch>
+                  </pic:blipFill>
+                  <pic:spPr>
+                    <a:xfrm>
+                      <a:off x="0" y="0"/>
+                      <a:ext cx="5731510" cy="3780790"/>
+                    </a:xfrm>
+                    <a:prstGeom prst="rect">
+                      <a:avLst/>
+                    </a:prstGeom>
+                  </pic:spPr>
+                </pic:pic>
+              </a:graphicData>
+            </a:graphic>
+          </wp:inline>
+        </w:drawing>
+      </w:r>
+    </w:p>
+    <w:p>
+      <w:pPr>
+        <w:pStyle w:val="Heading2"/>
+      </w:pPr>
+      <w:bookmarkStart w:id="30" w:name="_Toc242949237"/>
+      <w:bookmarkStart w:id="31" w:name="_Toc242949973"/>
+      <w:r>
+        <w:t>Thao tác thực hiện</w:t>
+      </w:r>
+      <w:bookmarkEnd w:id="30"/>
+      <w:bookmarkEnd w:id="31"/>
+    </w:p>
+    <w:p>
+      <w:pPr>
+        <w:pStyle w:val="ListParagraph"/>
+        <w:numPr>
+          <w:ilvl w:val="0"/>
+          <w:numId w:val="7"/>
+        </w:numPr>
+        <w:rPr>
+          <w:rFonts w:ascii="Times New Roman" w:hAnsi="Times New Roman" w:cs="Times New Roman"/>
+          <w:lang w:val="en-US"/>
+        </w:rPr>
+      </w:pPr>
+      <w:r>
+        <w:rPr>
+          <w:rFonts w:ascii="Times New Roman" w:hAnsi="Times New Roman" w:cs="Times New Roman"/>
+          <w:lang w:val="en-US"/>
+        </w:rPr>
+        <w:t>User truy cập phiếu: “Xếp xe cho hợp đồng”</w:t>
+      </w:r>
+    </w:p>
+    <w:p>
+      <w:pPr>
+        <w:pStyle w:val="ListParagraph"/>
+        <w:numPr>
+          <w:ilvl w:val="0"/>
+          <w:numId w:val="7"/>
+        </w:numPr>
+        <w:rPr>
+          <w:rFonts w:ascii="Times New Roman" w:hAnsi="Times New Roman" w:cs="Times New Roman"/>
+          <w:lang w:val="en-US"/>
+        </w:rPr>
+      </w:pPr>
+      <w:r>
+        <w:rPr>
+          <w:rFonts w:ascii="Times New Roman" w:hAnsi="Times New Roman" w:cs="Times New Roman"/>
+          <w:lang w:val="en-US"/>
+        </w:rPr>
+        <w:t>User chọn tháng giao xe dự kiến, Click “Chấp nhận”</w:t>
+      </w:r>
+      <w:r>
+        <w:rPr>
+          <w:rFonts w:ascii="Times New Roman" w:hAnsi="Times New Roman" w:cs="Times New Roman"/>
+          <w:lang w:val="en-US"/>
+        </w:rPr>
+        <w:drawing>
+          <wp:inline distT="0" distB="0" distL="0" distR="0" wp14:anchorId="0AB32E8D" wp14:editId="170D9BEF">
+            <wp:extent cx="4690947" cy="2124075"/>
+            <wp:effectExtent l="0" t="0" r="0" b="0"/>
+            <wp:docPr id="1626423914" name="Picture 1"/>
+            <wp:cNvGraphicFramePr>
+              <a:graphicFrameLocks xmlns:a="http://schemas.openxmlformats.org/drawingml/2006/main" noChangeAspect="1"/>
+            </wp:cNvGraphicFramePr>
+            <a:graphic xmlns:a="http://schemas.openxmlformats.org/drawingml/2006/main">
+              <a:graphicData uri="http://schemas.openxmlformats.org/drawingml/2006/picture">
+                <pic:pic xmlns:pic="http://schemas.openxmlformats.org/drawingml/2006/picture">
+                  <pic:nvPicPr>
+                    <pic:cNvPr id="1626423914" name=""/>
+                    <pic:cNvPicPr/>
+                  </pic:nvPicPr>
+                  <pic:blipFill>
+                    <a:blip r:embed="rId26"/>
+                    <a:stretch>
+                      <a:fillRect/>
+                    </a:stretch>
+                  </pic:blipFill>
+                  <pic:spPr>
+                    <a:xfrm>
+                      <a:off x="0" y="0"/>
+                      <a:ext cx="4697544" cy="2127062"/>
+                    </a:xfrm>
+                    <a:prstGeom prst="rect">
+                      <a:avLst/>
+                    </a:prstGeom>
+                  </pic:spPr>
+                </pic:pic>
+              </a:graphicData>
+            </a:graphic>
+          </wp:inline>
+        </w:drawing>
+      </w:r>
+    </w:p>
+    <w:p>
+      <w:pPr>
+        <w:pStyle w:val="ListParagraph"/>
+        <w:numPr>
+          <w:ilvl w:val="0"/>
+          <w:numId w:val="7"/>
+        </w:numPr>
+        <w:rPr>
+          <w:rFonts w:ascii="Times New Roman" w:hAnsi="Times New Roman" w:cs="Times New Roman"/>
+          <w:lang w:val="en-US"/>
+        </w:rPr>
+      </w:pPr>
+      <w:r>
+        <w:rPr>
+          <w:rFonts w:ascii="Times New Roman" w:hAnsi="Times New Roman" w:cs="Times New Roman"/>
+          <w:lang w:val="en-US"/>
+        </w:rPr>
+        <w:lastRenderedPageBreak/>
+        <w:t>Hệ thống sẽ hiển thị danh sách tất cả các xe đã được ghép số khung hoặc chưa.</w:t>
+      </w:r>
+      <w:r>
+        <w:rPr>
+          <w:rFonts w:ascii="Times New Roman" w:hAnsi="Times New Roman" w:cs="Times New Roman"/>
+          <w:lang w:val="en-US"/>
+        </w:rPr>
+        <w:drawing>
+          <wp:inline distT="0" distB="0" distL="0" distR="0" wp14:anchorId="0023E8F5" wp14:editId="7CACBD44">
+            <wp:extent cx="5000625" cy="2637157"/>
+            <wp:effectExtent l="0" t="0" r="0" b="0"/>
+            <wp:docPr id="1362577263" name="Picture 1"/>
+            <wp:cNvGraphicFramePr>
+              <a:graphicFrameLocks xmlns:a="http://schemas.openxmlformats.org/drawingml/2006/main" noChangeAspect="1"/>
+            </wp:cNvGraphicFramePr>
+            <a:graphic xmlns:a="http://schemas.openxmlformats.org/drawingml/2006/main">
+              <a:graphicData uri="http://schemas.openxmlformats.org/drawingml/2006/picture">
+                <pic:pic xmlns:pic="http://schemas.openxmlformats.org/drawingml/2006/picture">
+                  <pic:nvPicPr>
+                    <pic:cNvPr id="1362577263" name=""/>
+                    <pic:cNvPicPr/>
+                  </pic:nvPicPr>
+                  <pic:blipFill>
+                    <a:blip r:embed="rId27"/>
+                    <a:stretch>
+                      <a:fillRect/>
+                    </a:stretch>
+                  </pic:blipFill>
+                  <pic:spPr>
+                    <a:xfrm>
+                      <a:off x="0" y="0"/>
+                      <a:ext cx="5004268" cy="2639078"/>
+                    </a:xfrm>
+                    <a:prstGeom prst="rect">
+                      <a:avLst/>
+                    </a:prstGeom>
+                  </pic:spPr>
+                </pic:pic>
+              </a:graphicData>
+            </a:graphic>
+          </wp:inline>
+        </w:drawing>
+      </w:r>
+    </w:p>
+    <w:p>
+      <w:pPr>
+        <w:pStyle w:val="ListParagraph"/>
+        <w:numPr>
+          <w:ilvl w:val="0"/>
+          <w:numId w:val="7"/>
+        </w:numPr>
+        <w:rPr>
+          <w:rFonts w:ascii="Times New Roman" w:hAnsi="Times New Roman" w:cs="Times New Roman"/>
+          <w:lang w:val="en-US"/>
+        </w:rPr>
+      </w:pPr>
+      <w:r>
+        <w:rPr>
+          <w:rFonts w:ascii="Times New Roman" w:hAnsi="Times New Roman" w:cs="Times New Roman"/>
+          <w:lang w:val="en-US"/>
+        </w:rPr>
+        <w:t>Tiếp theo, User click vào dấu 3 chấm (…) trong ô Số khung của hợp đồng mà User cần thực hiện, để hiện thị màn hình xếp xe cho hợp đồng.</w:t>
+      </w:r>
+    </w:p>
+    <w:p>
+      <w:pPr>
+        <w:pStyle w:val="ListParagraph"/>
+        <w:ind w:left="1080"/>
+        <w:rPr>
+          <w:rFonts w:ascii="Times New Roman" w:hAnsi="Times New Roman" w:cs="Times New Roman"/>
+          <w:lang w:val="en-US"/>
+        </w:rPr>
+      </w:pPr>
+      <w:r>
+        <w:rPr>
+          <w:rFonts w:ascii="Times New Roman" w:hAnsi="Times New Roman" w:cs="Times New Roman"/>
+          <w:lang w:val="en-US"/>
+        </w:rPr>
+        <w:drawing>
+          <wp:inline distT="0" distB="0" distL="0" distR="0" wp14:anchorId="09E5D7BD" wp14:editId="51921D17">
+            <wp:extent cx="5029200" cy="747395"/>
+            <wp:effectExtent l="0" t="0" r="0" b="0"/>
+            <wp:docPr id="1195314090" name="Picture 1"/>
+            <wp:cNvGraphicFramePr>
+              <a:graphicFrameLocks xmlns:a="http://schemas.openxmlformats.org/drawingml/2006/main" noChangeAspect="1"/>
+            </wp:cNvGraphicFramePr>
+            <a:graphic xmlns:a="http://schemas.openxmlformats.org/drawingml/2006/main">
+              <a:graphicData uri="http://schemas.openxmlformats.org/drawingml/2006/picture">
+                <pic:pic xmlns:pic="http://schemas.openxmlformats.org/drawingml/2006/picture">
+                  <pic:nvPicPr>
+                    <pic:cNvPr id="1195314090" name=""/>
+                    <pic:cNvPicPr/>
+                  </pic:nvPicPr>
+                  <pic:blipFill>
+                    <a:blip r:embed="rId28"/>
+                    <a:stretch>
+                      <a:fillRect/>
+                    </a:stretch>
+                  </pic:blipFill>
+                  <pic:spPr>
+                    <a:xfrm>
+                      <a:off x="0" y="0"/>
+                      <a:ext cx="5029200" cy="747395"/>
+                    </a:xfrm>
+                    <a:prstGeom prst="rect">
+                      <a:avLst/>
+                    </a:prstGeom>
+                  </pic:spPr>
+                </pic:pic>
+              </a:graphicData>
+            </a:graphic>
+          </wp:inline>
+        </w:drawing>
+      </w:r>
+    </w:p>
+    <w:p>
+      <w:pPr>
+        <w:pStyle w:val="ListParagraph"/>
+        <w:numPr>
+          <w:ilvl w:val="0"/>
+          <w:numId w:val="7"/>
+        </w:numPr>
+        <w:rPr>
+          <w:rFonts w:ascii="Times New Roman" w:hAnsi="Times New Roman" w:cs="Times New Roman"/>
+          <w:lang w:val="en-US"/>
+        </w:rPr>
+      </w:pPr>
+      <w:r>
+        <w:rPr>
+          <w:rFonts w:ascii="Times New Roman" w:hAnsi="Times New Roman" w:cs="Times New Roman"/>
+          <w:lang w:val="en-US"/>
+        </w:rPr>
+        <w:t>Để thực hiện xếp số khung, số máy cho hợp đồng, User cần chọn vào dòng số khung muốn xếp sau đó kéo từ phải sang trái vào ô số khung(bên trái) của hợp đồng.</w:t>
+      </w:r>
+      <w:r>
+        <w:rPr>
+          <w:rFonts w:ascii="Times New Roman" w:hAnsi="Times New Roman" w:cs="Times New Roman"/>
+          <w:lang w:val="en-US"/>
+        </w:rPr>
+        <w:drawing>
+          <wp:inline distT="0" distB="0" distL="0" distR="0" wp14:anchorId="6D72D45E" wp14:editId="694A1242">
+            <wp:extent cx="5029200" cy="1064791"/>
+            <wp:effectExtent l="0" t="0" r="0" b="2540"/>
+            <wp:docPr id="263006279" name="Picture 1"/>
+            <wp:cNvGraphicFramePr>
+              <a:graphicFrameLocks xmlns:a="http://schemas.openxmlformats.org/drawingml/2006/main" noChangeAspect="1"/>
+            </wp:cNvGraphicFramePr>
+            <a:graphic xmlns:a="http://schemas.openxmlformats.org/drawingml/2006/main">
+              <a:graphicData uri="http://schemas.openxmlformats.org/drawingml/2006/picture">
+                <pic:pic xmlns:pic="http://schemas.openxmlformats.org/drawingml/2006/picture">
+                  <pic:nvPicPr>
+                    <pic:cNvPr id="263006279" name=""/>
+                    <pic:cNvPicPr/>
+                  </pic:nvPicPr>
+                  <pic:blipFill>
+                    <a:blip r:embed="rId29"/>
+                    <a:stretch>
+                      <a:fillRect/>
+                    </a:stretch>
+                  </pic:blipFill>
+                  <pic:spPr>
+                    <a:xfrm>
+                      <a:off x="0" y="0"/>
+                      <a:ext cx="5049118" cy="1069008"/>
+                    </a:xfrm>
+                    <a:prstGeom prst="rect">
+                      <a:avLst/>
+                    </a:prstGeom>
+                  </pic:spPr>
+                </pic:pic>
+              </a:graphicData>
+            </a:graphic>
+          </wp:inline>
+        </w:drawing>
+      </w:r>
+    </w:p>
+    <w:p>
+      <w:pPr>
+        <w:pStyle w:val="ListParagraph"/>
+        <w:numPr>
+          <w:ilvl w:val="0"/>
+          <w:numId w:val="7"/>
+        </w:numPr>
+        <w:rPr>
+          <w:rFonts w:ascii="Times New Roman" w:hAnsi="Times New Roman" w:cs="Times New Roman"/>
+          <w:lang w:val="en-US"/>
+        </w:rPr>
+      </w:pPr>
+      <w:r>
+        <w:rPr>
+          <w:rFonts w:ascii="Times New Roman" w:hAnsi="Times New Roman" w:cs="Times New Roman"/>
+          <w:color w:val="EE0000"/>
+          <w:u w:val="single"/>
+          <w:lang w:val="en-US"/>
+        </w:rPr>
+        <w:t>Lưu ý:</w:t>
+      </w:r>
+      <w:r>
+        <w:rPr>
+          <w:rFonts w:ascii="Times New Roman" w:hAnsi="Times New Roman" w:cs="Times New Roman"/>
+          <w:color w:val="EE0000"/>
+          <w:lang w:val="en-US"/>
+        </w:rPr>
+        <w:t xml:space="preserve"> </w:t>
+      </w:r>
+      <w:r>
+        <w:rPr>
+          <w:rFonts w:ascii="Times New Roman" w:hAnsi="Times New Roman" w:cs="Times New Roman"/>
+          <w:lang w:val="en-US"/>
+        </w:rPr>
+        <w:t xml:space="preserve">Trường hợp kéo sai số khung, User click chuột phải vào khoảng trắng sau đó click “Giải phóng xếp xe”. </w:t>
+      </w:r>
+    </w:p>
+    <w:p>
+      <w:pPr>
+        <w:pStyle w:val="ListParagraph"/>
+        <w:ind w:left="1080"/>
+        <w:rPr>
+          <w:rFonts w:ascii="Times New Roman" w:hAnsi="Times New Roman" w:cs="Times New Roman"/>
+          <w:lang w:val="en-US"/>
+        </w:rPr>
+      </w:pPr>
+      <w:r>
+        <w:rPr>
+          <w:rFonts w:ascii="Times New Roman" w:hAnsi="Times New Roman" w:cs="Times New Roman"/>
+          <w:lang w:val="en-US"/>
+        </w:rPr>
+        <w:drawing>
+          <wp:inline distT="0" distB="0" distL="0" distR="0" wp14:anchorId="59AB4E68" wp14:editId="1BEBE338">
+            <wp:extent cx="4972236" cy="1409700"/>
+            <wp:effectExtent l="0" t="0" r="0" b="0"/>
+            <wp:docPr id="1565698700" name="Picture 1"/>
+            <wp:cNvGraphicFramePr>
+              <a:graphicFrameLocks xmlns:a="http://schemas.openxmlformats.org/drawingml/2006/main" noChangeAspect="1"/>
+            </wp:cNvGraphicFramePr>
+            <a:graphic xmlns:a="http://schemas.openxmlformats.org/drawingml/2006/main">
+              <a:graphicData uri="http://schemas.openxmlformats.org/drawingml/2006/picture">
+                <pic:pic xmlns:pic="http://schemas.openxmlformats.org/drawingml/2006/picture">
+                  <pic:nvPicPr>
+                    <pic:cNvPr id="1565698700" name=""/>
+                    <pic:cNvPicPr/>
+                  </pic:nvPicPr>
+                  <pic:blipFill>
+                    <a:blip r:embed="rId30"/>
+                    <a:stretch>
+                      <a:fillRect/>
+                    </a:stretch>
+                  </pic:blipFill>
+                  <pic:spPr>
+                    <a:xfrm>
+                      <a:off x="0" y="0"/>
+                      <a:ext cx="4978193" cy="1411389"/>
+                    </a:xfrm>
+                    <a:prstGeom prst="rect">
+                      <a:avLst/>
+                    </a:prstGeom>
+                  </pic:spPr>
+                </pic:pic>
+              </a:graphicData>
+            </a:graphic>
+          </wp:inline>
+        </w:drawing>
+      </w:r>
+    </w:p>
+    <w:p>
+      <w:pPr>
+        <w:rPr>
+          <w:rFonts w:ascii="Times New Roman" w:hAnsi="Times New Roman" w:cs="Times New Roman"/>
+          <w:lang w:val="en-US"/>
+        </w:rPr>
+      </w:pPr>
+    </w:p>
     <w:sectPr>
       <w:pgSz w:w="11906" w:h="16838"/>
       <w:pgMar w:top="1440" w:right="1440" w:bottom="1440" w:left="1440" w:header="720" w:footer="720" w:gutter="0"/>
@@ -4414,8 +5294,8 @@
 </file>
 
 <file path=word/numbering.xml><?xml version="1.0" encoding="utf-8"?>
-<w:numbering xmlns:wpc="http://schemas.microsoft.com/office/word/2010/wordprocessingCanvas" xmlns:mc="http://schemas.openxmlformats.org/markup-compatibility/2006" xmlns:o="urn:schemas-microsoft-com:office:office" xmlns:r="http://schemas.openxmlformats.org/officeDocument/2006/relationships" xmlns:m="http://schemas.openxmlformats.org/officeDocument/2006/math" xmlns:v="urn:schemas-microsoft-com:vml" xmlns:wp14="http://schemas.microsoft.com/office/word/2010/wordprocessingDrawing" xmlns:wp="http://schemas.openxmlformats.org/drawingml/2006/wordprocessingDrawing" xmlns:w10="urn:schemas-microsoft-com:office:word" xmlns:w="http://schemas.openxmlformats.org/wordprocessingml/2006/main" xmlns:w14="http://schemas.microsoft.com/office/word/2010/wordml" xmlns:w15="http://schemas.microsoft.com/office/word/2012/wordml" xmlns:wpg="http://schemas.microsoft.com/office/word/2010/wordprocessingGroup" xmlns:wpi="http://schemas.microsoft.com/office/word/2010/wordprocessingInk" xmlns:wne="http://schemas.microsoft.com/office/word/2006/wordml" xmlns:wps="http://schemas.microsoft.com/office/word/2010/wordprocessingShape" mc:Ignorable="w14 w15 wp14">
-  <w:abstractNum w:abstractNumId="0">
+<w:numbering xmlns:wpc="http://schemas.microsoft.com/office/word/2010/wordprocessingCanvas" xmlns:cx="http://schemas.microsoft.com/office/drawing/2014/chartex" xmlns:cx1="http://schemas.microsoft.com/office/drawing/2015/9/8/chartex" xmlns:cx2="http://schemas.microsoft.com/office/drawing/2015/10/21/chartex" xmlns:cx3="http://schemas.microsoft.com/office/drawing/2016/5/9/chartex" xmlns:cx4="http://schemas.microsoft.com/office/drawing/2016/5/10/chartex" xmlns:cx5="http://schemas.microsoft.com/office/drawing/2016/5/11/chartex" xmlns:cx6="http://schemas.microsoft.com/office/drawing/2016/5/12/chartex" xmlns:cx7="http://schemas.microsoft.com/office/drawing/2016/5/13/chartex" xmlns:cx8="http://schemas.microsoft.com/office/drawing/2016/5/14/chartex" xmlns:mc="http://schemas.openxmlformats.org/markup-compatibility/2006" xmlns:aink="http://schemas.microsoft.com/office/drawing/2016/ink" xmlns:am3d="http://schemas.microsoft.com/office/drawing/2017/model3d" xmlns:o="urn:schemas-microsoft-com:office:office" xmlns:oel="http://schemas.microsoft.com/office/2019/extlst" xmlns:r="http://schemas.openxmlformats.org/officeDocument/2006/relationships" xmlns:m="http://schemas.openxmlformats.org/officeDocument/2006/math" xmlns:v="urn:schemas-microsoft-com:vml" xmlns:wp14="http://schemas.microsoft.com/office/word/2010/wordprocessingDrawing" xmlns:wp="http://schemas.openxmlformats.org/drawingml/2006/wordprocessingDrawing" xmlns:w10="urn:schemas-microsoft-com:office:word" xmlns:w="http://schemas.openxmlformats.org/wordprocessingml/2006/main" xmlns:w14="http://schemas.microsoft.com/office/word/2010/wordml" xmlns:w15="http://schemas.microsoft.com/office/word/2012/wordml" xmlns:w16cex="http://schemas.microsoft.com/office/word/2018/wordml/cex" xmlns:w16cid="http://schemas.microsoft.com/office/word/2016/wordml/cid" xmlns:w16="http://schemas.microsoft.com/office/word/2018/wordml" xmlns:w16du="http://schemas.microsoft.com/office/word/2023/wordml/word16du" xmlns:w16sdtdh="http://schemas.microsoft.com/office/word/2020/wordml/sdtdatahash" xmlns:w16sdtfl="http://schemas.microsoft.com/office/word/2024/wordml/sdtformatlock" xmlns:w16se="http://schemas.microsoft.com/office/word/2015/wordml/symex" xmlns:wpg="http://schemas.microsoft.com/office/word/2010/wordprocessingGroup" xmlns:wpi="http://schemas.microsoft.com/office/word/2010/wordprocessingInk" xmlns:wne="http://schemas.microsoft.com/office/word/2006/wordml" xmlns:wps="http://schemas.microsoft.com/office/word/2010/wordprocessingShape" mc:Ignorable="w14 w15 w16se w16cid w16 w16cex w16sdtdh w16sdtfl w16du wp14">
+  <w:abstractNum w:abstractNumId="0" w15:restartNumberingAfterBreak="0">
     <w:nsid w:val="037B3550"/>
     <w:multiLevelType w:val="hybridMultilevel"/>
     <w:tmpl w:val="D9B6DEAA"/>
@@ -4502,7 +5382,7 @@
       </w:pPr>
     </w:lvl>
   </w:abstractNum>
-  <w:abstractNum w:abstractNumId="1">
+  <w:abstractNum w:abstractNumId="1" w15:restartNumberingAfterBreak="0">
     <w:nsid w:val="03C1406B"/>
     <w:multiLevelType w:val="hybridMultilevel"/>
     <w:tmpl w:val="806E5B7C"/>
@@ -4588,7 +5468,7 @@
       </w:pPr>
     </w:lvl>
   </w:abstractNum>
-  <w:abstractNum w:abstractNumId="2">
+  <w:abstractNum w:abstractNumId="2" w15:restartNumberingAfterBreak="0">
     <w:nsid w:val="08FC6C63"/>
     <w:multiLevelType w:val="hybridMultilevel"/>
     <w:tmpl w:val="A9D4BC06"/>
@@ -4674,7 +5554,7 @@
       </w:pPr>
     </w:lvl>
   </w:abstractNum>
-  <w:abstractNum w:abstractNumId="3">
+  <w:abstractNum w:abstractNumId="3" w15:restartNumberingAfterBreak="0">
     <w:nsid w:val="21171ED9"/>
     <w:multiLevelType w:val="hybridMultilevel"/>
     <w:tmpl w:val="BC70C8DE"/>
@@ -4786,7 +5666,7 @@
       </w:rPr>
     </w:lvl>
   </w:abstractNum>
-  <w:abstractNum w:abstractNumId="4">
+  <w:abstractNum w:abstractNumId="4" w15:restartNumberingAfterBreak="0">
     <w:nsid w:val="4B635674"/>
     <w:multiLevelType w:val="hybridMultilevel"/>
     <w:tmpl w:val="EE1E9E1A"/>
@@ -4872,7 +5752,7 @@
       </w:pPr>
     </w:lvl>
   </w:abstractNum>
-  <w:abstractNum w:abstractNumId="5">
+  <w:abstractNum w:abstractNumId="5" w15:restartNumberingAfterBreak="0">
     <w:nsid w:val="60E5793F"/>
     <w:multiLevelType w:val="hybridMultilevel"/>
     <w:tmpl w:val="A9D4BC06"/>
@@ -4958,7 +5838,7 @@
       </w:pPr>
     </w:lvl>
   </w:abstractNum>
-  <w:abstractNum w:abstractNumId="6">
+  <w:abstractNum w:abstractNumId="6" w15:restartNumberingAfterBreak="0">
     <w:nsid w:val="69356920"/>
     <w:multiLevelType w:val="hybridMultilevel"/>
     <w:tmpl w:val="A01CF3AE"/>
@@ -5045,7 +5925,7 @@
       </w:pPr>
     </w:lvl>
   </w:abstractNum>
-  <w:abstractNum w:abstractNumId="7">
+  <w:abstractNum w:abstractNumId="7" w15:restartNumberingAfterBreak="0">
     <w:nsid w:val="6AE4786A"/>
     <w:multiLevelType w:val="hybridMultilevel"/>
     <w:tmpl w:val="2FBC9556"/>
@@ -5134,7 +6014,7 @@
       </w:pPr>
     </w:lvl>
   </w:abstractNum>
-  <w:abstractNum w:abstractNumId="8">
+  <w:abstractNum w:abstractNumId="8" w15:restartNumberingAfterBreak="0">
     <w:nsid w:val="7DE04971"/>
     <w:multiLevelType w:val="hybridMultilevel"/>
     <w:tmpl w:val="5CFE19B6"/>
@@ -5220,41 +6100,47 @@
       </w:pPr>
     </w:lvl>
   </w:abstractNum>
-  <w:num w:numId="1">
+  <w:num w:numId="1" w16cid:durableId="614487657">
     <w:abstractNumId w:val="6"/>
   </w:num>
-  <w:num w:numId="2">
+  <w:num w:numId="2" w16cid:durableId="1330518375">
     <w:abstractNumId w:val="0"/>
   </w:num>
-  <w:num w:numId="3">
+  <w:num w:numId="3" w16cid:durableId="1609774216">
     <w:abstractNumId w:val="4"/>
   </w:num>
-  <w:num w:numId="4">
+  <w:num w:numId="4" w16cid:durableId="2128891260">
     <w:abstractNumId w:val="8"/>
   </w:num>
-  <w:num w:numId="5">
+  <w:num w:numId="5" w16cid:durableId="858350513">
     <w:abstractNumId w:val="1"/>
   </w:num>
-  <w:num w:numId="6">
+  <w:num w:numId="6" w16cid:durableId="1096630391">
     <w:abstractNumId w:val="5"/>
   </w:num>
-  <w:num w:numId="7">
+  <w:num w:numId="7" w16cid:durableId="109785189">
     <w:abstractNumId w:val="3"/>
   </w:num>
-  <w:num w:numId="8">
+  <w:num w:numId="8" w16cid:durableId="1336152418">
     <w:abstractNumId w:val="7"/>
   </w:num>
-  <w:num w:numId="9">
+  <w:num w:numId="9" w16cid:durableId="1460489281">
     <w:abstractNumId w:val="0"/>
   </w:num>
-  <w:num w:numId="10">
+  <w:num w:numId="10" w16cid:durableId="589972815">
     <w:abstractNumId w:val="2"/>
+  </w:num>
+  <w:num w:numId="11" w16cid:durableId="1073088346">
+    <w:abstractNumId w:val="0"/>
+    <w:lvlOverride w:ilvl="0">
+      <w:startOverride w:val="1"/>
+    </w:lvlOverride>
   </w:num>
 </w:numbering>
 </file>
 
 <file path=word/styles.xml><?xml version="1.0" encoding="utf-8"?>
-<w:styles xmlns:mc="http://schemas.openxmlformats.org/markup-compatibility/2006" xmlns:r="http://schemas.openxmlformats.org/officeDocument/2006/relationships" xmlns:w="http://schemas.openxmlformats.org/wordprocessingml/2006/main" xmlns:w14="http://schemas.microsoft.com/office/word/2010/wordml" xmlns:w15="http://schemas.microsoft.com/office/word/2012/wordml" mc:Ignorable="w14 w15">
+<w:styles xmlns:mc="http://schemas.openxmlformats.org/markup-compatibility/2006" xmlns:r="http://schemas.openxmlformats.org/officeDocument/2006/relationships" xmlns:w="http://schemas.openxmlformats.org/wordprocessingml/2006/main" xmlns:w14="http://schemas.microsoft.com/office/word/2010/wordml" xmlns:w15="http://schemas.microsoft.com/office/word/2012/wordml" xmlns:w16cex="http://schemas.microsoft.com/office/word/2018/wordml/cex" xmlns:w16cid="http://schemas.microsoft.com/office/word/2016/wordml/cid" xmlns:w16="http://schemas.microsoft.com/office/word/2018/wordml" xmlns:w16du="http://schemas.microsoft.com/office/word/2023/wordml/word16du" xmlns:w16sdtdh="http://schemas.microsoft.com/office/word/2020/wordml/sdtdatahash" xmlns:w16sdtfl="http://schemas.microsoft.com/office/word/2024/wordml/sdtformatlock" xmlns:w16se="http://schemas.microsoft.com/office/word/2015/wordml/symex" mc:Ignorable="w14 w15 w16se w16cid w16 w16cex w16sdtdh w16sdtfl w16du">
   <w:docDefaults>
     <w:rPrDefault>
       <w:rPr>
@@ -5272,7 +6158,7 @@
       </w:pPr>
     </w:pPrDefault>
   </w:docDefaults>
-  <w:latentStyles w:defLockedState="0" w:defUIPriority="99" w:defSemiHidden="0" w:defUnhideWhenUsed="0" w:defQFormat="0" w:count="371">
+  <w:latentStyles w:defLockedState="0" w:defUIPriority="99" w:defSemiHidden="0" w:defUnhideWhenUsed="0" w:defQFormat="0" w:count="376">
     <w:lsdException w:name="Normal" w:uiPriority="0" w:qFormat="1"/>
     <w:lsdException w:name="heading 1" w:uiPriority="9" w:qFormat="1"/>
     <w:lsdException w:name="heading 2" w:semiHidden="1" w:uiPriority="9" w:unhideWhenUsed="1" w:qFormat="1"/>
@@ -5644,6 +6530,11 @@
     <w:lsdException w:name="List Table 5 Dark Accent 6" w:uiPriority="50"/>
     <w:lsdException w:name="List Table 6 Colorful Accent 6" w:uiPriority="51"/>
     <w:lsdException w:name="List Table 7 Colorful Accent 6" w:uiPriority="52"/>
+    <w:lsdException w:name="Mention" w:semiHidden="1" w:unhideWhenUsed="1"/>
+    <w:lsdException w:name="Smart Hyperlink" w:semiHidden="1" w:unhideWhenUsed="1"/>
+    <w:lsdException w:name="Hashtag" w:semiHidden="1" w:unhideWhenUsed="1"/>
+    <w:lsdException w:name="Unresolved Mention" w:semiHidden="1" w:unhideWhenUsed="1"/>
+    <w:lsdException w:name="Smart Link" w:semiHidden="1" w:unhideWhenUsed="1"/>
   </w:latentStyles>
   <w:style w:type="paragraph" w:default="1" w:styleId="Normal">
     <w:name w:val="Normal"/>
